--- a/GMFCS.docx
+++ b/GMFCS.docx
@@ -37,7 +37,14 @@
           <w:b/>
           <w:bCs/>
         </w:rPr>
-        <w:t xml:space="preserve"> Uttkarsh Singh</w:t>
+        <w:t xml:space="preserve"> </w:t>
+      </w:r>
+      <w:r>
+        <w:rPr>
+          <w:b/>
+          <w:bCs/>
+        </w:rPr>
+        <w:t>xyz</w:t>
       </w:r>
     </w:p>
     <w:p>
@@ -604,6 +611,13 @@
                 <w:bCs/>
               </w:rPr>
             </w:pPr>
+            <w:r>
+              <w:rPr>
+                <w:b/>
+                <w:bCs/>
+              </w:rPr>
+              <w:t>3</w:t>
+            </w:r>
           </w:p>
         </w:tc>
       </w:tr>
@@ -799,6 +813,13 @@
                 <w:bCs/>
               </w:rPr>
             </w:pPr>
+            <w:r>
+              <w:rPr>
+                <w:b/>
+                <w:bCs/>
+              </w:rPr>
+              <w:t>2</w:t>
+            </w:r>
           </w:p>
         </w:tc>
       </w:tr>
@@ -994,6 +1015,13 @@
                 <w:bCs/>
               </w:rPr>
             </w:pPr>
+            <w:r>
+              <w:rPr>
+                <w:b/>
+                <w:bCs/>
+              </w:rPr>
+              <w:t>3</w:t>
+            </w:r>
           </w:p>
         </w:tc>
       </w:tr>

--- a/GMFCS.docx
+++ b/GMFCS.docx
@@ -16,6 +16,13 @@
           <w:bCs/>
         </w:rPr>
         <w:t>Gross Motor Function Measure Score Sheet</w:t>
+      </w:r>
+      <w:r>
+        <w:rPr>
+          <w:b/>
+          <w:bCs/>
+        </w:rPr>
+        <w:t xml:space="preserve"> </w:t>
       </w:r>
     </w:p>
     <w:p>
@@ -39,6 +46,23 @@
         </w:rPr>
         <w:t xml:space="preserve"> </w:t>
       </w:r>
+      <w:proofErr w:type="spellStart"/>
+      <w:r>
+        <w:rPr>
+          <w:b/>
+          <w:bCs/>
+        </w:rPr>
+        <w:t>abc</w:t>
+      </w:r>
+      <w:proofErr w:type="spellEnd"/>
+      <w:r>
+        <w:rPr>
+          <w:b/>
+          <w:bCs/>
+        </w:rPr>
+        <w:t xml:space="preserve"> </w:t>
+      </w:r>
+      <w:proofErr w:type="spellStart"/>
       <w:r>
         <w:rPr>
           <w:b/>
@@ -46,6 +70,7 @@
         </w:rPr>
         <w:t>xyz</w:t>
       </w:r>
+      <w:proofErr w:type="spellEnd"/>
     </w:p>
     <w:p>
       <w:pPr>
@@ -60,6 +85,13 @@
           <w:bCs/>
         </w:rPr>
         <w:t>Assessment Date;</w:t>
+      </w:r>
+      <w:r>
+        <w:rPr>
+          <w:b/>
+          <w:bCs/>
+        </w:rPr>
+        <w:t xml:space="preserve"> </w:t>
       </w:r>
     </w:p>
     <w:p>
@@ -1895,7 +1927,15 @@
               </w:rPr>
             </w:pPr>
             <w:r>
-              <w:t>SIT ON MAT: Touches toy palced 45 behind child’s R side returns to start</w:t>
+              <w:t xml:space="preserve">SIT ON MAT: Touches toy </w:t>
+            </w:r>
+            <w:proofErr w:type="spellStart"/>
+            <w:r>
+              <w:t>palced</w:t>
+            </w:r>
+            <w:proofErr w:type="spellEnd"/>
+            <w:r>
+              <w:t xml:space="preserve"> 45 behind child’s R side returns to start</w:t>
             </w:r>
           </w:p>
         </w:tc>
@@ -2649,7 +2689,15 @@
               </w:rPr>
             </w:pPr>
             <w:r>
-              <w:t>PR: Creeps Forward 1.8 m(6 inches)</w:t>
+              <w:t xml:space="preserve">PR: Creeps Forward 1.8 </w:t>
+            </w:r>
+            <w:proofErr w:type="gramStart"/>
+            <w:r>
+              <w:t>m(</w:t>
+            </w:r>
+            <w:proofErr w:type="gramEnd"/>
+            <w:r>
+              <w:t>6 inches)</w:t>
             </w:r>
           </w:p>
         </w:tc>
@@ -2708,7 +2756,15 @@
               </w:rPr>
             </w:pPr>
             <w:r>
-              <w:t>4 POINT: Maintains, Weight on Hands and knees, 10 sec</w:t>
+              <w:t xml:space="preserve">4 </w:t>
+            </w:r>
+            <w:proofErr w:type="gramStart"/>
+            <w:r>
+              <w:t>POINT</w:t>
+            </w:r>
+            <w:proofErr w:type="gramEnd"/>
+            <w:r>
+              <w:t>: Maintains, Weight on Hands and knees, 10 sec</w:t>
             </w:r>
           </w:p>
         </w:tc>
@@ -2767,7 +2823,15 @@
               </w:rPr>
             </w:pPr>
             <w:r>
-              <w:t>4 POINT: Attains sit arms free</w:t>
+              <w:t xml:space="preserve">4 </w:t>
+            </w:r>
+            <w:proofErr w:type="gramStart"/>
+            <w:r>
+              <w:t>POINT</w:t>
+            </w:r>
+            <w:proofErr w:type="gramEnd"/>
+            <w:r>
+              <w:t>: Attains sit arms free</w:t>
             </w:r>
           </w:p>
         </w:tc>
@@ -2826,7 +2890,15 @@
               </w:rPr>
             </w:pPr>
             <w:r>
-              <w:t>PR: Attains 4 point, weight on hands and knees</w:t>
+              <w:t xml:space="preserve">PR: Attains </w:t>
+            </w:r>
+            <w:proofErr w:type="gramStart"/>
+            <w:r>
+              <w:t>4 point</w:t>
+            </w:r>
+            <w:proofErr w:type="gramEnd"/>
+            <w:r>
+              <w:t>, weight on hands and knees</w:t>
             </w:r>
           </w:p>
         </w:tc>
@@ -2885,7 +2957,15 @@
               </w:rPr>
             </w:pPr>
             <w:r>
-              <w:t>4 POINT: Reaches Forward with R Arm, Hand above shoulder level</w:t>
+              <w:t xml:space="preserve">4 </w:t>
+            </w:r>
+            <w:proofErr w:type="gramStart"/>
+            <w:r>
+              <w:t>POINT</w:t>
+            </w:r>
+            <w:proofErr w:type="gramEnd"/>
+            <w:r>
+              <w:t>: Reaches Forward with R Arm, Hand above shoulder level</w:t>
             </w:r>
           </w:p>
         </w:tc>
@@ -2944,7 +3024,15 @@
               </w:rPr>
             </w:pPr>
             <w:r>
-              <w:t>4 POINT: Reaches Forward with L Arm, Hand above shoulder level</w:t>
+              <w:t xml:space="preserve">4 </w:t>
+            </w:r>
+            <w:proofErr w:type="gramStart"/>
+            <w:r>
+              <w:t>POINT</w:t>
+            </w:r>
+            <w:proofErr w:type="gramEnd"/>
+            <w:r>
+              <w:t>: Reaches Forward with L Arm, Hand above shoulder level</w:t>
             </w:r>
           </w:p>
         </w:tc>
@@ -3003,7 +3091,15 @@
               </w:rPr>
             </w:pPr>
             <w:r>
-              <w:t>4 POINT: Crawls or Hitches Forward 1.8 m (6 inches)</w:t>
+              <w:t xml:space="preserve">4 </w:t>
+            </w:r>
+            <w:proofErr w:type="gramStart"/>
+            <w:r>
+              <w:t>POINT</w:t>
+            </w:r>
+            <w:proofErr w:type="gramEnd"/>
+            <w:r>
+              <w:t>: Crawls or Hitches Forward 1.8 m (6 inches)</w:t>
             </w:r>
           </w:p>
         </w:tc>
@@ -3062,7 +3158,15 @@
               </w:rPr>
             </w:pPr>
             <w:r>
-              <w:t>4 POINT: Crawls Reciprocally Forward 1.8m(6 inches)</w:t>
+              <w:t xml:space="preserve">4 </w:t>
+            </w:r>
+            <w:proofErr w:type="gramStart"/>
+            <w:r>
+              <w:t>POINT</w:t>
+            </w:r>
+            <w:proofErr w:type="gramEnd"/>
+            <w:r>
+              <w:t>: Crawls Reciprocally Forward 1.8m(6 inches)</w:t>
             </w:r>
           </w:p>
         </w:tc>
@@ -3121,7 +3225,15 @@
               </w:rPr>
             </w:pPr>
             <w:r>
-              <w:t>4 POINT: Crawls up to 4 steps on hands and knees/Feet</w:t>
+              <w:t xml:space="preserve">4 </w:t>
+            </w:r>
+            <w:proofErr w:type="gramStart"/>
+            <w:r>
+              <w:t>POINT</w:t>
+            </w:r>
+            <w:proofErr w:type="gramEnd"/>
+            <w:r>
+              <w:t>: Crawls up to 4 steps on hands and knees/Feet</w:t>
             </w:r>
           </w:p>
         </w:tc>
@@ -3180,7 +3292,15 @@
               </w:rPr>
             </w:pPr>
             <w:r>
-              <w:t>4 POINT: Crawls Backwards down 4 steps on hands and knees/feet</w:t>
+              <w:t xml:space="preserve">4 </w:t>
+            </w:r>
+            <w:proofErr w:type="gramStart"/>
+            <w:r>
+              <w:t>POINT</w:t>
+            </w:r>
+            <w:proofErr w:type="gramEnd"/>
+            <w:r>
+              <w:t>: Crawls Backwards down 4 steps on hands and knees/feet</w:t>
             </w:r>
           </w:p>
         </w:tc>
@@ -3239,7 +3359,15 @@
               </w:rPr>
             </w:pPr>
             <w:r>
-              <w:t>SIT ON MAT: Attains High kn using arms, maintains, arms free 10 sec</w:t>
+              <w:t xml:space="preserve">SIT ON MAT: Attains High </w:t>
+            </w:r>
+            <w:proofErr w:type="spellStart"/>
+            <w:r>
+              <w:t>kn</w:t>
+            </w:r>
+            <w:proofErr w:type="spellEnd"/>
+            <w:r>
+              <w:t xml:space="preserve"> using arms, maintains, arms free 10 sec</w:t>
             </w:r>
           </w:p>
         </w:tc>
@@ -3298,7 +3426,15 @@
               </w:rPr>
             </w:pPr>
             <w:r>
-              <w:t>HIGH KN: Attains half kn on R Knee using arms, maintains arms free, 10 sec</w:t>
+              <w:t xml:space="preserve">HIGH KN: Attains half </w:t>
+            </w:r>
+            <w:proofErr w:type="spellStart"/>
+            <w:r>
+              <w:t>kn</w:t>
+            </w:r>
+            <w:proofErr w:type="spellEnd"/>
+            <w:r>
+              <w:t xml:space="preserve"> on R Knee using arms, maintains arms free, 10 sec</w:t>
             </w:r>
           </w:p>
         </w:tc>
@@ -3357,7 +3493,15 @@
               </w:rPr>
             </w:pPr>
             <w:r>
-              <w:t>HIGH KN: Attains half kn on R Knee using arms, maintains arms free, 10 sec</w:t>
+              <w:t xml:space="preserve">HIGH KN: Attains half </w:t>
+            </w:r>
+            <w:proofErr w:type="spellStart"/>
+            <w:r>
+              <w:t>kn</w:t>
+            </w:r>
+            <w:proofErr w:type="spellEnd"/>
+            <w:r>
+              <w:t xml:space="preserve"> on R Knee using arms, maintains arms free, 10 sec</w:t>
             </w:r>
           </w:p>
         </w:tc>
@@ -3416,7 +3560,15 @@
               </w:rPr>
             </w:pPr>
             <w:r>
-              <w:t>HIGH KN: Kn walks forward 10 steps, arms free</w:t>
+              <w:t xml:space="preserve">HIGH KN: </w:t>
+            </w:r>
+            <w:proofErr w:type="spellStart"/>
+            <w:r>
+              <w:t>Kn</w:t>
+            </w:r>
+            <w:proofErr w:type="spellEnd"/>
+            <w:r>
+              <w:t xml:space="preserve"> walks forward 10 steps, arms free</w:t>
             </w:r>
           </w:p>
         </w:tc>
@@ -4110,7 +4262,15 @@
               </w:rPr>
             </w:pPr>
             <w:r>
-              <w:t>HIGH KN: Attains STD through half kn R knee, without using arms</w:t>
+              <w:t xml:space="preserve">HIGH KN: Attains STD through half </w:t>
+            </w:r>
+            <w:proofErr w:type="spellStart"/>
+            <w:r>
+              <w:t>kn</w:t>
+            </w:r>
+            <w:proofErr w:type="spellEnd"/>
+            <w:r>
+              <w:t xml:space="preserve"> R knee, without using arms</w:t>
             </w:r>
           </w:p>
         </w:tc>
@@ -4169,7 +4329,15 @@
               </w:rPr>
             </w:pPr>
             <w:r>
-              <w:t>HIGH KN: Attains STD through half kn l knee, without using arms</w:t>
+              <w:t xml:space="preserve">HIGH KN: Attains STD through half </w:t>
+            </w:r>
+            <w:proofErr w:type="spellStart"/>
+            <w:r>
+              <w:t>kn</w:t>
+            </w:r>
+            <w:proofErr w:type="spellEnd"/>
+            <w:r>
+              <w:t xml:space="preserve"> l knee, without using arms</w:t>
             </w:r>
           </w:p>
         </w:tc>
@@ -4554,8 +4722,17 @@
                 <w:b/>
                 <w:bCs/>
               </w:rPr>
-              <w:t>Walking and Running</w:t>
-            </w:r>
+              <w:t xml:space="preserve">Walking and </w:t>
+            </w:r>
+            <w:proofErr w:type="gramStart"/>
+            <w:r>
+              <w:rPr>
+                <w:b/>
+                <w:bCs/>
+              </w:rPr>
+              <w:t>Running</w:t>
+            </w:r>
+            <w:proofErr w:type="gramEnd"/>
           </w:p>
         </w:tc>
         <w:tc>
@@ -5735,7 +5912,15 @@
               </w:rPr>
             </w:pPr>
             <w:r>
-              <w:t>STD, Holding 1 RAIL: Walks up 4 steps, holding 1 rail, alternate feet</w:t>
+              <w:t xml:space="preserve">STD, </w:t>
+            </w:r>
+            <w:proofErr w:type="gramStart"/>
+            <w:r>
+              <w:t>Holding</w:t>
+            </w:r>
+            <w:proofErr w:type="gramEnd"/>
+            <w:r>
+              <w:t xml:space="preserve"> 1 RAIL: Walks up 4 steps, holding 1 rail, alternate feet</w:t>
             </w:r>
           </w:p>
         </w:tc>
@@ -6005,6 +6190,56 @@
     </w:sectPr>
   </w:body>
 </w:document>
+</file>
+
+<file path=word/endnotes.xml><?xml version="1.0" encoding="utf-8"?>
+<w:endnotes xmlns:wpc="http://schemas.microsoft.com/office/word/2010/wordprocessingCanvas" xmlns:cx="http://schemas.microsoft.com/office/drawing/2014/chartex" xmlns:cx1="http://schemas.microsoft.com/office/drawing/2015/9/8/chartex" xmlns:cx2="http://schemas.microsoft.com/office/drawing/2015/10/21/chartex" xmlns:cx3="http://schemas.microsoft.com/office/drawing/2016/5/9/chartex" xmlns:cx4="http://schemas.microsoft.com/office/drawing/2016/5/10/chartex" xmlns:cx5="http://schemas.microsoft.com/office/drawing/2016/5/11/chartex" xmlns:cx6="http://schemas.microsoft.com/office/drawing/2016/5/12/chartex" xmlns:cx7="http://schemas.microsoft.com/office/drawing/2016/5/13/chartex" xmlns:cx8="http://schemas.microsoft.com/office/drawing/2016/5/14/chartex" xmlns:mc="http://schemas.openxmlformats.org/markup-compatibility/2006" xmlns:aink="http://schemas.microsoft.com/office/drawing/2016/ink" xmlns:am3d="http://schemas.microsoft.com/office/drawing/2017/model3d" xmlns:o="urn:schemas-microsoft-com:office:office" xmlns:oel="http://schemas.microsoft.com/office/2019/extlst" xmlns:r="http://schemas.openxmlformats.org/officeDocument/2006/relationships" xmlns:m="http://schemas.openxmlformats.org/officeDocument/2006/math" xmlns:v="urn:schemas-microsoft-com:vml" xmlns:wp14="http://schemas.microsoft.com/office/word/2010/wordprocessingDrawing" xmlns:wp="http://schemas.openxmlformats.org/drawingml/2006/wordprocessingDrawing" xmlns:w10="urn:schemas-microsoft-com:office:word" xmlns:w="http://schemas.openxmlformats.org/wordprocessingml/2006/main" xmlns:w14="http://schemas.microsoft.com/office/word/2010/wordml" xmlns:w15="http://schemas.microsoft.com/office/word/2012/wordml" xmlns:w16cex="http://schemas.microsoft.com/office/word/2018/wordml/cex" xmlns:w16cid="http://schemas.microsoft.com/office/word/2016/wordml/cid" xmlns:w16="http://schemas.microsoft.com/office/word/2018/wordml" xmlns:w16du="http://schemas.microsoft.com/office/word/2023/wordml/word16du" xmlns:w16sdtdh="http://schemas.microsoft.com/office/word/2020/wordml/sdtdatahash" xmlns:w16sdtfl="http://schemas.microsoft.com/office/word/2024/wordml/sdtformatlock" xmlns:w16se="http://schemas.microsoft.com/office/word/2015/wordml/symex" xmlns:wpg="http://schemas.microsoft.com/office/word/2010/wordprocessingGroup" xmlns:wpi="http://schemas.microsoft.com/office/word/2010/wordprocessingInk" xmlns:wne="http://schemas.microsoft.com/office/word/2006/wordml" xmlns:wps="http://schemas.microsoft.com/office/word/2010/wordprocessingShape" mc:Ignorable="w14 w15 w16se w16cid w16 w16cex w16sdtdh w16sdtfl w16du wp14">
+  <w:endnote w:type="separator" w:id="-1">
+    <w:p>
+      <w:pPr>
+        <w:spacing w:after="0" w:line="240" w:lineRule="auto"/>
+      </w:pPr>
+      <w:r>
+        <w:separator/>
+      </w:r>
+    </w:p>
+  </w:endnote>
+  <w:endnote w:type="continuationSeparator" w:id="0">
+    <w:p>
+      <w:pPr>
+        <w:spacing w:after="0" w:line="240" w:lineRule="auto"/>
+      </w:pPr>
+      <w:r>
+        <w:continuationSeparator/>
+      </w:r>
+    </w:p>
+  </w:endnote>
+</w:endnotes>
+</file>
+
+<file path=word/footnotes.xml><?xml version="1.0" encoding="utf-8"?>
+<w:footnotes xmlns:wpc="http://schemas.microsoft.com/office/word/2010/wordprocessingCanvas" xmlns:cx="http://schemas.microsoft.com/office/drawing/2014/chartex" xmlns:cx1="http://schemas.microsoft.com/office/drawing/2015/9/8/chartex" xmlns:cx2="http://schemas.microsoft.com/office/drawing/2015/10/21/chartex" xmlns:cx3="http://schemas.microsoft.com/office/drawing/2016/5/9/chartex" xmlns:cx4="http://schemas.microsoft.com/office/drawing/2016/5/10/chartex" xmlns:cx5="http://schemas.microsoft.com/office/drawing/2016/5/11/chartex" xmlns:cx6="http://schemas.microsoft.com/office/drawing/2016/5/12/chartex" xmlns:cx7="http://schemas.microsoft.com/office/drawing/2016/5/13/chartex" xmlns:cx8="http://schemas.microsoft.com/office/drawing/2016/5/14/chartex" xmlns:mc="http://schemas.openxmlformats.org/markup-compatibility/2006" xmlns:aink="http://schemas.microsoft.com/office/drawing/2016/ink" xmlns:am3d="http://schemas.microsoft.com/office/drawing/2017/model3d" xmlns:o="urn:schemas-microsoft-com:office:office" xmlns:oel="http://schemas.microsoft.com/office/2019/extlst" xmlns:r="http://schemas.openxmlformats.org/officeDocument/2006/relationships" xmlns:m="http://schemas.openxmlformats.org/officeDocument/2006/math" xmlns:v="urn:schemas-microsoft-com:vml" xmlns:wp14="http://schemas.microsoft.com/office/word/2010/wordprocessingDrawing" xmlns:wp="http://schemas.openxmlformats.org/drawingml/2006/wordprocessingDrawing" xmlns:w10="urn:schemas-microsoft-com:office:word" xmlns:w="http://schemas.openxmlformats.org/wordprocessingml/2006/main" xmlns:w14="http://schemas.microsoft.com/office/word/2010/wordml" xmlns:w15="http://schemas.microsoft.com/office/word/2012/wordml" xmlns:w16cex="http://schemas.microsoft.com/office/word/2018/wordml/cex" xmlns:w16cid="http://schemas.microsoft.com/office/word/2016/wordml/cid" xmlns:w16="http://schemas.microsoft.com/office/word/2018/wordml" xmlns:w16du="http://schemas.microsoft.com/office/word/2023/wordml/word16du" xmlns:w16sdtdh="http://schemas.microsoft.com/office/word/2020/wordml/sdtdatahash" xmlns:w16sdtfl="http://schemas.microsoft.com/office/word/2024/wordml/sdtformatlock" xmlns:w16se="http://schemas.microsoft.com/office/word/2015/wordml/symex" xmlns:wpg="http://schemas.microsoft.com/office/word/2010/wordprocessingGroup" xmlns:wpi="http://schemas.microsoft.com/office/word/2010/wordprocessingInk" xmlns:wne="http://schemas.microsoft.com/office/word/2006/wordml" xmlns:wps="http://schemas.microsoft.com/office/word/2010/wordprocessingShape" mc:Ignorable="w14 w15 w16se w16cid w16 w16cex w16sdtdh w16sdtfl w16du wp14">
+  <w:footnote w:type="separator" w:id="-1">
+    <w:p>
+      <w:pPr>
+        <w:spacing w:after="0" w:line="240" w:lineRule="auto"/>
+      </w:pPr>
+      <w:r>
+        <w:separator/>
+      </w:r>
+    </w:p>
+  </w:footnote>
+  <w:footnote w:type="continuationSeparator" w:id="0">
+    <w:p>
+      <w:pPr>
+        <w:spacing w:after="0" w:line="240" w:lineRule="auto"/>
+      </w:pPr>
+      <w:r>
+        <w:continuationSeparator/>
+      </w:r>
+    </w:p>
+  </w:footnote>
+</w:footnotes>
 </file>
 
 <file path=word/styles.xml><?xml version="1.0" encoding="utf-8"?>
@@ -6652,6 +6887,50 @@
       </w:tblCellMar>
     </w:tblPr>
   </w:style>
+  <w:style w:type="paragraph" w:styleId="Header">
+    <w:name w:val="header"/>
+    <w:basedOn w:val="Normal"/>
+    <w:link w:val="HeaderChar"/>
+    <w:uiPriority w:val="99"/>
+    <w:unhideWhenUsed/>
+    <w:rsid w:val="00C16917"/>
+    <w:pPr>
+      <w:tabs>
+        <w:tab w:val="center" w:pos="4513"/>
+        <w:tab w:val="right" w:pos="9026"/>
+      </w:tabs>
+      <w:spacing w:after="0" w:line="240" w:lineRule="auto"/>
+    </w:pPr>
+  </w:style>
+  <w:style w:type="character" w:customStyle="1" w:styleId="HeaderChar">
+    <w:name w:val="Header Char"/>
+    <w:basedOn w:val="DefaultParagraphFont"/>
+    <w:link w:val="Header"/>
+    <w:uiPriority w:val="99"/>
+    <w:rsid w:val="00C16917"/>
+  </w:style>
+  <w:style w:type="paragraph" w:styleId="Footer">
+    <w:name w:val="footer"/>
+    <w:basedOn w:val="Normal"/>
+    <w:link w:val="FooterChar"/>
+    <w:uiPriority w:val="99"/>
+    <w:unhideWhenUsed/>
+    <w:rsid w:val="00C16917"/>
+    <w:pPr>
+      <w:tabs>
+        <w:tab w:val="center" w:pos="4513"/>
+        <w:tab w:val="right" w:pos="9026"/>
+      </w:tabs>
+      <w:spacing w:after="0" w:line="240" w:lineRule="auto"/>
+    </w:pPr>
+  </w:style>
+  <w:style w:type="character" w:customStyle="1" w:styleId="FooterChar">
+    <w:name w:val="Footer Char"/>
+    <w:basedOn w:val="DefaultParagraphFont"/>
+    <w:link w:val="Footer"/>
+    <w:uiPriority w:val="99"/>
+    <w:rsid w:val="00C16917"/>
+  </w:style>
 </w:styles>
 </file>
 

--- a/GMFCS.docx
+++ b/GMFCS.docx
@@ -46,31 +46,13 @@
         </w:rPr>
         <w:t xml:space="preserve"> </w:t>
       </w:r>
-      <w:proofErr w:type="spellStart"/>
       <w:r>
         <w:rPr>
           <w:b/>
           <w:bCs/>
         </w:rPr>
-        <w:t>abc</w:t>
+        <w:t>Sussy Baka</w:t>
       </w:r>
-      <w:proofErr w:type="spellEnd"/>
-      <w:r>
-        <w:rPr>
-          <w:b/>
-          <w:bCs/>
-        </w:rPr>
-        <w:t xml:space="preserve"> </w:t>
-      </w:r>
-      <w:proofErr w:type="spellStart"/>
-      <w:r>
-        <w:rPr>
-          <w:b/>
-          <w:bCs/>
-        </w:rPr>
-        <w:t>xyz</w:t>
-      </w:r>
-      <w:proofErr w:type="spellEnd"/>
     </w:p>
     <w:p>
       <w:pPr>
@@ -93,6 +75,13 @@
         </w:rPr>
         <w:t xml:space="preserve"> </w:t>
       </w:r>
+      <w:r>
+        <w:rPr>
+          <w:b/>
+          <w:bCs/>
+        </w:rPr>
+        <w:t>21 June 2024</w:t>
+      </w:r>
     </w:p>
     <w:p>
       <w:pPr>
@@ -108,6 +97,13 @@
         </w:rPr>
         <w:t>Evaluator’s name:</w:t>
       </w:r>
+      <w:r>
+        <w:rPr>
+          <w:b/>
+          <w:bCs/>
+        </w:rPr>
+        <w:t xml:space="preserve"> Xyz</w:t>
+      </w:r>
     </w:p>
     <w:p>
       <w:pPr>
@@ -122,6 +118,13 @@
           <w:bCs/>
         </w:rPr>
         <w:t>Scoring Key:</w:t>
+      </w:r>
+      <w:r>
+        <w:rPr>
+          <w:b/>
+          <w:bCs/>
+        </w:rPr>
+        <w:t xml:space="preserve"> </w:t>
       </w:r>
     </w:p>
     <w:p>
@@ -1535,6 +1538,13 @@
                 <w:bCs/>
               </w:rPr>
             </w:pPr>
+            <w:r>
+              <w:rPr>
+                <w:b/>
+                <w:bCs/>
+              </w:rPr>
+              <w:t>1</w:t>
+            </w:r>
           </w:p>
         </w:tc>
       </w:tr>
@@ -1712,6 +1722,13 @@
                 <w:bCs/>
               </w:rPr>
             </w:pPr>
+            <w:r>
+              <w:rPr>
+                <w:b/>
+                <w:bCs/>
+              </w:rPr>
+              <w:t>3</w:t>
+            </w:r>
           </w:p>
         </w:tc>
       </w:tr>
@@ -1889,6 +1906,13 @@
                 <w:bCs/>
               </w:rPr>
             </w:pPr>
+            <w:r>
+              <w:rPr>
+                <w:b/>
+                <w:bCs/>
+              </w:rPr>
+              <w:t>3</w:t>
+            </w:r>
           </w:p>
         </w:tc>
       </w:tr>
@@ -1927,15 +1951,7 @@
               </w:rPr>
             </w:pPr>
             <w:r>
-              <w:t xml:space="preserve">SIT ON MAT: Touches toy </w:t>
-            </w:r>
-            <w:proofErr w:type="spellStart"/>
-            <w:r>
-              <w:t>palced</w:t>
-            </w:r>
-            <w:proofErr w:type="spellEnd"/>
-            <w:r>
-              <w:t xml:space="preserve"> 45 behind child’s R side returns to start</w:t>
+              <w:t>SIT ON MAT: Touches toy palced 45 behind child’s R side returns to start</w:t>
             </w:r>
           </w:p>
         </w:tc>
@@ -2689,15 +2705,7 @@
               </w:rPr>
             </w:pPr>
             <w:r>
-              <w:t xml:space="preserve">PR: Creeps Forward 1.8 </w:t>
-            </w:r>
-            <w:proofErr w:type="gramStart"/>
-            <w:r>
-              <w:t>m(</w:t>
-            </w:r>
-            <w:proofErr w:type="gramEnd"/>
-            <w:r>
-              <w:t>6 inches)</w:t>
+              <w:t>PR: Creeps Forward 1.8 m(6 inches)</w:t>
             </w:r>
           </w:p>
         </w:tc>
@@ -2756,15 +2764,7 @@
               </w:rPr>
             </w:pPr>
             <w:r>
-              <w:t xml:space="preserve">4 </w:t>
-            </w:r>
-            <w:proofErr w:type="gramStart"/>
-            <w:r>
-              <w:t>POINT</w:t>
-            </w:r>
-            <w:proofErr w:type="gramEnd"/>
-            <w:r>
-              <w:t>: Maintains, Weight on Hands and knees, 10 sec</w:t>
+              <w:t>4 POINT: Maintains, Weight on Hands and knees, 10 sec</w:t>
             </w:r>
           </w:p>
         </w:tc>
@@ -2823,15 +2823,7 @@
               </w:rPr>
             </w:pPr>
             <w:r>
-              <w:t xml:space="preserve">4 </w:t>
-            </w:r>
-            <w:proofErr w:type="gramStart"/>
-            <w:r>
-              <w:t>POINT</w:t>
-            </w:r>
-            <w:proofErr w:type="gramEnd"/>
-            <w:r>
-              <w:t>: Attains sit arms free</w:t>
+              <w:t>4 POINT: Attains sit arms free</w:t>
             </w:r>
           </w:p>
         </w:tc>
@@ -2890,15 +2882,7 @@
               </w:rPr>
             </w:pPr>
             <w:r>
-              <w:t xml:space="preserve">PR: Attains </w:t>
-            </w:r>
-            <w:proofErr w:type="gramStart"/>
-            <w:r>
-              <w:t>4 point</w:t>
-            </w:r>
-            <w:proofErr w:type="gramEnd"/>
-            <w:r>
-              <w:t>, weight on hands and knees</w:t>
+              <w:t>PR: Attains 4 point, weight on hands and knees</w:t>
             </w:r>
           </w:p>
         </w:tc>
@@ -2957,15 +2941,7 @@
               </w:rPr>
             </w:pPr>
             <w:r>
-              <w:t xml:space="preserve">4 </w:t>
-            </w:r>
-            <w:proofErr w:type="gramStart"/>
-            <w:r>
-              <w:t>POINT</w:t>
-            </w:r>
-            <w:proofErr w:type="gramEnd"/>
-            <w:r>
-              <w:t>: Reaches Forward with R Arm, Hand above shoulder level</w:t>
+              <w:t>4 POINT: Reaches Forward with R Arm, Hand above shoulder level</w:t>
             </w:r>
           </w:p>
         </w:tc>
@@ -3024,15 +3000,7 @@
               </w:rPr>
             </w:pPr>
             <w:r>
-              <w:t xml:space="preserve">4 </w:t>
-            </w:r>
-            <w:proofErr w:type="gramStart"/>
-            <w:r>
-              <w:t>POINT</w:t>
-            </w:r>
-            <w:proofErr w:type="gramEnd"/>
-            <w:r>
-              <w:t>: Reaches Forward with L Arm, Hand above shoulder level</w:t>
+              <w:t>4 POINT: Reaches Forward with L Arm, Hand above shoulder level</w:t>
             </w:r>
           </w:p>
         </w:tc>
@@ -3091,15 +3059,7 @@
               </w:rPr>
             </w:pPr>
             <w:r>
-              <w:t xml:space="preserve">4 </w:t>
-            </w:r>
-            <w:proofErr w:type="gramStart"/>
-            <w:r>
-              <w:t>POINT</w:t>
-            </w:r>
-            <w:proofErr w:type="gramEnd"/>
-            <w:r>
-              <w:t>: Crawls or Hitches Forward 1.8 m (6 inches)</w:t>
+              <w:t>4 POINT: Crawls or Hitches Forward 1.8 m (6 inches)</w:t>
             </w:r>
           </w:p>
         </w:tc>
@@ -3158,15 +3118,7 @@
               </w:rPr>
             </w:pPr>
             <w:r>
-              <w:t xml:space="preserve">4 </w:t>
-            </w:r>
-            <w:proofErr w:type="gramStart"/>
-            <w:r>
-              <w:t>POINT</w:t>
-            </w:r>
-            <w:proofErr w:type="gramEnd"/>
-            <w:r>
-              <w:t>: Crawls Reciprocally Forward 1.8m(6 inches)</w:t>
+              <w:t>4 POINT: Crawls Reciprocally Forward 1.8m(6 inches)</w:t>
             </w:r>
           </w:p>
         </w:tc>
@@ -3225,15 +3177,7 @@
               </w:rPr>
             </w:pPr>
             <w:r>
-              <w:t xml:space="preserve">4 </w:t>
-            </w:r>
-            <w:proofErr w:type="gramStart"/>
-            <w:r>
-              <w:t>POINT</w:t>
-            </w:r>
-            <w:proofErr w:type="gramEnd"/>
-            <w:r>
-              <w:t>: Crawls up to 4 steps on hands and knees/Feet</w:t>
+              <w:t>4 POINT: Crawls up to 4 steps on hands and knees/Feet</w:t>
             </w:r>
           </w:p>
         </w:tc>
@@ -3292,15 +3236,7 @@
               </w:rPr>
             </w:pPr>
             <w:r>
-              <w:t xml:space="preserve">4 </w:t>
-            </w:r>
-            <w:proofErr w:type="gramStart"/>
-            <w:r>
-              <w:t>POINT</w:t>
-            </w:r>
-            <w:proofErr w:type="gramEnd"/>
-            <w:r>
-              <w:t>: Crawls Backwards down 4 steps on hands and knees/feet</w:t>
+              <w:t>4 POINT: Crawls Backwards down 4 steps on hands and knees/feet</w:t>
             </w:r>
           </w:p>
         </w:tc>
@@ -3359,15 +3295,7 @@
               </w:rPr>
             </w:pPr>
             <w:r>
-              <w:t xml:space="preserve">SIT ON MAT: Attains High </w:t>
-            </w:r>
-            <w:proofErr w:type="spellStart"/>
-            <w:r>
-              <w:t>kn</w:t>
-            </w:r>
-            <w:proofErr w:type="spellEnd"/>
-            <w:r>
-              <w:t xml:space="preserve"> using arms, maintains, arms free 10 sec</w:t>
+              <w:t>SIT ON MAT: Attains High kn using arms, maintains, arms free 10 sec</w:t>
             </w:r>
           </w:p>
         </w:tc>
@@ -3426,15 +3354,7 @@
               </w:rPr>
             </w:pPr>
             <w:r>
-              <w:t xml:space="preserve">HIGH KN: Attains half </w:t>
-            </w:r>
-            <w:proofErr w:type="spellStart"/>
-            <w:r>
-              <w:t>kn</w:t>
-            </w:r>
-            <w:proofErr w:type="spellEnd"/>
-            <w:r>
-              <w:t xml:space="preserve"> on R Knee using arms, maintains arms free, 10 sec</w:t>
+              <w:t>HIGH KN: Attains half kn on R Knee using arms, maintains arms free, 10 sec</w:t>
             </w:r>
           </w:p>
         </w:tc>
@@ -3493,15 +3413,7 @@
               </w:rPr>
             </w:pPr>
             <w:r>
-              <w:t xml:space="preserve">HIGH KN: Attains half </w:t>
-            </w:r>
-            <w:proofErr w:type="spellStart"/>
-            <w:r>
-              <w:t>kn</w:t>
-            </w:r>
-            <w:proofErr w:type="spellEnd"/>
-            <w:r>
-              <w:t xml:space="preserve"> on R Knee using arms, maintains arms free, 10 sec</w:t>
+              <w:t>HIGH KN: Attains half kn on R Knee using arms, maintains arms free, 10 sec</w:t>
             </w:r>
           </w:p>
         </w:tc>
@@ -3560,15 +3472,7 @@
               </w:rPr>
             </w:pPr>
             <w:r>
-              <w:t xml:space="preserve">HIGH KN: </w:t>
-            </w:r>
-            <w:proofErr w:type="spellStart"/>
-            <w:r>
-              <w:t>Kn</w:t>
-            </w:r>
-            <w:proofErr w:type="spellEnd"/>
-            <w:r>
-              <w:t xml:space="preserve"> walks forward 10 steps, arms free</w:t>
+              <w:t>HIGH KN: Kn walks forward 10 steps, arms free</w:t>
             </w:r>
           </w:p>
         </w:tc>
@@ -4262,15 +4166,7 @@
               </w:rPr>
             </w:pPr>
             <w:r>
-              <w:t xml:space="preserve">HIGH KN: Attains STD through half </w:t>
-            </w:r>
-            <w:proofErr w:type="spellStart"/>
-            <w:r>
-              <w:t>kn</w:t>
-            </w:r>
-            <w:proofErr w:type="spellEnd"/>
-            <w:r>
-              <w:t xml:space="preserve"> R knee, without using arms</w:t>
+              <w:t>HIGH KN: Attains STD through half kn R knee, without using arms</w:t>
             </w:r>
           </w:p>
         </w:tc>
@@ -4329,15 +4225,7 @@
               </w:rPr>
             </w:pPr>
             <w:r>
-              <w:t xml:space="preserve">HIGH KN: Attains STD through half </w:t>
-            </w:r>
-            <w:proofErr w:type="spellStart"/>
-            <w:r>
-              <w:t>kn</w:t>
-            </w:r>
-            <w:proofErr w:type="spellEnd"/>
-            <w:r>
-              <w:t xml:space="preserve"> l knee, without using arms</w:t>
+              <w:t>HIGH KN: Attains STD through half kn l knee, without using arms</w:t>
             </w:r>
           </w:p>
         </w:tc>
@@ -4722,17 +4610,8 @@
                 <w:b/>
                 <w:bCs/>
               </w:rPr>
-              <w:t xml:space="preserve">Walking and </w:t>
-            </w:r>
-            <w:proofErr w:type="gramStart"/>
-            <w:r>
-              <w:rPr>
-                <w:b/>
-                <w:bCs/>
-              </w:rPr>
-              <w:t>Running</w:t>
-            </w:r>
-            <w:proofErr w:type="gramEnd"/>
+              <w:t>Walking and Running</w:t>
+            </w:r>
           </w:p>
         </w:tc>
         <w:tc>
@@ -5912,15 +5791,7 @@
               </w:rPr>
             </w:pPr>
             <w:r>
-              <w:t xml:space="preserve">STD, </w:t>
-            </w:r>
-            <w:proofErr w:type="gramStart"/>
-            <w:r>
-              <w:t>Holding</w:t>
-            </w:r>
-            <w:proofErr w:type="gramEnd"/>
-            <w:r>
-              <w:t xml:space="preserve"> 1 RAIL: Walks up 4 steps, holding 1 rail, alternate feet</w:t>
+              <w:t>STD, Holding 1 RAIL: Walks up 4 steps, holding 1 rail, alternate feet</w:t>
             </w:r>
           </w:p>
         </w:tc>
@@ -6181,6 +6052,6052 @@
         </w:tc>
       </w:tr>
     </w:tbl>
+    <w:p/>
+    <w:p/>
+    <w:p/>
+    <w:p/>
+    <w:p/>
+    <w:p/>
+    <w:p/>
+    <w:p/>
+    <w:p>
+      <w:r>
+        <w:br w:type="page"/>
+      </w:r>
+    </w:p>
+    <w:p>
+      <w:pPr>
+        <w:jc w:val="center"/>
+        <w:rPr>
+          <w:b/>
+          <w:bCs/>
+        </w:rPr>
+      </w:pPr>
+      <w:r>
+        <w:rPr>
+          <w:b/>
+          <w:bCs/>
+        </w:rPr>
+        <w:lastRenderedPageBreak/>
+        <w:t xml:space="preserve">Gross Motor Function Measure Score Sheet </w:t>
+      </w:r>
+    </w:p>
+    <w:p>
+      <w:pPr>
+        <w:rPr>
+          <w:b/>
+          <w:bCs/>
+        </w:rPr>
+      </w:pPr>
+      <w:r>
+        <w:rPr>
+          <w:b/>
+          <w:bCs/>
+        </w:rPr>
+        <w:t>Name: Sussy Baka</w:t>
+      </w:r>
+    </w:p>
+    <w:p>
+      <w:pPr>
+        <w:rPr>
+          <w:b/>
+          <w:bCs/>
+        </w:rPr>
+      </w:pPr>
+      <w:r>
+        <w:rPr>
+          <w:b/>
+          <w:bCs/>
+        </w:rPr>
+        <w:t>Assessment Date; 2</w:t>
+      </w:r>
+      <w:r>
+        <w:rPr>
+          <w:b/>
+          <w:bCs/>
+        </w:rPr>
+        <w:t>6</w:t>
+      </w:r>
+      <w:r>
+        <w:rPr>
+          <w:b/>
+          <w:bCs/>
+        </w:rPr>
+        <w:t xml:space="preserve"> </w:t>
+      </w:r>
+      <w:r>
+        <w:rPr>
+          <w:b/>
+          <w:bCs/>
+        </w:rPr>
+        <w:t xml:space="preserve">December </w:t>
+      </w:r>
+      <w:r>
+        <w:rPr>
+          <w:b/>
+          <w:bCs/>
+        </w:rPr>
+        <w:t>2024</w:t>
+      </w:r>
+    </w:p>
+    <w:p>
+      <w:pPr>
+        <w:rPr>
+          <w:b/>
+          <w:bCs/>
+        </w:rPr>
+      </w:pPr>
+      <w:r>
+        <w:rPr>
+          <w:b/>
+          <w:bCs/>
+        </w:rPr>
+        <w:t>Evaluator’s name: Xyz</w:t>
+      </w:r>
+    </w:p>
+    <w:p>
+      <w:pPr>
+        <w:rPr>
+          <w:b/>
+          <w:bCs/>
+        </w:rPr>
+      </w:pPr>
+      <w:r>
+        <w:rPr>
+          <w:b/>
+          <w:bCs/>
+        </w:rPr>
+        <w:t xml:space="preserve">Scoring Key: </w:t>
+      </w:r>
+    </w:p>
+    <w:p>
+      <w:pPr>
+        <w:rPr>
+          <w:b/>
+          <w:bCs/>
+        </w:rPr>
+      </w:pPr>
+      <w:r>
+        <w:rPr>
+          <w:b/>
+          <w:bCs/>
+        </w:rPr>
+        <w:t>0= does not initiate</w:t>
+      </w:r>
+    </w:p>
+    <w:p>
+      <w:pPr>
+        <w:rPr>
+          <w:b/>
+          <w:bCs/>
+        </w:rPr>
+      </w:pPr>
+      <w:r>
+        <w:rPr>
+          <w:b/>
+          <w:bCs/>
+        </w:rPr>
+        <w:t>1= initiates</w:t>
+      </w:r>
+    </w:p>
+    <w:p>
+      <w:pPr>
+        <w:rPr>
+          <w:b/>
+          <w:bCs/>
+        </w:rPr>
+      </w:pPr>
+      <w:r>
+        <w:rPr>
+          <w:b/>
+          <w:bCs/>
+        </w:rPr>
+        <w:t>2= partially completes</w:t>
+      </w:r>
+    </w:p>
+    <w:p>
+      <w:pPr>
+        <w:rPr>
+          <w:b/>
+          <w:bCs/>
+        </w:rPr>
+      </w:pPr>
+      <w:r>
+        <w:rPr>
+          <w:b/>
+          <w:bCs/>
+        </w:rPr>
+        <w:t>3= completes</w:t>
+      </w:r>
+    </w:p>
+    <w:p>
+      <w:pPr>
+        <w:rPr>
+          <w:b/>
+          <w:bCs/>
+        </w:rPr>
+      </w:pPr>
+      <w:r>
+        <w:rPr>
+          <w:b/>
+          <w:bCs/>
+        </w:rPr>
+        <w:t>NT= Not tested</w:t>
+      </w:r>
+    </w:p>
+    <w:p>
+      <w:pPr>
+        <w:rPr>
+          <w:b/>
+          <w:bCs/>
+        </w:rPr>
+      </w:pPr>
+      <w:r>
+        <w:rPr>
+          <w:b/>
+          <w:bCs/>
+        </w:rPr>
+        <w:t>A: Lying &amp; Rolling</w:t>
+      </w:r>
+    </w:p>
+    <w:tbl>
+      <w:tblPr>
+        <w:tblW w:w="9016" w:type="dxa"/>
+        <w:tblBorders>
+          <w:top w:val="single" w:sz="4" w:space="0" w:color="000000"/>
+          <w:left w:val="single" w:sz="4" w:space="0" w:color="000000"/>
+          <w:bottom w:val="single" w:sz="4" w:space="0" w:color="000000"/>
+          <w:right w:val="single" w:sz="4" w:space="0" w:color="000000"/>
+          <w:insideH w:val="single" w:sz="4" w:space="0" w:color="000000"/>
+          <w:insideV w:val="single" w:sz="4" w:space="0" w:color="000000"/>
+        </w:tblBorders>
+        <w:tblLayout w:type="fixed"/>
+        <w:tblLook w:val="0400" w:firstRow="0" w:lastRow="0" w:firstColumn="0" w:lastColumn="0" w:noHBand="0" w:noVBand="1"/>
+      </w:tblPr>
+      <w:tblGrid>
+        <w:gridCol w:w="704"/>
+        <w:gridCol w:w="7371"/>
+        <w:gridCol w:w="941"/>
+      </w:tblGrid>
+      <w:tr>
+        <w:tc>
+          <w:tcPr>
+            <w:tcW w:w="704" w:type="dxa"/>
+            <w:tcBorders>
+              <w:top w:val="single" w:sz="4" w:space="0" w:color="000000"/>
+              <w:left w:val="single" w:sz="4" w:space="0" w:color="000000"/>
+              <w:bottom w:val="single" w:sz="4" w:space="0" w:color="000000"/>
+              <w:right w:val="single" w:sz="4" w:space="0" w:color="000000"/>
+            </w:tcBorders>
+          </w:tcPr>
+          <w:p>
+            <w:pPr>
+              <w:rPr>
+                <w:b/>
+                <w:bCs/>
+              </w:rPr>
+            </w:pPr>
+            <w:r>
+              <w:t>1.</w:t>
+            </w:r>
+          </w:p>
+        </w:tc>
+        <w:tc>
+          <w:tcPr>
+            <w:tcW w:w="7371" w:type="dxa"/>
+            <w:tcBorders>
+              <w:top w:val="single" w:sz="4" w:space="0" w:color="000000"/>
+              <w:left w:val="single" w:sz="4" w:space="0" w:color="000000"/>
+              <w:bottom w:val="single" w:sz="4" w:space="0" w:color="000000"/>
+              <w:right w:val="single" w:sz="4" w:space="0" w:color="000000"/>
+            </w:tcBorders>
+          </w:tcPr>
+          <w:p>
+            <w:pPr>
+              <w:rPr>
+                <w:b/>
+                <w:bCs/>
+              </w:rPr>
+            </w:pPr>
+            <w:r>
+              <w:t xml:space="preserve">SUP: Head in midline: Turns Head with extremities symmetrical                                             </w:t>
+            </w:r>
+          </w:p>
+        </w:tc>
+        <w:tc>
+          <w:tcPr>
+            <w:tcW w:w="941" w:type="dxa"/>
+            <w:tcBorders>
+              <w:top w:val="single" w:sz="4" w:space="0" w:color="000000"/>
+              <w:left w:val="single" w:sz="4" w:space="0" w:color="000000"/>
+              <w:bottom w:val="single" w:sz="4" w:space="0" w:color="000000"/>
+              <w:right w:val="single" w:sz="4" w:space="0" w:color="000000"/>
+            </w:tcBorders>
+          </w:tcPr>
+          <w:p>
+            <w:pPr>
+              <w:rPr>
+                <w:b/>
+                <w:bCs/>
+              </w:rPr>
+            </w:pPr>
+            <w:r>
+              <w:rPr>
+                <w:b/>
+                <w:bCs/>
+              </w:rPr>
+              <w:t>3</w:t>
+            </w:r>
+          </w:p>
+        </w:tc>
+      </w:tr>
+      <w:tr>
+        <w:tc>
+          <w:tcPr>
+            <w:tcW w:w="704" w:type="dxa"/>
+            <w:tcBorders>
+              <w:top w:val="single" w:sz="4" w:space="0" w:color="000000"/>
+              <w:left w:val="single" w:sz="4" w:space="0" w:color="000000"/>
+              <w:bottom w:val="single" w:sz="4" w:space="0" w:color="000000"/>
+              <w:right w:val="single" w:sz="4" w:space="0" w:color="000000"/>
+            </w:tcBorders>
+          </w:tcPr>
+          <w:p>
+            <w:pPr>
+              <w:rPr>
+                <w:b/>
+                <w:bCs/>
+              </w:rPr>
+            </w:pPr>
+            <w:r>
+              <w:t>2.</w:t>
+            </w:r>
+          </w:p>
+        </w:tc>
+        <w:tc>
+          <w:tcPr>
+            <w:tcW w:w="7371" w:type="dxa"/>
+            <w:tcBorders>
+              <w:top w:val="single" w:sz="4" w:space="0" w:color="000000"/>
+              <w:left w:val="single" w:sz="4" w:space="0" w:color="000000"/>
+              <w:bottom w:val="single" w:sz="4" w:space="0" w:color="000000"/>
+              <w:right w:val="single" w:sz="4" w:space="0" w:color="000000"/>
+            </w:tcBorders>
+          </w:tcPr>
+          <w:p>
+            <w:pPr>
+              <w:rPr>
+                <w:b/>
+                <w:bCs/>
+              </w:rPr>
+            </w:pPr>
+            <w:r>
+              <w:t>SUP: Brings hands to midline, fingers one with the other</w:t>
+            </w:r>
+          </w:p>
+        </w:tc>
+        <w:tc>
+          <w:tcPr>
+            <w:tcW w:w="941" w:type="dxa"/>
+            <w:tcBorders>
+              <w:top w:val="single" w:sz="4" w:space="0" w:color="000000"/>
+              <w:left w:val="single" w:sz="4" w:space="0" w:color="000000"/>
+              <w:bottom w:val="single" w:sz="4" w:space="0" w:color="000000"/>
+              <w:right w:val="single" w:sz="4" w:space="0" w:color="000000"/>
+            </w:tcBorders>
+          </w:tcPr>
+          <w:p>
+            <w:pPr>
+              <w:rPr>
+                <w:b/>
+                <w:bCs/>
+              </w:rPr>
+            </w:pPr>
+            <w:r>
+              <w:rPr>
+                <w:b/>
+                <w:bCs/>
+              </w:rPr>
+              <w:t>1</w:t>
+            </w:r>
+          </w:p>
+        </w:tc>
+      </w:tr>
+      <w:tr>
+        <w:tc>
+          <w:tcPr>
+            <w:tcW w:w="704" w:type="dxa"/>
+            <w:tcBorders>
+              <w:top w:val="single" w:sz="4" w:space="0" w:color="000000"/>
+              <w:left w:val="single" w:sz="4" w:space="0" w:color="000000"/>
+              <w:bottom w:val="single" w:sz="4" w:space="0" w:color="000000"/>
+              <w:right w:val="single" w:sz="4" w:space="0" w:color="000000"/>
+            </w:tcBorders>
+          </w:tcPr>
+          <w:p>
+            <w:pPr>
+              <w:rPr>
+                <w:b/>
+                <w:bCs/>
+              </w:rPr>
+            </w:pPr>
+            <w:r>
+              <w:t>3.</w:t>
+            </w:r>
+          </w:p>
+        </w:tc>
+        <w:tc>
+          <w:tcPr>
+            <w:tcW w:w="7371" w:type="dxa"/>
+            <w:tcBorders>
+              <w:top w:val="single" w:sz="4" w:space="0" w:color="000000"/>
+              <w:left w:val="single" w:sz="4" w:space="0" w:color="000000"/>
+              <w:bottom w:val="single" w:sz="4" w:space="0" w:color="000000"/>
+              <w:right w:val="single" w:sz="4" w:space="0" w:color="000000"/>
+            </w:tcBorders>
+          </w:tcPr>
+          <w:p>
+            <w:pPr>
+              <w:rPr>
+                <w:b/>
+                <w:bCs/>
+              </w:rPr>
+            </w:pPr>
+            <w:r>
+              <w:t>SUP: Lifts Head 45</w:t>
+            </w:r>
+          </w:p>
+        </w:tc>
+        <w:tc>
+          <w:tcPr>
+            <w:tcW w:w="941" w:type="dxa"/>
+            <w:tcBorders>
+              <w:top w:val="single" w:sz="4" w:space="0" w:color="000000"/>
+              <w:left w:val="single" w:sz="4" w:space="0" w:color="000000"/>
+              <w:bottom w:val="single" w:sz="4" w:space="0" w:color="000000"/>
+              <w:right w:val="single" w:sz="4" w:space="0" w:color="000000"/>
+            </w:tcBorders>
+          </w:tcPr>
+          <w:p>
+            <w:pPr>
+              <w:rPr>
+                <w:b/>
+                <w:bCs/>
+              </w:rPr>
+            </w:pPr>
+            <w:r>
+              <w:rPr>
+                <w:b/>
+                <w:bCs/>
+              </w:rPr>
+              <w:t>1</w:t>
+            </w:r>
+          </w:p>
+        </w:tc>
+      </w:tr>
+      <w:tr>
+        <w:tc>
+          <w:tcPr>
+            <w:tcW w:w="704" w:type="dxa"/>
+            <w:tcBorders>
+              <w:top w:val="single" w:sz="4" w:space="0" w:color="000000"/>
+              <w:left w:val="single" w:sz="4" w:space="0" w:color="000000"/>
+              <w:bottom w:val="single" w:sz="4" w:space="0" w:color="000000"/>
+              <w:right w:val="single" w:sz="4" w:space="0" w:color="000000"/>
+            </w:tcBorders>
+          </w:tcPr>
+          <w:p>
+            <w:pPr>
+              <w:rPr>
+                <w:b/>
+                <w:bCs/>
+              </w:rPr>
+            </w:pPr>
+            <w:r>
+              <w:t>4.</w:t>
+            </w:r>
+          </w:p>
+        </w:tc>
+        <w:tc>
+          <w:tcPr>
+            <w:tcW w:w="7371" w:type="dxa"/>
+            <w:tcBorders>
+              <w:top w:val="single" w:sz="4" w:space="0" w:color="000000"/>
+              <w:left w:val="single" w:sz="4" w:space="0" w:color="000000"/>
+              <w:bottom w:val="single" w:sz="4" w:space="0" w:color="000000"/>
+              <w:right w:val="single" w:sz="4" w:space="0" w:color="000000"/>
+            </w:tcBorders>
+          </w:tcPr>
+          <w:p>
+            <w:pPr>
+              <w:rPr>
+                <w:b/>
+                <w:bCs/>
+              </w:rPr>
+            </w:pPr>
+            <w:r>
+              <w:t>SUP: Flexes R Hip &amp; Knee Through full range</w:t>
+            </w:r>
+          </w:p>
+        </w:tc>
+        <w:tc>
+          <w:tcPr>
+            <w:tcW w:w="941" w:type="dxa"/>
+            <w:tcBorders>
+              <w:top w:val="single" w:sz="4" w:space="0" w:color="000000"/>
+              <w:left w:val="single" w:sz="4" w:space="0" w:color="000000"/>
+              <w:bottom w:val="single" w:sz="4" w:space="0" w:color="000000"/>
+              <w:right w:val="single" w:sz="4" w:space="0" w:color="000000"/>
+            </w:tcBorders>
+          </w:tcPr>
+          <w:p>
+            <w:pPr>
+              <w:rPr>
+                <w:b/>
+                <w:bCs/>
+              </w:rPr>
+            </w:pPr>
+          </w:p>
+        </w:tc>
+      </w:tr>
+      <w:tr>
+        <w:tc>
+          <w:tcPr>
+            <w:tcW w:w="704" w:type="dxa"/>
+            <w:tcBorders>
+              <w:top w:val="single" w:sz="4" w:space="0" w:color="000000"/>
+              <w:left w:val="single" w:sz="4" w:space="0" w:color="000000"/>
+              <w:bottom w:val="single" w:sz="4" w:space="0" w:color="000000"/>
+              <w:right w:val="single" w:sz="4" w:space="0" w:color="000000"/>
+            </w:tcBorders>
+          </w:tcPr>
+          <w:p>
+            <w:pPr>
+              <w:rPr>
+                <w:b/>
+                <w:bCs/>
+              </w:rPr>
+            </w:pPr>
+            <w:r>
+              <w:t>5.</w:t>
+            </w:r>
+          </w:p>
+        </w:tc>
+        <w:tc>
+          <w:tcPr>
+            <w:tcW w:w="7371" w:type="dxa"/>
+            <w:tcBorders>
+              <w:top w:val="single" w:sz="4" w:space="0" w:color="000000"/>
+              <w:left w:val="single" w:sz="4" w:space="0" w:color="000000"/>
+              <w:bottom w:val="single" w:sz="4" w:space="0" w:color="000000"/>
+              <w:right w:val="single" w:sz="4" w:space="0" w:color="000000"/>
+            </w:tcBorders>
+          </w:tcPr>
+          <w:p>
+            <w:pPr>
+              <w:rPr>
+                <w:b/>
+                <w:bCs/>
+              </w:rPr>
+            </w:pPr>
+            <w:r>
+              <w:t>SUP: Flexes L Hip &amp; Knee Through full range</w:t>
+            </w:r>
+          </w:p>
+        </w:tc>
+        <w:tc>
+          <w:tcPr>
+            <w:tcW w:w="941" w:type="dxa"/>
+            <w:tcBorders>
+              <w:top w:val="single" w:sz="4" w:space="0" w:color="000000"/>
+              <w:left w:val="single" w:sz="4" w:space="0" w:color="000000"/>
+              <w:bottom w:val="single" w:sz="4" w:space="0" w:color="000000"/>
+              <w:right w:val="single" w:sz="4" w:space="0" w:color="000000"/>
+            </w:tcBorders>
+          </w:tcPr>
+          <w:p>
+            <w:pPr>
+              <w:rPr>
+                <w:b/>
+                <w:bCs/>
+              </w:rPr>
+            </w:pPr>
+          </w:p>
+        </w:tc>
+      </w:tr>
+      <w:tr>
+        <w:tc>
+          <w:tcPr>
+            <w:tcW w:w="704" w:type="dxa"/>
+            <w:tcBorders>
+              <w:top w:val="single" w:sz="4" w:space="0" w:color="000000"/>
+              <w:left w:val="single" w:sz="4" w:space="0" w:color="000000"/>
+              <w:bottom w:val="single" w:sz="4" w:space="0" w:color="000000"/>
+              <w:right w:val="single" w:sz="4" w:space="0" w:color="000000"/>
+            </w:tcBorders>
+          </w:tcPr>
+          <w:p>
+            <w:pPr>
+              <w:rPr>
+                <w:b/>
+                <w:bCs/>
+              </w:rPr>
+            </w:pPr>
+            <w:r>
+              <w:t>6.</w:t>
+            </w:r>
+          </w:p>
+        </w:tc>
+        <w:tc>
+          <w:tcPr>
+            <w:tcW w:w="7371" w:type="dxa"/>
+            <w:tcBorders>
+              <w:top w:val="single" w:sz="4" w:space="0" w:color="000000"/>
+              <w:left w:val="single" w:sz="4" w:space="0" w:color="000000"/>
+              <w:bottom w:val="single" w:sz="4" w:space="0" w:color="000000"/>
+              <w:right w:val="single" w:sz="4" w:space="0" w:color="000000"/>
+            </w:tcBorders>
+          </w:tcPr>
+          <w:p>
+            <w:pPr>
+              <w:rPr>
+                <w:b/>
+                <w:bCs/>
+              </w:rPr>
+            </w:pPr>
+            <w:r>
+              <w:t>SUP: Reaches out with R arm, Hand crosses midline toward toy</w:t>
+            </w:r>
+          </w:p>
+        </w:tc>
+        <w:tc>
+          <w:tcPr>
+            <w:tcW w:w="941" w:type="dxa"/>
+            <w:tcBorders>
+              <w:top w:val="single" w:sz="4" w:space="0" w:color="000000"/>
+              <w:left w:val="single" w:sz="4" w:space="0" w:color="000000"/>
+              <w:bottom w:val="single" w:sz="4" w:space="0" w:color="000000"/>
+              <w:right w:val="single" w:sz="4" w:space="0" w:color="000000"/>
+            </w:tcBorders>
+          </w:tcPr>
+          <w:p>
+            <w:pPr>
+              <w:rPr>
+                <w:b/>
+                <w:bCs/>
+              </w:rPr>
+            </w:pPr>
+            <w:r>
+              <w:rPr>
+                <w:b/>
+                <w:bCs/>
+              </w:rPr>
+              <w:t>3</w:t>
+            </w:r>
+          </w:p>
+        </w:tc>
+      </w:tr>
+      <w:tr>
+        <w:tc>
+          <w:tcPr>
+            <w:tcW w:w="704" w:type="dxa"/>
+            <w:tcBorders>
+              <w:top w:val="single" w:sz="4" w:space="0" w:color="000000"/>
+              <w:left w:val="single" w:sz="4" w:space="0" w:color="000000"/>
+              <w:bottom w:val="single" w:sz="4" w:space="0" w:color="000000"/>
+              <w:right w:val="single" w:sz="4" w:space="0" w:color="000000"/>
+            </w:tcBorders>
+          </w:tcPr>
+          <w:p>
+            <w:pPr>
+              <w:rPr>
+                <w:b/>
+                <w:bCs/>
+              </w:rPr>
+            </w:pPr>
+            <w:r>
+              <w:t>7.</w:t>
+            </w:r>
+          </w:p>
+        </w:tc>
+        <w:tc>
+          <w:tcPr>
+            <w:tcW w:w="7371" w:type="dxa"/>
+            <w:tcBorders>
+              <w:top w:val="single" w:sz="4" w:space="0" w:color="000000"/>
+              <w:left w:val="single" w:sz="4" w:space="0" w:color="000000"/>
+              <w:bottom w:val="single" w:sz="4" w:space="0" w:color="000000"/>
+              <w:right w:val="single" w:sz="4" w:space="0" w:color="000000"/>
+            </w:tcBorders>
+          </w:tcPr>
+          <w:p>
+            <w:pPr>
+              <w:rPr>
+                <w:b/>
+                <w:bCs/>
+              </w:rPr>
+            </w:pPr>
+            <w:r>
+              <w:t>SUP: Reaches out with L arm, Hand crosses midline toward toy</w:t>
+            </w:r>
+          </w:p>
+        </w:tc>
+        <w:tc>
+          <w:tcPr>
+            <w:tcW w:w="941" w:type="dxa"/>
+            <w:tcBorders>
+              <w:top w:val="single" w:sz="4" w:space="0" w:color="000000"/>
+              <w:left w:val="single" w:sz="4" w:space="0" w:color="000000"/>
+              <w:bottom w:val="single" w:sz="4" w:space="0" w:color="000000"/>
+              <w:right w:val="single" w:sz="4" w:space="0" w:color="000000"/>
+            </w:tcBorders>
+          </w:tcPr>
+          <w:p>
+            <w:pPr>
+              <w:rPr>
+                <w:b/>
+                <w:bCs/>
+              </w:rPr>
+            </w:pPr>
+          </w:p>
+        </w:tc>
+      </w:tr>
+      <w:tr>
+        <w:tc>
+          <w:tcPr>
+            <w:tcW w:w="704" w:type="dxa"/>
+            <w:tcBorders>
+              <w:top w:val="single" w:sz="4" w:space="0" w:color="000000"/>
+              <w:left w:val="single" w:sz="4" w:space="0" w:color="000000"/>
+              <w:bottom w:val="single" w:sz="4" w:space="0" w:color="000000"/>
+              <w:right w:val="single" w:sz="4" w:space="0" w:color="000000"/>
+            </w:tcBorders>
+          </w:tcPr>
+          <w:p>
+            <w:pPr>
+              <w:rPr>
+                <w:b/>
+                <w:bCs/>
+              </w:rPr>
+            </w:pPr>
+            <w:r>
+              <w:t>8.</w:t>
+            </w:r>
+          </w:p>
+        </w:tc>
+        <w:tc>
+          <w:tcPr>
+            <w:tcW w:w="7371" w:type="dxa"/>
+            <w:tcBorders>
+              <w:top w:val="single" w:sz="4" w:space="0" w:color="000000"/>
+              <w:left w:val="single" w:sz="4" w:space="0" w:color="000000"/>
+              <w:bottom w:val="single" w:sz="4" w:space="0" w:color="000000"/>
+              <w:right w:val="single" w:sz="4" w:space="0" w:color="000000"/>
+            </w:tcBorders>
+          </w:tcPr>
+          <w:p>
+            <w:pPr>
+              <w:rPr>
+                <w:b/>
+                <w:bCs/>
+              </w:rPr>
+            </w:pPr>
+            <w:r>
+              <w:t>SUP: Rolls to pr over R side</w:t>
+            </w:r>
+          </w:p>
+        </w:tc>
+        <w:tc>
+          <w:tcPr>
+            <w:tcW w:w="941" w:type="dxa"/>
+            <w:tcBorders>
+              <w:top w:val="single" w:sz="4" w:space="0" w:color="000000"/>
+              <w:left w:val="single" w:sz="4" w:space="0" w:color="000000"/>
+              <w:bottom w:val="single" w:sz="4" w:space="0" w:color="000000"/>
+              <w:right w:val="single" w:sz="4" w:space="0" w:color="000000"/>
+            </w:tcBorders>
+          </w:tcPr>
+          <w:p>
+            <w:pPr>
+              <w:rPr>
+                <w:b/>
+                <w:bCs/>
+              </w:rPr>
+            </w:pPr>
+          </w:p>
+        </w:tc>
+      </w:tr>
+      <w:tr>
+        <w:tc>
+          <w:tcPr>
+            <w:tcW w:w="704" w:type="dxa"/>
+            <w:tcBorders>
+              <w:top w:val="single" w:sz="4" w:space="0" w:color="000000"/>
+              <w:left w:val="single" w:sz="4" w:space="0" w:color="000000"/>
+              <w:bottom w:val="single" w:sz="4" w:space="0" w:color="000000"/>
+              <w:right w:val="single" w:sz="4" w:space="0" w:color="000000"/>
+            </w:tcBorders>
+          </w:tcPr>
+          <w:p>
+            <w:pPr>
+              <w:rPr>
+                <w:b/>
+                <w:bCs/>
+              </w:rPr>
+            </w:pPr>
+            <w:r>
+              <w:t>9.</w:t>
+            </w:r>
+          </w:p>
+        </w:tc>
+        <w:tc>
+          <w:tcPr>
+            <w:tcW w:w="7371" w:type="dxa"/>
+            <w:tcBorders>
+              <w:top w:val="single" w:sz="4" w:space="0" w:color="000000"/>
+              <w:left w:val="single" w:sz="4" w:space="0" w:color="000000"/>
+              <w:bottom w:val="single" w:sz="4" w:space="0" w:color="000000"/>
+              <w:right w:val="single" w:sz="4" w:space="0" w:color="000000"/>
+            </w:tcBorders>
+          </w:tcPr>
+          <w:p>
+            <w:pPr>
+              <w:rPr>
+                <w:b/>
+                <w:bCs/>
+              </w:rPr>
+            </w:pPr>
+            <w:r>
+              <w:t>SUP: Rolls to pr over L side</w:t>
+            </w:r>
+          </w:p>
+        </w:tc>
+        <w:tc>
+          <w:tcPr>
+            <w:tcW w:w="941" w:type="dxa"/>
+            <w:tcBorders>
+              <w:top w:val="single" w:sz="4" w:space="0" w:color="000000"/>
+              <w:left w:val="single" w:sz="4" w:space="0" w:color="000000"/>
+              <w:bottom w:val="single" w:sz="4" w:space="0" w:color="000000"/>
+              <w:right w:val="single" w:sz="4" w:space="0" w:color="000000"/>
+            </w:tcBorders>
+          </w:tcPr>
+          <w:p>
+            <w:pPr>
+              <w:rPr>
+                <w:b/>
+                <w:bCs/>
+              </w:rPr>
+            </w:pPr>
+            <w:r>
+              <w:rPr>
+                <w:b/>
+                <w:bCs/>
+              </w:rPr>
+              <w:t>3</w:t>
+            </w:r>
+          </w:p>
+        </w:tc>
+      </w:tr>
+      <w:tr>
+        <w:tc>
+          <w:tcPr>
+            <w:tcW w:w="704" w:type="dxa"/>
+            <w:tcBorders>
+              <w:top w:val="single" w:sz="4" w:space="0" w:color="000000"/>
+              <w:left w:val="single" w:sz="4" w:space="0" w:color="000000"/>
+              <w:bottom w:val="single" w:sz="4" w:space="0" w:color="000000"/>
+              <w:right w:val="single" w:sz="4" w:space="0" w:color="000000"/>
+            </w:tcBorders>
+          </w:tcPr>
+          <w:p>
+            <w:pPr>
+              <w:rPr>
+                <w:b/>
+                <w:bCs/>
+              </w:rPr>
+            </w:pPr>
+            <w:r>
+              <w:t>10.</w:t>
+            </w:r>
+          </w:p>
+        </w:tc>
+        <w:tc>
+          <w:tcPr>
+            <w:tcW w:w="7371" w:type="dxa"/>
+            <w:tcBorders>
+              <w:top w:val="single" w:sz="4" w:space="0" w:color="000000"/>
+              <w:left w:val="single" w:sz="4" w:space="0" w:color="000000"/>
+              <w:bottom w:val="single" w:sz="4" w:space="0" w:color="000000"/>
+              <w:right w:val="single" w:sz="4" w:space="0" w:color="000000"/>
+            </w:tcBorders>
+          </w:tcPr>
+          <w:p>
+            <w:pPr>
+              <w:rPr>
+                <w:b/>
+                <w:bCs/>
+              </w:rPr>
+            </w:pPr>
+            <w:r>
+              <w:t>PR: Lifts head upright</w:t>
+            </w:r>
+          </w:p>
+        </w:tc>
+        <w:tc>
+          <w:tcPr>
+            <w:tcW w:w="941" w:type="dxa"/>
+            <w:tcBorders>
+              <w:top w:val="single" w:sz="4" w:space="0" w:color="000000"/>
+              <w:left w:val="single" w:sz="4" w:space="0" w:color="000000"/>
+              <w:bottom w:val="single" w:sz="4" w:space="0" w:color="000000"/>
+              <w:right w:val="single" w:sz="4" w:space="0" w:color="000000"/>
+            </w:tcBorders>
+          </w:tcPr>
+          <w:p>
+            <w:pPr>
+              <w:rPr>
+                <w:b/>
+                <w:bCs/>
+              </w:rPr>
+            </w:pPr>
+          </w:p>
+        </w:tc>
+      </w:tr>
+      <w:tr>
+        <w:tc>
+          <w:tcPr>
+            <w:tcW w:w="704" w:type="dxa"/>
+            <w:tcBorders>
+              <w:top w:val="single" w:sz="4" w:space="0" w:color="000000"/>
+              <w:left w:val="single" w:sz="4" w:space="0" w:color="000000"/>
+              <w:bottom w:val="single" w:sz="4" w:space="0" w:color="000000"/>
+              <w:right w:val="single" w:sz="4" w:space="0" w:color="000000"/>
+            </w:tcBorders>
+          </w:tcPr>
+          <w:p>
+            <w:pPr>
+              <w:rPr>
+                <w:b/>
+                <w:bCs/>
+              </w:rPr>
+            </w:pPr>
+            <w:r>
+              <w:t>11.</w:t>
+            </w:r>
+          </w:p>
+        </w:tc>
+        <w:tc>
+          <w:tcPr>
+            <w:tcW w:w="7371" w:type="dxa"/>
+            <w:tcBorders>
+              <w:top w:val="single" w:sz="4" w:space="0" w:color="000000"/>
+              <w:left w:val="single" w:sz="4" w:space="0" w:color="000000"/>
+              <w:bottom w:val="single" w:sz="4" w:space="0" w:color="000000"/>
+              <w:right w:val="single" w:sz="4" w:space="0" w:color="000000"/>
+            </w:tcBorders>
+          </w:tcPr>
+          <w:p>
+            <w:pPr>
+              <w:rPr>
+                <w:b/>
+                <w:bCs/>
+              </w:rPr>
+            </w:pPr>
+            <w:r>
+              <w:t>PR ON FOREARM: Lifts head upright, Elbows Ext, chest raised</w:t>
+            </w:r>
+          </w:p>
+        </w:tc>
+        <w:tc>
+          <w:tcPr>
+            <w:tcW w:w="941" w:type="dxa"/>
+            <w:tcBorders>
+              <w:top w:val="single" w:sz="4" w:space="0" w:color="000000"/>
+              <w:left w:val="single" w:sz="4" w:space="0" w:color="000000"/>
+              <w:bottom w:val="single" w:sz="4" w:space="0" w:color="000000"/>
+              <w:right w:val="single" w:sz="4" w:space="0" w:color="000000"/>
+            </w:tcBorders>
+          </w:tcPr>
+          <w:p>
+            <w:pPr>
+              <w:rPr>
+                <w:b/>
+                <w:bCs/>
+              </w:rPr>
+            </w:pPr>
+          </w:p>
+        </w:tc>
+      </w:tr>
+      <w:tr>
+        <w:tc>
+          <w:tcPr>
+            <w:tcW w:w="704" w:type="dxa"/>
+            <w:tcBorders>
+              <w:top w:val="single" w:sz="4" w:space="0" w:color="000000"/>
+              <w:left w:val="single" w:sz="4" w:space="0" w:color="000000"/>
+              <w:bottom w:val="single" w:sz="4" w:space="0" w:color="000000"/>
+              <w:right w:val="single" w:sz="4" w:space="0" w:color="000000"/>
+            </w:tcBorders>
+          </w:tcPr>
+          <w:p>
+            <w:pPr>
+              <w:rPr>
+                <w:b/>
+                <w:bCs/>
+              </w:rPr>
+            </w:pPr>
+            <w:r>
+              <w:t>12.</w:t>
+            </w:r>
+          </w:p>
+        </w:tc>
+        <w:tc>
+          <w:tcPr>
+            <w:tcW w:w="7371" w:type="dxa"/>
+            <w:tcBorders>
+              <w:top w:val="single" w:sz="4" w:space="0" w:color="000000"/>
+              <w:left w:val="single" w:sz="4" w:space="0" w:color="000000"/>
+              <w:bottom w:val="single" w:sz="4" w:space="0" w:color="000000"/>
+              <w:right w:val="single" w:sz="4" w:space="0" w:color="000000"/>
+            </w:tcBorders>
+          </w:tcPr>
+          <w:p>
+            <w:pPr>
+              <w:rPr>
+                <w:b/>
+                <w:bCs/>
+              </w:rPr>
+            </w:pPr>
+            <w:r>
+              <w:t>PR ON FOREARM: Weight on R Forearm, Fully Extends Opposite Arm Forward</w:t>
+            </w:r>
+          </w:p>
+        </w:tc>
+        <w:tc>
+          <w:tcPr>
+            <w:tcW w:w="941" w:type="dxa"/>
+            <w:tcBorders>
+              <w:top w:val="single" w:sz="4" w:space="0" w:color="000000"/>
+              <w:left w:val="single" w:sz="4" w:space="0" w:color="000000"/>
+              <w:bottom w:val="single" w:sz="4" w:space="0" w:color="000000"/>
+              <w:right w:val="single" w:sz="4" w:space="0" w:color="000000"/>
+            </w:tcBorders>
+          </w:tcPr>
+          <w:p>
+            <w:pPr>
+              <w:rPr>
+                <w:b/>
+                <w:bCs/>
+              </w:rPr>
+            </w:pPr>
+            <w:r>
+              <w:rPr>
+                <w:b/>
+                <w:bCs/>
+              </w:rPr>
+              <w:t>3</w:t>
+            </w:r>
+          </w:p>
+        </w:tc>
+      </w:tr>
+      <w:tr>
+        <w:tc>
+          <w:tcPr>
+            <w:tcW w:w="704" w:type="dxa"/>
+            <w:tcBorders>
+              <w:top w:val="single" w:sz="4" w:space="0" w:color="000000"/>
+              <w:left w:val="single" w:sz="4" w:space="0" w:color="000000"/>
+              <w:bottom w:val="single" w:sz="4" w:space="0" w:color="000000"/>
+              <w:right w:val="single" w:sz="4" w:space="0" w:color="000000"/>
+            </w:tcBorders>
+          </w:tcPr>
+          <w:p>
+            <w:pPr>
+              <w:rPr>
+                <w:b/>
+                <w:bCs/>
+              </w:rPr>
+            </w:pPr>
+            <w:r>
+              <w:t>13.</w:t>
+            </w:r>
+          </w:p>
+        </w:tc>
+        <w:tc>
+          <w:tcPr>
+            <w:tcW w:w="7371" w:type="dxa"/>
+            <w:tcBorders>
+              <w:top w:val="single" w:sz="4" w:space="0" w:color="000000"/>
+              <w:left w:val="single" w:sz="4" w:space="0" w:color="000000"/>
+              <w:bottom w:val="single" w:sz="4" w:space="0" w:color="000000"/>
+              <w:right w:val="single" w:sz="4" w:space="0" w:color="000000"/>
+            </w:tcBorders>
+          </w:tcPr>
+          <w:p>
+            <w:pPr>
+              <w:rPr>
+                <w:b/>
+                <w:bCs/>
+              </w:rPr>
+            </w:pPr>
+            <w:r>
+              <w:t>PR ON FOREARM: Weight on L Forearm, Fully Extends Opposite Arm Forward</w:t>
+            </w:r>
+          </w:p>
+        </w:tc>
+        <w:tc>
+          <w:tcPr>
+            <w:tcW w:w="941" w:type="dxa"/>
+            <w:tcBorders>
+              <w:top w:val="single" w:sz="4" w:space="0" w:color="000000"/>
+              <w:left w:val="single" w:sz="4" w:space="0" w:color="000000"/>
+              <w:bottom w:val="single" w:sz="4" w:space="0" w:color="000000"/>
+              <w:right w:val="single" w:sz="4" w:space="0" w:color="000000"/>
+            </w:tcBorders>
+          </w:tcPr>
+          <w:p>
+            <w:pPr>
+              <w:rPr>
+                <w:b/>
+                <w:bCs/>
+              </w:rPr>
+            </w:pPr>
+          </w:p>
+        </w:tc>
+      </w:tr>
+      <w:tr>
+        <w:tc>
+          <w:tcPr>
+            <w:tcW w:w="704" w:type="dxa"/>
+            <w:tcBorders>
+              <w:top w:val="single" w:sz="4" w:space="0" w:color="000000"/>
+              <w:left w:val="single" w:sz="4" w:space="0" w:color="000000"/>
+              <w:bottom w:val="single" w:sz="4" w:space="0" w:color="000000"/>
+              <w:right w:val="single" w:sz="4" w:space="0" w:color="000000"/>
+            </w:tcBorders>
+          </w:tcPr>
+          <w:p>
+            <w:pPr>
+              <w:rPr>
+                <w:b/>
+                <w:bCs/>
+              </w:rPr>
+            </w:pPr>
+            <w:r>
+              <w:t>14.</w:t>
+            </w:r>
+          </w:p>
+        </w:tc>
+        <w:tc>
+          <w:tcPr>
+            <w:tcW w:w="7371" w:type="dxa"/>
+            <w:tcBorders>
+              <w:top w:val="single" w:sz="4" w:space="0" w:color="000000"/>
+              <w:left w:val="single" w:sz="4" w:space="0" w:color="000000"/>
+              <w:bottom w:val="single" w:sz="4" w:space="0" w:color="000000"/>
+              <w:right w:val="single" w:sz="4" w:space="0" w:color="000000"/>
+            </w:tcBorders>
+          </w:tcPr>
+          <w:p>
+            <w:pPr>
+              <w:rPr>
+                <w:b/>
+                <w:bCs/>
+              </w:rPr>
+            </w:pPr>
+            <w:r>
+              <w:t>PR: Rolls to Sup over R side</w:t>
+            </w:r>
+          </w:p>
+        </w:tc>
+        <w:tc>
+          <w:tcPr>
+            <w:tcW w:w="941" w:type="dxa"/>
+            <w:tcBorders>
+              <w:top w:val="single" w:sz="4" w:space="0" w:color="000000"/>
+              <w:left w:val="single" w:sz="4" w:space="0" w:color="000000"/>
+              <w:bottom w:val="single" w:sz="4" w:space="0" w:color="000000"/>
+              <w:right w:val="single" w:sz="4" w:space="0" w:color="000000"/>
+            </w:tcBorders>
+          </w:tcPr>
+          <w:p>
+            <w:pPr>
+              <w:rPr>
+                <w:b/>
+                <w:bCs/>
+              </w:rPr>
+            </w:pPr>
+          </w:p>
+        </w:tc>
+      </w:tr>
+      <w:tr>
+        <w:tc>
+          <w:tcPr>
+            <w:tcW w:w="704" w:type="dxa"/>
+            <w:tcBorders>
+              <w:top w:val="single" w:sz="4" w:space="0" w:color="000000"/>
+              <w:left w:val="single" w:sz="4" w:space="0" w:color="000000"/>
+              <w:bottom w:val="single" w:sz="4" w:space="0" w:color="000000"/>
+              <w:right w:val="single" w:sz="4" w:space="0" w:color="000000"/>
+            </w:tcBorders>
+          </w:tcPr>
+          <w:p>
+            <w:pPr>
+              <w:rPr>
+                <w:b/>
+                <w:bCs/>
+              </w:rPr>
+            </w:pPr>
+            <w:r>
+              <w:t>15.</w:t>
+            </w:r>
+          </w:p>
+        </w:tc>
+        <w:tc>
+          <w:tcPr>
+            <w:tcW w:w="7371" w:type="dxa"/>
+            <w:tcBorders>
+              <w:top w:val="single" w:sz="4" w:space="0" w:color="000000"/>
+              <w:left w:val="single" w:sz="4" w:space="0" w:color="000000"/>
+              <w:bottom w:val="single" w:sz="4" w:space="0" w:color="000000"/>
+              <w:right w:val="single" w:sz="4" w:space="0" w:color="000000"/>
+            </w:tcBorders>
+          </w:tcPr>
+          <w:p>
+            <w:pPr>
+              <w:rPr>
+                <w:b/>
+                <w:bCs/>
+              </w:rPr>
+            </w:pPr>
+            <w:r>
+              <w:t>PR: Rolls to Sup over L side</w:t>
+            </w:r>
+          </w:p>
+        </w:tc>
+        <w:tc>
+          <w:tcPr>
+            <w:tcW w:w="941" w:type="dxa"/>
+            <w:tcBorders>
+              <w:top w:val="single" w:sz="4" w:space="0" w:color="000000"/>
+              <w:left w:val="single" w:sz="4" w:space="0" w:color="000000"/>
+              <w:bottom w:val="single" w:sz="4" w:space="0" w:color="000000"/>
+              <w:right w:val="single" w:sz="4" w:space="0" w:color="000000"/>
+            </w:tcBorders>
+          </w:tcPr>
+          <w:p>
+            <w:pPr>
+              <w:rPr>
+                <w:b/>
+                <w:bCs/>
+              </w:rPr>
+            </w:pPr>
+          </w:p>
+        </w:tc>
+      </w:tr>
+      <w:tr>
+        <w:tc>
+          <w:tcPr>
+            <w:tcW w:w="704" w:type="dxa"/>
+            <w:tcBorders>
+              <w:top w:val="single" w:sz="4" w:space="0" w:color="000000"/>
+              <w:left w:val="single" w:sz="4" w:space="0" w:color="000000"/>
+              <w:bottom w:val="single" w:sz="4" w:space="0" w:color="000000"/>
+              <w:right w:val="single" w:sz="4" w:space="0" w:color="000000"/>
+            </w:tcBorders>
+          </w:tcPr>
+          <w:p>
+            <w:pPr>
+              <w:rPr>
+                <w:b/>
+                <w:bCs/>
+              </w:rPr>
+            </w:pPr>
+            <w:r>
+              <w:t>16.</w:t>
+            </w:r>
+          </w:p>
+        </w:tc>
+        <w:tc>
+          <w:tcPr>
+            <w:tcW w:w="7371" w:type="dxa"/>
+            <w:tcBorders>
+              <w:top w:val="single" w:sz="4" w:space="0" w:color="000000"/>
+              <w:left w:val="single" w:sz="4" w:space="0" w:color="000000"/>
+              <w:bottom w:val="single" w:sz="4" w:space="0" w:color="000000"/>
+              <w:right w:val="single" w:sz="4" w:space="0" w:color="000000"/>
+            </w:tcBorders>
+          </w:tcPr>
+          <w:p>
+            <w:pPr>
+              <w:rPr>
+                <w:b/>
+                <w:bCs/>
+              </w:rPr>
+            </w:pPr>
+            <w:r>
+              <w:t>PR: Pivots to R 90 using Extremities</w:t>
+            </w:r>
+          </w:p>
+        </w:tc>
+        <w:tc>
+          <w:tcPr>
+            <w:tcW w:w="941" w:type="dxa"/>
+            <w:tcBorders>
+              <w:top w:val="single" w:sz="4" w:space="0" w:color="000000"/>
+              <w:left w:val="single" w:sz="4" w:space="0" w:color="000000"/>
+              <w:bottom w:val="single" w:sz="4" w:space="0" w:color="000000"/>
+              <w:right w:val="single" w:sz="4" w:space="0" w:color="000000"/>
+            </w:tcBorders>
+          </w:tcPr>
+          <w:p>
+            <w:pPr>
+              <w:rPr>
+                <w:b/>
+                <w:bCs/>
+              </w:rPr>
+            </w:pPr>
+            <w:r>
+              <w:rPr>
+                <w:b/>
+                <w:bCs/>
+              </w:rPr>
+              <w:t>3</w:t>
+            </w:r>
+          </w:p>
+        </w:tc>
+      </w:tr>
+      <w:tr>
+        <w:tc>
+          <w:tcPr>
+            <w:tcW w:w="704" w:type="dxa"/>
+            <w:tcBorders>
+              <w:top w:val="single" w:sz="4" w:space="0" w:color="000000"/>
+              <w:left w:val="single" w:sz="4" w:space="0" w:color="000000"/>
+              <w:bottom w:val="single" w:sz="4" w:space="0" w:color="000000"/>
+              <w:right w:val="single" w:sz="4" w:space="0" w:color="000000"/>
+            </w:tcBorders>
+          </w:tcPr>
+          <w:p>
+            <w:pPr>
+              <w:rPr>
+                <w:b/>
+                <w:bCs/>
+              </w:rPr>
+            </w:pPr>
+            <w:r>
+              <w:t>17.</w:t>
+            </w:r>
+          </w:p>
+        </w:tc>
+        <w:tc>
+          <w:tcPr>
+            <w:tcW w:w="7371" w:type="dxa"/>
+            <w:tcBorders>
+              <w:top w:val="single" w:sz="4" w:space="0" w:color="000000"/>
+              <w:left w:val="single" w:sz="4" w:space="0" w:color="000000"/>
+              <w:bottom w:val="single" w:sz="4" w:space="0" w:color="000000"/>
+              <w:right w:val="single" w:sz="4" w:space="0" w:color="000000"/>
+            </w:tcBorders>
+          </w:tcPr>
+          <w:p>
+            <w:pPr>
+              <w:rPr>
+                <w:b/>
+                <w:bCs/>
+              </w:rPr>
+            </w:pPr>
+            <w:r>
+              <w:t>PR: Pivot to L 90 using Extremities</w:t>
+            </w:r>
+          </w:p>
+        </w:tc>
+        <w:tc>
+          <w:tcPr>
+            <w:tcW w:w="941" w:type="dxa"/>
+            <w:tcBorders>
+              <w:top w:val="single" w:sz="4" w:space="0" w:color="000000"/>
+              <w:left w:val="single" w:sz="4" w:space="0" w:color="000000"/>
+              <w:bottom w:val="single" w:sz="4" w:space="0" w:color="000000"/>
+              <w:right w:val="single" w:sz="4" w:space="0" w:color="000000"/>
+            </w:tcBorders>
+          </w:tcPr>
+          <w:p>
+            <w:pPr>
+              <w:rPr>
+                <w:b/>
+                <w:bCs/>
+              </w:rPr>
+            </w:pPr>
+          </w:p>
+        </w:tc>
+      </w:tr>
+    </w:tbl>
+    <w:p/>
+    <w:p>
+      <w:pPr>
+        <w:rPr>
+          <w:b/>
+          <w:bCs/>
+        </w:rPr>
+      </w:pPr>
+      <w:r>
+        <w:rPr>
+          <w:b/>
+          <w:bCs/>
+        </w:rPr>
+        <w:t>B: Sitting</w:t>
+      </w:r>
+    </w:p>
+    <w:tbl>
+      <w:tblPr>
+        <w:tblW w:w="9016" w:type="dxa"/>
+        <w:tblBorders>
+          <w:top w:val="single" w:sz="4" w:space="0" w:color="000000"/>
+          <w:left w:val="single" w:sz="4" w:space="0" w:color="000000"/>
+          <w:bottom w:val="single" w:sz="4" w:space="0" w:color="000000"/>
+          <w:right w:val="single" w:sz="4" w:space="0" w:color="000000"/>
+          <w:insideH w:val="single" w:sz="4" w:space="0" w:color="000000"/>
+          <w:insideV w:val="single" w:sz="4" w:space="0" w:color="000000"/>
+        </w:tblBorders>
+        <w:tblLayout w:type="fixed"/>
+        <w:tblLook w:val="0400" w:firstRow="0" w:lastRow="0" w:firstColumn="0" w:lastColumn="0" w:noHBand="0" w:noVBand="1"/>
+      </w:tblPr>
+      <w:tblGrid>
+        <w:gridCol w:w="704"/>
+        <w:gridCol w:w="7371"/>
+        <w:gridCol w:w="941"/>
+      </w:tblGrid>
+      <w:tr>
+        <w:tc>
+          <w:tcPr>
+            <w:tcW w:w="704" w:type="dxa"/>
+            <w:tcBorders>
+              <w:top w:val="single" w:sz="4" w:space="0" w:color="000000"/>
+              <w:left w:val="single" w:sz="4" w:space="0" w:color="000000"/>
+              <w:bottom w:val="single" w:sz="4" w:space="0" w:color="000000"/>
+              <w:right w:val="single" w:sz="4" w:space="0" w:color="000000"/>
+            </w:tcBorders>
+          </w:tcPr>
+          <w:p>
+            <w:r>
+              <w:lastRenderedPageBreak/>
+              <w:t>18.</w:t>
+            </w:r>
+          </w:p>
+        </w:tc>
+        <w:tc>
+          <w:tcPr>
+            <w:tcW w:w="7371" w:type="dxa"/>
+            <w:tcBorders>
+              <w:top w:val="single" w:sz="4" w:space="0" w:color="000000"/>
+              <w:left w:val="single" w:sz="4" w:space="0" w:color="000000"/>
+              <w:bottom w:val="single" w:sz="4" w:space="0" w:color="000000"/>
+              <w:right w:val="single" w:sz="4" w:space="0" w:color="000000"/>
+            </w:tcBorders>
+          </w:tcPr>
+          <w:p>
+            <w:pPr>
+              <w:rPr>
+                <w:b/>
+                <w:bCs/>
+              </w:rPr>
+            </w:pPr>
+            <w:r>
+              <w:t>SUP, HANDS GRASPED BY EXAMINER: Pulls self to Sitting with Head Control</w:t>
+            </w:r>
+          </w:p>
+        </w:tc>
+        <w:tc>
+          <w:tcPr>
+            <w:tcW w:w="941" w:type="dxa"/>
+            <w:tcBorders>
+              <w:top w:val="single" w:sz="4" w:space="0" w:color="000000"/>
+              <w:left w:val="single" w:sz="4" w:space="0" w:color="000000"/>
+              <w:bottom w:val="single" w:sz="4" w:space="0" w:color="000000"/>
+              <w:right w:val="single" w:sz="4" w:space="0" w:color="000000"/>
+            </w:tcBorders>
+          </w:tcPr>
+          <w:p>
+            <w:pPr>
+              <w:rPr>
+                <w:b/>
+                <w:bCs/>
+              </w:rPr>
+            </w:pPr>
+          </w:p>
+        </w:tc>
+      </w:tr>
+      <w:tr>
+        <w:tc>
+          <w:tcPr>
+            <w:tcW w:w="704" w:type="dxa"/>
+            <w:tcBorders>
+              <w:top w:val="single" w:sz="4" w:space="0" w:color="000000"/>
+              <w:left w:val="single" w:sz="4" w:space="0" w:color="000000"/>
+              <w:bottom w:val="single" w:sz="4" w:space="0" w:color="000000"/>
+              <w:right w:val="single" w:sz="4" w:space="0" w:color="000000"/>
+            </w:tcBorders>
+          </w:tcPr>
+          <w:p>
+            <w:r>
+              <w:t>19</w:t>
+            </w:r>
+          </w:p>
+        </w:tc>
+        <w:tc>
+          <w:tcPr>
+            <w:tcW w:w="7371" w:type="dxa"/>
+            <w:tcBorders>
+              <w:top w:val="single" w:sz="4" w:space="0" w:color="000000"/>
+              <w:left w:val="single" w:sz="4" w:space="0" w:color="000000"/>
+              <w:bottom w:val="single" w:sz="4" w:space="0" w:color="000000"/>
+              <w:right w:val="single" w:sz="4" w:space="0" w:color="000000"/>
+            </w:tcBorders>
+          </w:tcPr>
+          <w:p>
+            <w:pPr>
+              <w:rPr>
+                <w:b/>
+                <w:bCs/>
+              </w:rPr>
+            </w:pPr>
+            <w:r>
+              <w:t xml:space="preserve"> SUP: Rolls to R side, attains sitting</w:t>
+            </w:r>
+          </w:p>
+        </w:tc>
+        <w:tc>
+          <w:tcPr>
+            <w:tcW w:w="941" w:type="dxa"/>
+            <w:tcBorders>
+              <w:top w:val="single" w:sz="4" w:space="0" w:color="000000"/>
+              <w:left w:val="single" w:sz="4" w:space="0" w:color="000000"/>
+              <w:bottom w:val="single" w:sz="4" w:space="0" w:color="000000"/>
+              <w:right w:val="single" w:sz="4" w:space="0" w:color="000000"/>
+            </w:tcBorders>
+          </w:tcPr>
+          <w:p>
+            <w:pPr>
+              <w:rPr>
+                <w:b/>
+                <w:bCs/>
+              </w:rPr>
+            </w:pPr>
+            <w:r>
+              <w:rPr>
+                <w:b/>
+                <w:bCs/>
+              </w:rPr>
+              <w:t>1</w:t>
+            </w:r>
+          </w:p>
+        </w:tc>
+      </w:tr>
+      <w:tr>
+        <w:tc>
+          <w:tcPr>
+            <w:tcW w:w="704" w:type="dxa"/>
+            <w:tcBorders>
+              <w:top w:val="single" w:sz="4" w:space="0" w:color="000000"/>
+              <w:left w:val="single" w:sz="4" w:space="0" w:color="000000"/>
+              <w:bottom w:val="single" w:sz="4" w:space="0" w:color="000000"/>
+              <w:right w:val="single" w:sz="4" w:space="0" w:color="000000"/>
+            </w:tcBorders>
+          </w:tcPr>
+          <w:p>
+            <w:r>
+              <w:t>20.</w:t>
+            </w:r>
+          </w:p>
+        </w:tc>
+        <w:tc>
+          <w:tcPr>
+            <w:tcW w:w="7371" w:type="dxa"/>
+            <w:tcBorders>
+              <w:top w:val="single" w:sz="4" w:space="0" w:color="000000"/>
+              <w:left w:val="single" w:sz="4" w:space="0" w:color="000000"/>
+              <w:bottom w:val="single" w:sz="4" w:space="0" w:color="000000"/>
+              <w:right w:val="single" w:sz="4" w:space="0" w:color="000000"/>
+            </w:tcBorders>
+          </w:tcPr>
+          <w:p>
+            <w:pPr>
+              <w:rPr>
+                <w:b/>
+                <w:bCs/>
+              </w:rPr>
+            </w:pPr>
+            <w:r>
+              <w:t>SUP: Rolls to L side, attains sitting</w:t>
+            </w:r>
+          </w:p>
+        </w:tc>
+        <w:tc>
+          <w:tcPr>
+            <w:tcW w:w="941" w:type="dxa"/>
+            <w:tcBorders>
+              <w:top w:val="single" w:sz="4" w:space="0" w:color="000000"/>
+              <w:left w:val="single" w:sz="4" w:space="0" w:color="000000"/>
+              <w:bottom w:val="single" w:sz="4" w:space="0" w:color="000000"/>
+              <w:right w:val="single" w:sz="4" w:space="0" w:color="000000"/>
+            </w:tcBorders>
+          </w:tcPr>
+          <w:p>
+            <w:pPr>
+              <w:rPr>
+                <w:b/>
+                <w:bCs/>
+              </w:rPr>
+            </w:pPr>
+          </w:p>
+        </w:tc>
+      </w:tr>
+      <w:tr>
+        <w:tc>
+          <w:tcPr>
+            <w:tcW w:w="704" w:type="dxa"/>
+            <w:tcBorders>
+              <w:top w:val="single" w:sz="4" w:space="0" w:color="000000"/>
+              <w:left w:val="single" w:sz="4" w:space="0" w:color="000000"/>
+              <w:bottom w:val="single" w:sz="4" w:space="0" w:color="000000"/>
+              <w:right w:val="single" w:sz="4" w:space="0" w:color="000000"/>
+            </w:tcBorders>
+          </w:tcPr>
+          <w:p>
+            <w:r>
+              <w:t>21.</w:t>
+            </w:r>
+          </w:p>
+        </w:tc>
+        <w:tc>
+          <w:tcPr>
+            <w:tcW w:w="7371" w:type="dxa"/>
+            <w:tcBorders>
+              <w:top w:val="single" w:sz="4" w:space="0" w:color="000000"/>
+              <w:left w:val="single" w:sz="4" w:space="0" w:color="000000"/>
+              <w:bottom w:val="single" w:sz="4" w:space="0" w:color="000000"/>
+              <w:right w:val="single" w:sz="4" w:space="0" w:color="000000"/>
+            </w:tcBorders>
+          </w:tcPr>
+          <w:p>
+            <w:pPr>
+              <w:rPr>
+                <w:b/>
+                <w:bCs/>
+              </w:rPr>
+            </w:pPr>
+            <w:r>
+              <w:t>SIT ON MAT, SUPPORTED AT THORAX BY THERAPIST: lifts head upright, maintains 3 sec</w:t>
+            </w:r>
+          </w:p>
+        </w:tc>
+        <w:tc>
+          <w:tcPr>
+            <w:tcW w:w="941" w:type="dxa"/>
+            <w:tcBorders>
+              <w:top w:val="single" w:sz="4" w:space="0" w:color="000000"/>
+              <w:left w:val="single" w:sz="4" w:space="0" w:color="000000"/>
+              <w:bottom w:val="single" w:sz="4" w:space="0" w:color="000000"/>
+              <w:right w:val="single" w:sz="4" w:space="0" w:color="000000"/>
+            </w:tcBorders>
+          </w:tcPr>
+          <w:p>
+            <w:pPr>
+              <w:rPr>
+                <w:b/>
+                <w:bCs/>
+              </w:rPr>
+            </w:pPr>
+          </w:p>
+        </w:tc>
+      </w:tr>
+      <w:tr>
+        <w:tc>
+          <w:tcPr>
+            <w:tcW w:w="704" w:type="dxa"/>
+            <w:tcBorders>
+              <w:top w:val="single" w:sz="4" w:space="0" w:color="000000"/>
+              <w:left w:val="single" w:sz="4" w:space="0" w:color="000000"/>
+              <w:bottom w:val="single" w:sz="4" w:space="0" w:color="000000"/>
+              <w:right w:val="single" w:sz="4" w:space="0" w:color="000000"/>
+            </w:tcBorders>
+          </w:tcPr>
+          <w:p>
+            <w:r>
+              <w:t>22.</w:t>
+            </w:r>
+          </w:p>
+        </w:tc>
+        <w:tc>
+          <w:tcPr>
+            <w:tcW w:w="7371" w:type="dxa"/>
+            <w:tcBorders>
+              <w:top w:val="single" w:sz="4" w:space="0" w:color="000000"/>
+              <w:left w:val="single" w:sz="4" w:space="0" w:color="000000"/>
+              <w:bottom w:val="single" w:sz="4" w:space="0" w:color="000000"/>
+              <w:right w:val="single" w:sz="4" w:space="0" w:color="000000"/>
+            </w:tcBorders>
+          </w:tcPr>
+          <w:p>
+            <w:pPr>
+              <w:rPr>
+                <w:b/>
+                <w:bCs/>
+              </w:rPr>
+            </w:pPr>
+            <w:r>
+              <w:t xml:space="preserve">SIT ON MAT, SUPPORTED AT THORAX BY THERAPIST: lifts head upright, maintains 10 sec    </w:t>
+            </w:r>
+          </w:p>
+        </w:tc>
+        <w:tc>
+          <w:tcPr>
+            <w:tcW w:w="941" w:type="dxa"/>
+            <w:tcBorders>
+              <w:top w:val="single" w:sz="4" w:space="0" w:color="000000"/>
+              <w:left w:val="single" w:sz="4" w:space="0" w:color="000000"/>
+              <w:bottom w:val="single" w:sz="4" w:space="0" w:color="000000"/>
+              <w:right w:val="single" w:sz="4" w:space="0" w:color="000000"/>
+            </w:tcBorders>
+          </w:tcPr>
+          <w:p>
+            <w:pPr>
+              <w:rPr>
+                <w:b/>
+                <w:bCs/>
+              </w:rPr>
+            </w:pPr>
+            <w:r>
+              <w:rPr>
+                <w:b/>
+                <w:bCs/>
+              </w:rPr>
+              <w:t>3</w:t>
+            </w:r>
+          </w:p>
+        </w:tc>
+      </w:tr>
+      <w:tr>
+        <w:tc>
+          <w:tcPr>
+            <w:tcW w:w="704" w:type="dxa"/>
+            <w:tcBorders>
+              <w:top w:val="single" w:sz="4" w:space="0" w:color="000000"/>
+              <w:left w:val="single" w:sz="4" w:space="0" w:color="000000"/>
+              <w:bottom w:val="single" w:sz="4" w:space="0" w:color="000000"/>
+              <w:right w:val="single" w:sz="4" w:space="0" w:color="000000"/>
+            </w:tcBorders>
+          </w:tcPr>
+          <w:p>
+            <w:r>
+              <w:t>23.</w:t>
+            </w:r>
+          </w:p>
+        </w:tc>
+        <w:tc>
+          <w:tcPr>
+            <w:tcW w:w="7371" w:type="dxa"/>
+            <w:tcBorders>
+              <w:top w:val="single" w:sz="4" w:space="0" w:color="000000"/>
+              <w:left w:val="single" w:sz="4" w:space="0" w:color="000000"/>
+              <w:bottom w:val="single" w:sz="4" w:space="0" w:color="000000"/>
+              <w:right w:val="single" w:sz="4" w:space="0" w:color="000000"/>
+            </w:tcBorders>
+          </w:tcPr>
+          <w:p>
+            <w:pPr>
+              <w:rPr>
+                <w:b/>
+                <w:bCs/>
+              </w:rPr>
+            </w:pPr>
+            <w:r>
+              <w:t>SIT ON MAT, ARMS PROPPING: Maintain 5 sec</w:t>
+            </w:r>
+          </w:p>
+        </w:tc>
+        <w:tc>
+          <w:tcPr>
+            <w:tcW w:w="941" w:type="dxa"/>
+            <w:tcBorders>
+              <w:top w:val="single" w:sz="4" w:space="0" w:color="000000"/>
+              <w:left w:val="single" w:sz="4" w:space="0" w:color="000000"/>
+              <w:bottom w:val="single" w:sz="4" w:space="0" w:color="000000"/>
+              <w:right w:val="single" w:sz="4" w:space="0" w:color="000000"/>
+            </w:tcBorders>
+          </w:tcPr>
+          <w:p>
+            <w:pPr>
+              <w:rPr>
+                <w:b/>
+                <w:bCs/>
+              </w:rPr>
+            </w:pPr>
+          </w:p>
+        </w:tc>
+      </w:tr>
+      <w:tr>
+        <w:tc>
+          <w:tcPr>
+            <w:tcW w:w="704" w:type="dxa"/>
+            <w:tcBorders>
+              <w:top w:val="single" w:sz="4" w:space="0" w:color="000000"/>
+              <w:left w:val="single" w:sz="4" w:space="0" w:color="000000"/>
+              <w:bottom w:val="single" w:sz="4" w:space="0" w:color="000000"/>
+              <w:right w:val="single" w:sz="4" w:space="0" w:color="000000"/>
+            </w:tcBorders>
+          </w:tcPr>
+          <w:p>
+            <w:r>
+              <w:t>24.</w:t>
+            </w:r>
+          </w:p>
+        </w:tc>
+        <w:tc>
+          <w:tcPr>
+            <w:tcW w:w="7371" w:type="dxa"/>
+            <w:tcBorders>
+              <w:top w:val="single" w:sz="4" w:space="0" w:color="000000"/>
+              <w:left w:val="single" w:sz="4" w:space="0" w:color="000000"/>
+              <w:bottom w:val="single" w:sz="4" w:space="0" w:color="000000"/>
+              <w:right w:val="single" w:sz="4" w:space="0" w:color="000000"/>
+            </w:tcBorders>
+          </w:tcPr>
+          <w:p>
+            <w:pPr>
+              <w:rPr>
+                <w:b/>
+                <w:bCs/>
+              </w:rPr>
+            </w:pPr>
+            <w:r>
+              <w:t>SIT ON MAT: Maintain, Arms Free, 3 seconds</w:t>
+            </w:r>
+          </w:p>
+        </w:tc>
+        <w:tc>
+          <w:tcPr>
+            <w:tcW w:w="941" w:type="dxa"/>
+            <w:tcBorders>
+              <w:top w:val="single" w:sz="4" w:space="0" w:color="000000"/>
+              <w:left w:val="single" w:sz="4" w:space="0" w:color="000000"/>
+              <w:bottom w:val="single" w:sz="4" w:space="0" w:color="000000"/>
+              <w:right w:val="single" w:sz="4" w:space="0" w:color="000000"/>
+            </w:tcBorders>
+          </w:tcPr>
+          <w:p>
+            <w:pPr>
+              <w:rPr>
+                <w:b/>
+                <w:bCs/>
+              </w:rPr>
+            </w:pPr>
+          </w:p>
+        </w:tc>
+      </w:tr>
+      <w:tr>
+        <w:tc>
+          <w:tcPr>
+            <w:tcW w:w="704" w:type="dxa"/>
+            <w:tcBorders>
+              <w:top w:val="single" w:sz="4" w:space="0" w:color="000000"/>
+              <w:left w:val="single" w:sz="4" w:space="0" w:color="000000"/>
+              <w:bottom w:val="single" w:sz="4" w:space="0" w:color="000000"/>
+              <w:right w:val="single" w:sz="4" w:space="0" w:color="000000"/>
+            </w:tcBorders>
+          </w:tcPr>
+          <w:p>
+            <w:r>
+              <w:t>25.</w:t>
+            </w:r>
+          </w:p>
+        </w:tc>
+        <w:tc>
+          <w:tcPr>
+            <w:tcW w:w="7371" w:type="dxa"/>
+            <w:tcBorders>
+              <w:top w:val="single" w:sz="4" w:space="0" w:color="000000"/>
+              <w:left w:val="single" w:sz="4" w:space="0" w:color="000000"/>
+              <w:bottom w:val="single" w:sz="4" w:space="0" w:color="000000"/>
+              <w:right w:val="single" w:sz="4" w:space="0" w:color="000000"/>
+            </w:tcBorders>
+          </w:tcPr>
+          <w:p>
+            <w:pPr>
+              <w:rPr>
+                <w:b/>
+                <w:bCs/>
+              </w:rPr>
+            </w:pPr>
+            <w:r>
+              <w:t>SIT ON MAT WITH SMALL BALL TOY IN FRONT: Leans Forward, Touches toys, Re-erects without arms propping</w:t>
+            </w:r>
+          </w:p>
+        </w:tc>
+        <w:tc>
+          <w:tcPr>
+            <w:tcW w:w="941" w:type="dxa"/>
+            <w:tcBorders>
+              <w:top w:val="single" w:sz="4" w:space="0" w:color="000000"/>
+              <w:left w:val="single" w:sz="4" w:space="0" w:color="000000"/>
+              <w:bottom w:val="single" w:sz="4" w:space="0" w:color="000000"/>
+              <w:right w:val="single" w:sz="4" w:space="0" w:color="000000"/>
+            </w:tcBorders>
+          </w:tcPr>
+          <w:p>
+            <w:pPr>
+              <w:rPr>
+                <w:b/>
+                <w:bCs/>
+              </w:rPr>
+            </w:pPr>
+            <w:r>
+              <w:rPr>
+                <w:b/>
+                <w:bCs/>
+              </w:rPr>
+              <w:t>3</w:t>
+            </w:r>
+          </w:p>
+        </w:tc>
+      </w:tr>
+      <w:tr>
+        <w:tc>
+          <w:tcPr>
+            <w:tcW w:w="704" w:type="dxa"/>
+            <w:tcBorders>
+              <w:top w:val="single" w:sz="4" w:space="0" w:color="000000"/>
+              <w:left w:val="single" w:sz="4" w:space="0" w:color="000000"/>
+              <w:bottom w:val="single" w:sz="4" w:space="0" w:color="000000"/>
+              <w:right w:val="single" w:sz="4" w:space="0" w:color="000000"/>
+            </w:tcBorders>
+          </w:tcPr>
+          <w:p>
+            <w:r>
+              <w:t>26.</w:t>
+            </w:r>
+          </w:p>
+        </w:tc>
+        <w:tc>
+          <w:tcPr>
+            <w:tcW w:w="7371" w:type="dxa"/>
+            <w:tcBorders>
+              <w:top w:val="single" w:sz="4" w:space="0" w:color="000000"/>
+              <w:left w:val="single" w:sz="4" w:space="0" w:color="000000"/>
+              <w:bottom w:val="single" w:sz="4" w:space="0" w:color="000000"/>
+              <w:right w:val="single" w:sz="4" w:space="0" w:color="000000"/>
+            </w:tcBorders>
+          </w:tcPr>
+          <w:p>
+            <w:pPr>
+              <w:rPr>
+                <w:b/>
+                <w:bCs/>
+              </w:rPr>
+            </w:pPr>
+            <w:r>
+              <w:t>SIT ON MAT: Touches toy palced 45 behind child’s R side returns to start</w:t>
+            </w:r>
+          </w:p>
+        </w:tc>
+        <w:tc>
+          <w:tcPr>
+            <w:tcW w:w="941" w:type="dxa"/>
+            <w:tcBorders>
+              <w:top w:val="single" w:sz="4" w:space="0" w:color="000000"/>
+              <w:left w:val="single" w:sz="4" w:space="0" w:color="000000"/>
+              <w:bottom w:val="single" w:sz="4" w:space="0" w:color="000000"/>
+              <w:right w:val="single" w:sz="4" w:space="0" w:color="000000"/>
+            </w:tcBorders>
+          </w:tcPr>
+          <w:p>
+            <w:pPr>
+              <w:rPr>
+                <w:b/>
+                <w:bCs/>
+              </w:rPr>
+            </w:pPr>
+          </w:p>
+        </w:tc>
+      </w:tr>
+      <w:tr>
+        <w:tc>
+          <w:tcPr>
+            <w:tcW w:w="704" w:type="dxa"/>
+            <w:tcBorders>
+              <w:top w:val="single" w:sz="4" w:space="0" w:color="000000"/>
+              <w:left w:val="single" w:sz="4" w:space="0" w:color="000000"/>
+              <w:bottom w:val="single" w:sz="4" w:space="0" w:color="000000"/>
+              <w:right w:val="single" w:sz="4" w:space="0" w:color="000000"/>
+            </w:tcBorders>
+          </w:tcPr>
+          <w:p>
+            <w:r>
+              <w:t>27.</w:t>
+            </w:r>
+          </w:p>
+        </w:tc>
+        <w:tc>
+          <w:tcPr>
+            <w:tcW w:w="7371" w:type="dxa"/>
+            <w:tcBorders>
+              <w:top w:val="single" w:sz="4" w:space="0" w:color="000000"/>
+              <w:left w:val="single" w:sz="4" w:space="0" w:color="000000"/>
+              <w:bottom w:val="single" w:sz="4" w:space="0" w:color="000000"/>
+              <w:right w:val="single" w:sz="4" w:space="0" w:color="000000"/>
+            </w:tcBorders>
+          </w:tcPr>
+          <w:p>
+            <w:pPr>
+              <w:rPr>
+                <w:b/>
+                <w:bCs/>
+              </w:rPr>
+            </w:pPr>
+            <w:r>
+              <w:t>SIT ON MAT: Touches toy placed 45 behind child’s L side, Return to start</w:t>
+            </w:r>
+          </w:p>
+        </w:tc>
+        <w:tc>
+          <w:tcPr>
+            <w:tcW w:w="941" w:type="dxa"/>
+            <w:tcBorders>
+              <w:top w:val="single" w:sz="4" w:space="0" w:color="000000"/>
+              <w:left w:val="single" w:sz="4" w:space="0" w:color="000000"/>
+              <w:bottom w:val="single" w:sz="4" w:space="0" w:color="000000"/>
+              <w:right w:val="single" w:sz="4" w:space="0" w:color="000000"/>
+            </w:tcBorders>
+          </w:tcPr>
+          <w:p>
+            <w:pPr>
+              <w:rPr>
+                <w:b/>
+                <w:bCs/>
+              </w:rPr>
+            </w:pPr>
+          </w:p>
+        </w:tc>
+      </w:tr>
+      <w:tr>
+        <w:tc>
+          <w:tcPr>
+            <w:tcW w:w="704" w:type="dxa"/>
+            <w:tcBorders>
+              <w:top w:val="single" w:sz="4" w:space="0" w:color="000000"/>
+              <w:left w:val="single" w:sz="4" w:space="0" w:color="000000"/>
+              <w:bottom w:val="single" w:sz="4" w:space="0" w:color="000000"/>
+              <w:right w:val="single" w:sz="4" w:space="0" w:color="000000"/>
+            </w:tcBorders>
+          </w:tcPr>
+          <w:p>
+            <w:r>
+              <w:t>28.</w:t>
+            </w:r>
+          </w:p>
+        </w:tc>
+        <w:tc>
+          <w:tcPr>
+            <w:tcW w:w="7371" w:type="dxa"/>
+            <w:tcBorders>
+              <w:top w:val="single" w:sz="4" w:space="0" w:color="000000"/>
+              <w:left w:val="single" w:sz="4" w:space="0" w:color="000000"/>
+              <w:bottom w:val="single" w:sz="4" w:space="0" w:color="000000"/>
+              <w:right w:val="single" w:sz="4" w:space="0" w:color="000000"/>
+            </w:tcBorders>
+          </w:tcPr>
+          <w:p>
+            <w:pPr>
+              <w:rPr>
+                <w:b/>
+                <w:bCs/>
+              </w:rPr>
+            </w:pPr>
+            <w:r>
+              <w:t>R SIDE SIT: Maintains Arms Free,5 Seconds</w:t>
+            </w:r>
+          </w:p>
+        </w:tc>
+        <w:tc>
+          <w:tcPr>
+            <w:tcW w:w="941" w:type="dxa"/>
+            <w:tcBorders>
+              <w:top w:val="single" w:sz="4" w:space="0" w:color="000000"/>
+              <w:left w:val="single" w:sz="4" w:space="0" w:color="000000"/>
+              <w:bottom w:val="single" w:sz="4" w:space="0" w:color="000000"/>
+              <w:right w:val="single" w:sz="4" w:space="0" w:color="000000"/>
+            </w:tcBorders>
+          </w:tcPr>
+          <w:p>
+            <w:pPr>
+              <w:rPr>
+                <w:b/>
+                <w:bCs/>
+              </w:rPr>
+            </w:pPr>
+          </w:p>
+        </w:tc>
+      </w:tr>
+      <w:tr>
+        <w:tc>
+          <w:tcPr>
+            <w:tcW w:w="704" w:type="dxa"/>
+            <w:tcBorders>
+              <w:top w:val="single" w:sz="4" w:space="0" w:color="000000"/>
+              <w:left w:val="single" w:sz="4" w:space="0" w:color="000000"/>
+              <w:bottom w:val="single" w:sz="4" w:space="0" w:color="000000"/>
+              <w:right w:val="single" w:sz="4" w:space="0" w:color="000000"/>
+            </w:tcBorders>
+          </w:tcPr>
+          <w:p>
+            <w:r>
+              <w:t>29.</w:t>
+            </w:r>
+          </w:p>
+        </w:tc>
+        <w:tc>
+          <w:tcPr>
+            <w:tcW w:w="7371" w:type="dxa"/>
+            <w:tcBorders>
+              <w:top w:val="single" w:sz="4" w:space="0" w:color="000000"/>
+              <w:left w:val="single" w:sz="4" w:space="0" w:color="000000"/>
+              <w:bottom w:val="single" w:sz="4" w:space="0" w:color="000000"/>
+              <w:right w:val="single" w:sz="4" w:space="0" w:color="000000"/>
+            </w:tcBorders>
+          </w:tcPr>
+          <w:p>
+            <w:pPr>
+              <w:rPr>
+                <w:b/>
+                <w:bCs/>
+              </w:rPr>
+            </w:pPr>
+            <w:r>
+              <w:t>L SIDE SIT: Maintains Arms Free,5 Seconds</w:t>
+            </w:r>
+          </w:p>
+        </w:tc>
+        <w:tc>
+          <w:tcPr>
+            <w:tcW w:w="941" w:type="dxa"/>
+            <w:tcBorders>
+              <w:top w:val="single" w:sz="4" w:space="0" w:color="000000"/>
+              <w:left w:val="single" w:sz="4" w:space="0" w:color="000000"/>
+              <w:bottom w:val="single" w:sz="4" w:space="0" w:color="000000"/>
+              <w:right w:val="single" w:sz="4" w:space="0" w:color="000000"/>
+            </w:tcBorders>
+          </w:tcPr>
+          <w:p>
+            <w:pPr>
+              <w:rPr>
+                <w:b/>
+                <w:bCs/>
+              </w:rPr>
+            </w:pPr>
+          </w:p>
+        </w:tc>
+      </w:tr>
+      <w:tr>
+        <w:tc>
+          <w:tcPr>
+            <w:tcW w:w="704" w:type="dxa"/>
+            <w:tcBorders>
+              <w:top w:val="single" w:sz="4" w:space="0" w:color="000000"/>
+              <w:left w:val="single" w:sz="4" w:space="0" w:color="000000"/>
+              <w:bottom w:val="single" w:sz="4" w:space="0" w:color="000000"/>
+              <w:right w:val="single" w:sz="4" w:space="0" w:color="000000"/>
+            </w:tcBorders>
+          </w:tcPr>
+          <w:p>
+            <w:r>
+              <w:t>30.</w:t>
+            </w:r>
+          </w:p>
+        </w:tc>
+        <w:tc>
+          <w:tcPr>
+            <w:tcW w:w="7371" w:type="dxa"/>
+            <w:tcBorders>
+              <w:top w:val="single" w:sz="4" w:space="0" w:color="000000"/>
+              <w:left w:val="single" w:sz="4" w:space="0" w:color="000000"/>
+              <w:bottom w:val="single" w:sz="4" w:space="0" w:color="000000"/>
+              <w:right w:val="single" w:sz="4" w:space="0" w:color="000000"/>
+            </w:tcBorders>
+          </w:tcPr>
+          <w:p>
+            <w:pPr>
+              <w:rPr>
+                <w:b/>
+                <w:bCs/>
+              </w:rPr>
+            </w:pPr>
+            <w:r>
+              <w:t>SIT ON MAT: Lowers to PR with control</w:t>
+            </w:r>
+          </w:p>
+        </w:tc>
+        <w:tc>
+          <w:tcPr>
+            <w:tcW w:w="941" w:type="dxa"/>
+            <w:tcBorders>
+              <w:top w:val="single" w:sz="4" w:space="0" w:color="000000"/>
+              <w:left w:val="single" w:sz="4" w:space="0" w:color="000000"/>
+              <w:bottom w:val="single" w:sz="4" w:space="0" w:color="000000"/>
+              <w:right w:val="single" w:sz="4" w:space="0" w:color="000000"/>
+            </w:tcBorders>
+          </w:tcPr>
+          <w:p>
+            <w:pPr>
+              <w:rPr>
+                <w:b/>
+                <w:bCs/>
+              </w:rPr>
+            </w:pPr>
+          </w:p>
+        </w:tc>
+      </w:tr>
+      <w:tr>
+        <w:tc>
+          <w:tcPr>
+            <w:tcW w:w="704" w:type="dxa"/>
+            <w:tcBorders>
+              <w:top w:val="single" w:sz="4" w:space="0" w:color="000000"/>
+              <w:left w:val="single" w:sz="4" w:space="0" w:color="000000"/>
+              <w:bottom w:val="single" w:sz="4" w:space="0" w:color="000000"/>
+              <w:right w:val="single" w:sz="4" w:space="0" w:color="000000"/>
+            </w:tcBorders>
+          </w:tcPr>
+          <w:p>
+            <w:r>
+              <w:t>31.</w:t>
+            </w:r>
+          </w:p>
+        </w:tc>
+        <w:tc>
+          <w:tcPr>
+            <w:tcW w:w="7371" w:type="dxa"/>
+            <w:tcBorders>
+              <w:top w:val="single" w:sz="4" w:space="0" w:color="000000"/>
+              <w:left w:val="single" w:sz="4" w:space="0" w:color="000000"/>
+              <w:bottom w:val="single" w:sz="4" w:space="0" w:color="000000"/>
+              <w:right w:val="single" w:sz="4" w:space="0" w:color="000000"/>
+            </w:tcBorders>
+          </w:tcPr>
+          <w:p>
+            <w:pPr>
+              <w:rPr>
+                <w:b/>
+                <w:bCs/>
+              </w:rPr>
+            </w:pPr>
+            <w:r>
+              <w:t>SIT ON MAT WITH FEET IN FRONT: Attains 4 point over R side</w:t>
+            </w:r>
+          </w:p>
+        </w:tc>
+        <w:tc>
+          <w:tcPr>
+            <w:tcW w:w="941" w:type="dxa"/>
+            <w:tcBorders>
+              <w:top w:val="single" w:sz="4" w:space="0" w:color="000000"/>
+              <w:left w:val="single" w:sz="4" w:space="0" w:color="000000"/>
+              <w:bottom w:val="single" w:sz="4" w:space="0" w:color="000000"/>
+              <w:right w:val="single" w:sz="4" w:space="0" w:color="000000"/>
+            </w:tcBorders>
+          </w:tcPr>
+          <w:p>
+            <w:pPr>
+              <w:rPr>
+                <w:b/>
+                <w:bCs/>
+              </w:rPr>
+            </w:pPr>
+          </w:p>
+        </w:tc>
+      </w:tr>
+      <w:tr>
+        <w:tc>
+          <w:tcPr>
+            <w:tcW w:w="704" w:type="dxa"/>
+            <w:tcBorders>
+              <w:top w:val="single" w:sz="4" w:space="0" w:color="000000"/>
+              <w:left w:val="single" w:sz="4" w:space="0" w:color="000000"/>
+              <w:bottom w:val="single" w:sz="4" w:space="0" w:color="000000"/>
+              <w:right w:val="single" w:sz="4" w:space="0" w:color="000000"/>
+            </w:tcBorders>
+          </w:tcPr>
+          <w:p>
+            <w:r>
+              <w:t>32.</w:t>
+            </w:r>
+          </w:p>
+        </w:tc>
+        <w:tc>
+          <w:tcPr>
+            <w:tcW w:w="7371" w:type="dxa"/>
+            <w:tcBorders>
+              <w:top w:val="single" w:sz="4" w:space="0" w:color="000000"/>
+              <w:left w:val="single" w:sz="4" w:space="0" w:color="000000"/>
+              <w:bottom w:val="single" w:sz="4" w:space="0" w:color="000000"/>
+              <w:right w:val="single" w:sz="4" w:space="0" w:color="000000"/>
+            </w:tcBorders>
+          </w:tcPr>
+          <w:p>
+            <w:pPr>
+              <w:rPr>
+                <w:b/>
+                <w:bCs/>
+              </w:rPr>
+            </w:pPr>
+            <w:r>
+              <w:t>SIT ON MAT WITH FEET IN FRONT: Attains 4 point over L side</w:t>
+            </w:r>
+          </w:p>
+        </w:tc>
+        <w:tc>
+          <w:tcPr>
+            <w:tcW w:w="941" w:type="dxa"/>
+            <w:tcBorders>
+              <w:top w:val="single" w:sz="4" w:space="0" w:color="000000"/>
+              <w:left w:val="single" w:sz="4" w:space="0" w:color="000000"/>
+              <w:bottom w:val="single" w:sz="4" w:space="0" w:color="000000"/>
+              <w:right w:val="single" w:sz="4" w:space="0" w:color="000000"/>
+            </w:tcBorders>
+          </w:tcPr>
+          <w:p>
+            <w:pPr>
+              <w:rPr>
+                <w:b/>
+                <w:bCs/>
+              </w:rPr>
+            </w:pPr>
+          </w:p>
+        </w:tc>
+      </w:tr>
+      <w:tr>
+        <w:tc>
+          <w:tcPr>
+            <w:tcW w:w="704" w:type="dxa"/>
+            <w:tcBorders>
+              <w:top w:val="single" w:sz="4" w:space="0" w:color="000000"/>
+              <w:left w:val="single" w:sz="4" w:space="0" w:color="000000"/>
+              <w:bottom w:val="single" w:sz="4" w:space="0" w:color="000000"/>
+              <w:right w:val="single" w:sz="4" w:space="0" w:color="000000"/>
+            </w:tcBorders>
+          </w:tcPr>
+          <w:p>
+            <w:r>
+              <w:t>33.</w:t>
+            </w:r>
+          </w:p>
+        </w:tc>
+        <w:tc>
+          <w:tcPr>
+            <w:tcW w:w="7371" w:type="dxa"/>
+            <w:tcBorders>
+              <w:top w:val="single" w:sz="4" w:space="0" w:color="000000"/>
+              <w:left w:val="single" w:sz="4" w:space="0" w:color="000000"/>
+              <w:bottom w:val="single" w:sz="4" w:space="0" w:color="000000"/>
+              <w:right w:val="single" w:sz="4" w:space="0" w:color="000000"/>
+            </w:tcBorders>
+          </w:tcPr>
+          <w:p>
+            <w:pPr>
+              <w:rPr>
+                <w:b/>
+                <w:bCs/>
+              </w:rPr>
+            </w:pPr>
+            <w:r>
+              <w:t>SIT ON MAT: Pivots 90, without arms assisting</w:t>
+            </w:r>
+          </w:p>
+        </w:tc>
+        <w:tc>
+          <w:tcPr>
+            <w:tcW w:w="941" w:type="dxa"/>
+            <w:tcBorders>
+              <w:top w:val="single" w:sz="4" w:space="0" w:color="000000"/>
+              <w:left w:val="single" w:sz="4" w:space="0" w:color="000000"/>
+              <w:bottom w:val="single" w:sz="4" w:space="0" w:color="000000"/>
+              <w:right w:val="single" w:sz="4" w:space="0" w:color="000000"/>
+            </w:tcBorders>
+          </w:tcPr>
+          <w:p>
+            <w:pPr>
+              <w:rPr>
+                <w:b/>
+                <w:bCs/>
+              </w:rPr>
+            </w:pPr>
+          </w:p>
+        </w:tc>
+      </w:tr>
+      <w:tr>
+        <w:tc>
+          <w:tcPr>
+            <w:tcW w:w="704" w:type="dxa"/>
+            <w:tcBorders>
+              <w:top w:val="single" w:sz="4" w:space="0" w:color="000000"/>
+              <w:left w:val="single" w:sz="4" w:space="0" w:color="000000"/>
+              <w:bottom w:val="single" w:sz="4" w:space="0" w:color="000000"/>
+              <w:right w:val="single" w:sz="4" w:space="0" w:color="000000"/>
+            </w:tcBorders>
+          </w:tcPr>
+          <w:p>
+            <w:r>
+              <w:t>34.</w:t>
+            </w:r>
+          </w:p>
+        </w:tc>
+        <w:tc>
+          <w:tcPr>
+            <w:tcW w:w="7371" w:type="dxa"/>
+            <w:tcBorders>
+              <w:top w:val="single" w:sz="4" w:space="0" w:color="000000"/>
+              <w:left w:val="single" w:sz="4" w:space="0" w:color="000000"/>
+              <w:bottom w:val="single" w:sz="4" w:space="0" w:color="000000"/>
+              <w:right w:val="single" w:sz="4" w:space="0" w:color="000000"/>
+            </w:tcBorders>
+          </w:tcPr>
+          <w:p>
+            <w:pPr>
+              <w:rPr>
+                <w:b/>
+                <w:bCs/>
+              </w:rPr>
+            </w:pPr>
+            <w:r>
+              <w:t>SIT ON BEACH: Maintains, Arms and feet free, 10 seconds</w:t>
+            </w:r>
+          </w:p>
+        </w:tc>
+        <w:tc>
+          <w:tcPr>
+            <w:tcW w:w="941" w:type="dxa"/>
+            <w:tcBorders>
+              <w:top w:val="single" w:sz="4" w:space="0" w:color="000000"/>
+              <w:left w:val="single" w:sz="4" w:space="0" w:color="000000"/>
+              <w:bottom w:val="single" w:sz="4" w:space="0" w:color="000000"/>
+              <w:right w:val="single" w:sz="4" w:space="0" w:color="000000"/>
+            </w:tcBorders>
+          </w:tcPr>
+          <w:p>
+            <w:pPr>
+              <w:rPr>
+                <w:b/>
+                <w:bCs/>
+              </w:rPr>
+            </w:pPr>
+          </w:p>
+        </w:tc>
+      </w:tr>
+      <w:tr>
+        <w:tc>
+          <w:tcPr>
+            <w:tcW w:w="704" w:type="dxa"/>
+            <w:tcBorders>
+              <w:top w:val="single" w:sz="4" w:space="0" w:color="000000"/>
+              <w:left w:val="single" w:sz="4" w:space="0" w:color="000000"/>
+              <w:bottom w:val="single" w:sz="4" w:space="0" w:color="000000"/>
+              <w:right w:val="single" w:sz="4" w:space="0" w:color="000000"/>
+            </w:tcBorders>
+          </w:tcPr>
+          <w:p>
+            <w:r>
+              <w:t>35.</w:t>
+            </w:r>
+          </w:p>
+        </w:tc>
+        <w:tc>
+          <w:tcPr>
+            <w:tcW w:w="7371" w:type="dxa"/>
+            <w:tcBorders>
+              <w:top w:val="single" w:sz="4" w:space="0" w:color="000000"/>
+              <w:left w:val="single" w:sz="4" w:space="0" w:color="000000"/>
+              <w:bottom w:val="single" w:sz="4" w:space="0" w:color="000000"/>
+              <w:right w:val="single" w:sz="4" w:space="0" w:color="000000"/>
+            </w:tcBorders>
+          </w:tcPr>
+          <w:p>
+            <w:pPr>
+              <w:rPr>
+                <w:b/>
+                <w:bCs/>
+              </w:rPr>
+            </w:pPr>
+            <w:r>
+              <w:t>STD: Attains on small beach</w:t>
+            </w:r>
+          </w:p>
+        </w:tc>
+        <w:tc>
+          <w:tcPr>
+            <w:tcW w:w="941" w:type="dxa"/>
+            <w:tcBorders>
+              <w:top w:val="single" w:sz="4" w:space="0" w:color="000000"/>
+              <w:left w:val="single" w:sz="4" w:space="0" w:color="000000"/>
+              <w:bottom w:val="single" w:sz="4" w:space="0" w:color="000000"/>
+              <w:right w:val="single" w:sz="4" w:space="0" w:color="000000"/>
+            </w:tcBorders>
+          </w:tcPr>
+          <w:p>
+            <w:pPr>
+              <w:rPr>
+                <w:b/>
+                <w:bCs/>
+              </w:rPr>
+            </w:pPr>
+          </w:p>
+        </w:tc>
+      </w:tr>
+      <w:tr>
+        <w:tc>
+          <w:tcPr>
+            <w:tcW w:w="704" w:type="dxa"/>
+            <w:tcBorders>
+              <w:top w:val="single" w:sz="4" w:space="0" w:color="000000"/>
+              <w:left w:val="single" w:sz="4" w:space="0" w:color="000000"/>
+              <w:bottom w:val="single" w:sz="4" w:space="0" w:color="000000"/>
+              <w:right w:val="single" w:sz="4" w:space="0" w:color="000000"/>
+            </w:tcBorders>
+          </w:tcPr>
+          <w:p>
+            <w:r>
+              <w:t>36.</w:t>
+            </w:r>
+          </w:p>
+        </w:tc>
+        <w:tc>
+          <w:tcPr>
+            <w:tcW w:w="7371" w:type="dxa"/>
+            <w:tcBorders>
+              <w:top w:val="single" w:sz="4" w:space="0" w:color="000000"/>
+              <w:left w:val="single" w:sz="4" w:space="0" w:color="000000"/>
+              <w:bottom w:val="single" w:sz="4" w:space="0" w:color="000000"/>
+              <w:right w:val="single" w:sz="4" w:space="0" w:color="000000"/>
+            </w:tcBorders>
+          </w:tcPr>
+          <w:p>
+            <w:pPr>
+              <w:rPr>
+                <w:b/>
+                <w:bCs/>
+              </w:rPr>
+            </w:pPr>
+            <w:r>
+              <w:t>ON THE FLOOR: Attains sit on small bench</w:t>
+            </w:r>
+          </w:p>
+        </w:tc>
+        <w:tc>
+          <w:tcPr>
+            <w:tcW w:w="941" w:type="dxa"/>
+            <w:tcBorders>
+              <w:top w:val="single" w:sz="4" w:space="0" w:color="000000"/>
+              <w:left w:val="single" w:sz="4" w:space="0" w:color="000000"/>
+              <w:bottom w:val="single" w:sz="4" w:space="0" w:color="000000"/>
+              <w:right w:val="single" w:sz="4" w:space="0" w:color="000000"/>
+            </w:tcBorders>
+          </w:tcPr>
+          <w:p>
+            <w:pPr>
+              <w:rPr>
+                <w:b/>
+                <w:bCs/>
+              </w:rPr>
+            </w:pPr>
+          </w:p>
+        </w:tc>
+      </w:tr>
+      <w:tr>
+        <w:tc>
+          <w:tcPr>
+            <w:tcW w:w="704" w:type="dxa"/>
+            <w:tcBorders>
+              <w:top w:val="single" w:sz="4" w:space="0" w:color="000000"/>
+              <w:left w:val="single" w:sz="4" w:space="0" w:color="000000"/>
+              <w:bottom w:val="single" w:sz="4" w:space="0" w:color="000000"/>
+              <w:right w:val="single" w:sz="4" w:space="0" w:color="000000"/>
+            </w:tcBorders>
+          </w:tcPr>
+          <w:p>
+            <w:r>
+              <w:t>37.</w:t>
+            </w:r>
+          </w:p>
+        </w:tc>
+        <w:tc>
+          <w:tcPr>
+            <w:tcW w:w="7371" w:type="dxa"/>
+            <w:tcBorders>
+              <w:top w:val="single" w:sz="4" w:space="0" w:color="000000"/>
+              <w:left w:val="single" w:sz="4" w:space="0" w:color="000000"/>
+              <w:bottom w:val="single" w:sz="4" w:space="0" w:color="000000"/>
+              <w:right w:val="single" w:sz="4" w:space="0" w:color="000000"/>
+            </w:tcBorders>
+          </w:tcPr>
+          <w:p>
+            <w:pPr>
+              <w:rPr>
+                <w:b/>
+                <w:bCs/>
+              </w:rPr>
+            </w:pPr>
+            <w:r>
+              <w:t>ON THE FLOOR: Attains sit on large bench</w:t>
+            </w:r>
+          </w:p>
+        </w:tc>
+        <w:tc>
+          <w:tcPr>
+            <w:tcW w:w="941" w:type="dxa"/>
+            <w:tcBorders>
+              <w:top w:val="single" w:sz="4" w:space="0" w:color="000000"/>
+              <w:left w:val="single" w:sz="4" w:space="0" w:color="000000"/>
+              <w:bottom w:val="single" w:sz="4" w:space="0" w:color="000000"/>
+              <w:right w:val="single" w:sz="4" w:space="0" w:color="000000"/>
+            </w:tcBorders>
+          </w:tcPr>
+          <w:p>
+            <w:pPr>
+              <w:rPr>
+                <w:b/>
+                <w:bCs/>
+              </w:rPr>
+            </w:pPr>
+          </w:p>
+        </w:tc>
+      </w:tr>
+    </w:tbl>
+    <w:p>
+      <w:pPr>
+        <w:rPr>
+          <w:b/>
+          <w:bCs/>
+        </w:rPr>
+      </w:pPr>
+    </w:p>
+    <w:p>
+      <w:pPr>
+        <w:rPr>
+          <w:b/>
+          <w:bCs/>
+        </w:rPr>
+      </w:pPr>
+      <w:r>
+        <w:rPr>
+          <w:b/>
+          <w:bCs/>
+        </w:rPr>
+        <w:t>C: Crawling &amp; Kneeling</w:t>
+      </w:r>
+    </w:p>
+    <w:tbl>
+      <w:tblPr>
+        <w:tblW w:w="9016" w:type="dxa"/>
+        <w:tblBorders>
+          <w:top w:val="single" w:sz="4" w:space="0" w:color="000000"/>
+          <w:left w:val="single" w:sz="4" w:space="0" w:color="000000"/>
+          <w:bottom w:val="single" w:sz="4" w:space="0" w:color="000000"/>
+          <w:right w:val="single" w:sz="4" w:space="0" w:color="000000"/>
+          <w:insideH w:val="single" w:sz="4" w:space="0" w:color="000000"/>
+          <w:insideV w:val="single" w:sz="4" w:space="0" w:color="000000"/>
+        </w:tblBorders>
+        <w:tblLayout w:type="fixed"/>
+        <w:tblLook w:val="0400" w:firstRow="0" w:lastRow="0" w:firstColumn="0" w:lastColumn="0" w:noHBand="0" w:noVBand="1"/>
+      </w:tblPr>
+      <w:tblGrid>
+        <w:gridCol w:w="704"/>
+        <w:gridCol w:w="7371"/>
+        <w:gridCol w:w="941"/>
+      </w:tblGrid>
+      <w:tr>
+        <w:tc>
+          <w:tcPr>
+            <w:tcW w:w="704" w:type="dxa"/>
+            <w:tcBorders>
+              <w:top w:val="single" w:sz="4" w:space="0" w:color="000000"/>
+              <w:left w:val="single" w:sz="4" w:space="0" w:color="000000"/>
+              <w:bottom w:val="single" w:sz="4" w:space="0" w:color="000000"/>
+              <w:right w:val="single" w:sz="4" w:space="0" w:color="000000"/>
+            </w:tcBorders>
+          </w:tcPr>
+          <w:p>
+            <w:r>
+              <w:t>38.</w:t>
+            </w:r>
+          </w:p>
+        </w:tc>
+        <w:tc>
+          <w:tcPr>
+            <w:tcW w:w="7371" w:type="dxa"/>
+            <w:tcBorders>
+              <w:top w:val="single" w:sz="4" w:space="0" w:color="000000"/>
+              <w:left w:val="single" w:sz="4" w:space="0" w:color="000000"/>
+              <w:bottom w:val="single" w:sz="4" w:space="0" w:color="000000"/>
+              <w:right w:val="single" w:sz="4" w:space="0" w:color="000000"/>
+            </w:tcBorders>
+          </w:tcPr>
+          <w:p>
+            <w:pPr>
+              <w:rPr>
+                <w:b/>
+                <w:bCs/>
+              </w:rPr>
+            </w:pPr>
+            <w:r>
+              <w:t>PR: Creeps Forward 1.8 m(6 inches)</w:t>
+            </w:r>
+          </w:p>
+        </w:tc>
+        <w:tc>
+          <w:tcPr>
+            <w:tcW w:w="941" w:type="dxa"/>
+            <w:tcBorders>
+              <w:top w:val="single" w:sz="4" w:space="0" w:color="000000"/>
+              <w:left w:val="single" w:sz="4" w:space="0" w:color="000000"/>
+              <w:bottom w:val="single" w:sz="4" w:space="0" w:color="000000"/>
+              <w:right w:val="single" w:sz="4" w:space="0" w:color="000000"/>
+            </w:tcBorders>
+          </w:tcPr>
+          <w:p>
+            <w:pPr>
+              <w:rPr>
+                <w:b/>
+                <w:bCs/>
+              </w:rPr>
+            </w:pPr>
+          </w:p>
+        </w:tc>
+      </w:tr>
+      <w:tr>
+        <w:tc>
+          <w:tcPr>
+            <w:tcW w:w="704" w:type="dxa"/>
+            <w:tcBorders>
+              <w:top w:val="single" w:sz="4" w:space="0" w:color="000000"/>
+              <w:left w:val="single" w:sz="4" w:space="0" w:color="000000"/>
+              <w:bottom w:val="single" w:sz="4" w:space="0" w:color="000000"/>
+              <w:right w:val="single" w:sz="4" w:space="0" w:color="000000"/>
+            </w:tcBorders>
+          </w:tcPr>
+          <w:p>
+            <w:r>
+              <w:t>39.</w:t>
+            </w:r>
+          </w:p>
+        </w:tc>
+        <w:tc>
+          <w:tcPr>
+            <w:tcW w:w="7371" w:type="dxa"/>
+            <w:tcBorders>
+              <w:top w:val="single" w:sz="4" w:space="0" w:color="000000"/>
+              <w:left w:val="single" w:sz="4" w:space="0" w:color="000000"/>
+              <w:bottom w:val="single" w:sz="4" w:space="0" w:color="000000"/>
+              <w:right w:val="single" w:sz="4" w:space="0" w:color="000000"/>
+            </w:tcBorders>
+          </w:tcPr>
+          <w:p>
+            <w:pPr>
+              <w:rPr>
+                <w:b/>
+                <w:bCs/>
+              </w:rPr>
+            </w:pPr>
+            <w:r>
+              <w:t>4 POINT: Maintains, Weight on Hands and knees, 10 sec</w:t>
+            </w:r>
+          </w:p>
+        </w:tc>
+        <w:tc>
+          <w:tcPr>
+            <w:tcW w:w="941" w:type="dxa"/>
+            <w:tcBorders>
+              <w:top w:val="single" w:sz="4" w:space="0" w:color="000000"/>
+              <w:left w:val="single" w:sz="4" w:space="0" w:color="000000"/>
+              <w:bottom w:val="single" w:sz="4" w:space="0" w:color="000000"/>
+              <w:right w:val="single" w:sz="4" w:space="0" w:color="000000"/>
+            </w:tcBorders>
+          </w:tcPr>
+          <w:p>
+            <w:pPr>
+              <w:rPr>
+                <w:b/>
+                <w:bCs/>
+              </w:rPr>
+            </w:pPr>
+          </w:p>
+        </w:tc>
+      </w:tr>
+      <w:tr>
+        <w:tc>
+          <w:tcPr>
+            <w:tcW w:w="704" w:type="dxa"/>
+            <w:tcBorders>
+              <w:top w:val="single" w:sz="4" w:space="0" w:color="000000"/>
+              <w:left w:val="single" w:sz="4" w:space="0" w:color="000000"/>
+              <w:bottom w:val="single" w:sz="4" w:space="0" w:color="000000"/>
+              <w:right w:val="single" w:sz="4" w:space="0" w:color="000000"/>
+            </w:tcBorders>
+          </w:tcPr>
+          <w:p>
+            <w:r>
+              <w:t>40</w:t>
+            </w:r>
+          </w:p>
+        </w:tc>
+        <w:tc>
+          <w:tcPr>
+            <w:tcW w:w="7371" w:type="dxa"/>
+            <w:tcBorders>
+              <w:top w:val="single" w:sz="4" w:space="0" w:color="000000"/>
+              <w:left w:val="single" w:sz="4" w:space="0" w:color="000000"/>
+              <w:bottom w:val="single" w:sz="4" w:space="0" w:color="000000"/>
+              <w:right w:val="single" w:sz="4" w:space="0" w:color="000000"/>
+            </w:tcBorders>
+          </w:tcPr>
+          <w:p>
+            <w:pPr>
+              <w:rPr>
+                <w:b/>
+                <w:bCs/>
+              </w:rPr>
+            </w:pPr>
+            <w:r>
+              <w:t>4 POINT: Attains sit arms free</w:t>
+            </w:r>
+          </w:p>
+        </w:tc>
+        <w:tc>
+          <w:tcPr>
+            <w:tcW w:w="941" w:type="dxa"/>
+            <w:tcBorders>
+              <w:top w:val="single" w:sz="4" w:space="0" w:color="000000"/>
+              <w:left w:val="single" w:sz="4" w:space="0" w:color="000000"/>
+              <w:bottom w:val="single" w:sz="4" w:space="0" w:color="000000"/>
+              <w:right w:val="single" w:sz="4" w:space="0" w:color="000000"/>
+            </w:tcBorders>
+          </w:tcPr>
+          <w:p>
+            <w:pPr>
+              <w:rPr>
+                <w:b/>
+                <w:bCs/>
+              </w:rPr>
+            </w:pPr>
+          </w:p>
+        </w:tc>
+      </w:tr>
+      <w:tr>
+        <w:tc>
+          <w:tcPr>
+            <w:tcW w:w="704" w:type="dxa"/>
+            <w:tcBorders>
+              <w:top w:val="single" w:sz="4" w:space="0" w:color="000000"/>
+              <w:left w:val="single" w:sz="4" w:space="0" w:color="000000"/>
+              <w:bottom w:val="single" w:sz="4" w:space="0" w:color="000000"/>
+              <w:right w:val="single" w:sz="4" w:space="0" w:color="000000"/>
+            </w:tcBorders>
+          </w:tcPr>
+          <w:p>
+            <w:r>
+              <w:t>41.</w:t>
+            </w:r>
+          </w:p>
+        </w:tc>
+        <w:tc>
+          <w:tcPr>
+            <w:tcW w:w="7371" w:type="dxa"/>
+            <w:tcBorders>
+              <w:top w:val="single" w:sz="4" w:space="0" w:color="000000"/>
+              <w:left w:val="single" w:sz="4" w:space="0" w:color="000000"/>
+              <w:bottom w:val="single" w:sz="4" w:space="0" w:color="000000"/>
+              <w:right w:val="single" w:sz="4" w:space="0" w:color="000000"/>
+            </w:tcBorders>
+          </w:tcPr>
+          <w:p>
+            <w:pPr>
+              <w:rPr>
+                <w:b/>
+                <w:bCs/>
+              </w:rPr>
+            </w:pPr>
+            <w:r>
+              <w:t>PR: Attains 4 point, weight on hands and knees</w:t>
+            </w:r>
+          </w:p>
+        </w:tc>
+        <w:tc>
+          <w:tcPr>
+            <w:tcW w:w="941" w:type="dxa"/>
+            <w:tcBorders>
+              <w:top w:val="single" w:sz="4" w:space="0" w:color="000000"/>
+              <w:left w:val="single" w:sz="4" w:space="0" w:color="000000"/>
+              <w:bottom w:val="single" w:sz="4" w:space="0" w:color="000000"/>
+              <w:right w:val="single" w:sz="4" w:space="0" w:color="000000"/>
+            </w:tcBorders>
+          </w:tcPr>
+          <w:p>
+            <w:pPr>
+              <w:rPr>
+                <w:b/>
+                <w:bCs/>
+              </w:rPr>
+            </w:pPr>
+          </w:p>
+        </w:tc>
+      </w:tr>
+      <w:tr>
+        <w:tc>
+          <w:tcPr>
+            <w:tcW w:w="704" w:type="dxa"/>
+            <w:tcBorders>
+              <w:top w:val="single" w:sz="4" w:space="0" w:color="000000"/>
+              <w:left w:val="single" w:sz="4" w:space="0" w:color="000000"/>
+              <w:bottom w:val="single" w:sz="4" w:space="0" w:color="000000"/>
+              <w:right w:val="single" w:sz="4" w:space="0" w:color="000000"/>
+            </w:tcBorders>
+          </w:tcPr>
+          <w:p>
+            <w:r>
+              <w:t>42.</w:t>
+            </w:r>
+          </w:p>
+        </w:tc>
+        <w:tc>
+          <w:tcPr>
+            <w:tcW w:w="7371" w:type="dxa"/>
+            <w:tcBorders>
+              <w:top w:val="single" w:sz="4" w:space="0" w:color="000000"/>
+              <w:left w:val="single" w:sz="4" w:space="0" w:color="000000"/>
+              <w:bottom w:val="single" w:sz="4" w:space="0" w:color="000000"/>
+              <w:right w:val="single" w:sz="4" w:space="0" w:color="000000"/>
+            </w:tcBorders>
+          </w:tcPr>
+          <w:p>
+            <w:pPr>
+              <w:rPr>
+                <w:b/>
+                <w:bCs/>
+              </w:rPr>
+            </w:pPr>
+            <w:r>
+              <w:t>4 POINT: Reaches Forward with R Arm, Hand above shoulder level</w:t>
+            </w:r>
+          </w:p>
+        </w:tc>
+        <w:tc>
+          <w:tcPr>
+            <w:tcW w:w="941" w:type="dxa"/>
+            <w:tcBorders>
+              <w:top w:val="single" w:sz="4" w:space="0" w:color="000000"/>
+              <w:left w:val="single" w:sz="4" w:space="0" w:color="000000"/>
+              <w:bottom w:val="single" w:sz="4" w:space="0" w:color="000000"/>
+              <w:right w:val="single" w:sz="4" w:space="0" w:color="000000"/>
+            </w:tcBorders>
+          </w:tcPr>
+          <w:p>
+            <w:pPr>
+              <w:rPr>
+                <w:b/>
+                <w:bCs/>
+              </w:rPr>
+            </w:pPr>
+          </w:p>
+        </w:tc>
+      </w:tr>
+      <w:tr>
+        <w:tc>
+          <w:tcPr>
+            <w:tcW w:w="704" w:type="dxa"/>
+            <w:tcBorders>
+              <w:top w:val="single" w:sz="4" w:space="0" w:color="000000"/>
+              <w:left w:val="single" w:sz="4" w:space="0" w:color="000000"/>
+              <w:bottom w:val="single" w:sz="4" w:space="0" w:color="000000"/>
+              <w:right w:val="single" w:sz="4" w:space="0" w:color="000000"/>
+            </w:tcBorders>
+          </w:tcPr>
+          <w:p>
+            <w:r>
+              <w:t>43.</w:t>
+            </w:r>
+          </w:p>
+        </w:tc>
+        <w:tc>
+          <w:tcPr>
+            <w:tcW w:w="7371" w:type="dxa"/>
+            <w:tcBorders>
+              <w:top w:val="single" w:sz="4" w:space="0" w:color="000000"/>
+              <w:left w:val="single" w:sz="4" w:space="0" w:color="000000"/>
+              <w:bottom w:val="single" w:sz="4" w:space="0" w:color="000000"/>
+              <w:right w:val="single" w:sz="4" w:space="0" w:color="000000"/>
+            </w:tcBorders>
+          </w:tcPr>
+          <w:p>
+            <w:pPr>
+              <w:rPr>
+                <w:b/>
+                <w:bCs/>
+              </w:rPr>
+            </w:pPr>
+            <w:r>
+              <w:t>4 POINT: Reaches Forward with L Arm, Hand above shoulder level</w:t>
+            </w:r>
+          </w:p>
+        </w:tc>
+        <w:tc>
+          <w:tcPr>
+            <w:tcW w:w="941" w:type="dxa"/>
+            <w:tcBorders>
+              <w:top w:val="single" w:sz="4" w:space="0" w:color="000000"/>
+              <w:left w:val="single" w:sz="4" w:space="0" w:color="000000"/>
+              <w:bottom w:val="single" w:sz="4" w:space="0" w:color="000000"/>
+              <w:right w:val="single" w:sz="4" w:space="0" w:color="000000"/>
+            </w:tcBorders>
+          </w:tcPr>
+          <w:p>
+            <w:pPr>
+              <w:rPr>
+                <w:b/>
+                <w:bCs/>
+              </w:rPr>
+            </w:pPr>
+          </w:p>
+        </w:tc>
+      </w:tr>
+      <w:tr>
+        <w:tc>
+          <w:tcPr>
+            <w:tcW w:w="704" w:type="dxa"/>
+            <w:tcBorders>
+              <w:top w:val="single" w:sz="4" w:space="0" w:color="000000"/>
+              <w:left w:val="single" w:sz="4" w:space="0" w:color="000000"/>
+              <w:bottom w:val="single" w:sz="4" w:space="0" w:color="000000"/>
+              <w:right w:val="single" w:sz="4" w:space="0" w:color="000000"/>
+            </w:tcBorders>
+          </w:tcPr>
+          <w:p>
+            <w:r>
+              <w:lastRenderedPageBreak/>
+              <w:t>44.</w:t>
+            </w:r>
+          </w:p>
+        </w:tc>
+        <w:tc>
+          <w:tcPr>
+            <w:tcW w:w="7371" w:type="dxa"/>
+            <w:tcBorders>
+              <w:top w:val="single" w:sz="4" w:space="0" w:color="000000"/>
+              <w:left w:val="single" w:sz="4" w:space="0" w:color="000000"/>
+              <w:bottom w:val="single" w:sz="4" w:space="0" w:color="000000"/>
+              <w:right w:val="single" w:sz="4" w:space="0" w:color="000000"/>
+            </w:tcBorders>
+          </w:tcPr>
+          <w:p>
+            <w:pPr>
+              <w:rPr>
+                <w:b/>
+                <w:bCs/>
+              </w:rPr>
+            </w:pPr>
+            <w:r>
+              <w:t>4 POINT: Crawls or Hitches Forward 1.8 m (6 inches)</w:t>
+            </w:r>
+          </w:p>
+        </w:tc>
+        <w:tc>
+          <w:tcPr>
+            <w:tcW w:w="941" w:type="dxa"/>
+            <w:tcBorders>
+              <w:top w:val="single" w:sz="4" w:space="0" w:color="000000"/>
+              <w:left w:val="single" w:sz="4" w:space="0" w:color="000000"/>
+              <w:bottom w:val="single" w:sz="4" w:space="0" w:color="000000"/>
+              <w:right w:val="single" w:sz="4" w:space="0" w:color="000000"/>
+            </w:tcBorders>
+          </w:tcPr>
+          <w:p>
+            <w:pPr>
+              <w:rPr>
+                <w:b/>
+                <w:bCs/>
+              </w:rPr>
+            </w:pPr>
+          </w:p>
+        </w:tc>
+      </w:tr>
+      <w:tr>
+        <w:tc>
+          <w:tcPr>
+            <w:tcW w:w="704" w:type="dxa"/>
+            <w:tcBorders>
+              <w:top w:val="single" w:sz="4" w:space="0" w:color="000000"/>
+              <w:left w:val="single" w:sz="4" w:space="0" w:color="000000"/>
+              <w:bottom w:val="single" w:sz="4" w:space="0" w:color="000000"/>
+              <w:right w:val="single" w:sz="4" w:space="0" w:color="000000"/>
+            </w:tcBorders>
+          </w:tcPr>
+          <w:p>
+            <w:r>
+              <w:t>45.</w:t>
+            </w:r>
+          </w:p>
+        </w:tc>
+        <w:tc>
+          <w:tcPr>
+            <w:tcW w:w="7371" w:type="dxa"/>
+            <w:tcBorders>
+              <w:top w:val="single" w:sz="4" w:space="0" w:color="000000"/>
+              <w:left w:val="single" w:sz="4" w:space="0" w:color="000000"/>
+              <w:bottom w:val="single" w:sz="4" w:space="0" w:color="000000"/>
+              <w:right w:val="single" w:sz="4" w:space="0" w:color="000000"/>
+            </w:tcBorders>
+          </w:tcPr>
+          <w:p>
+            <w:pPr>
+              <w:rPr>
+                <w:b/>
+                <w:bCs/>
+              </w:rPr>
+            </w:pPr>
+            <w:r>
+              <w:t>4 POINT: Crawls Reciprocally Forward 1.8m(6 inches)</w:t>
+            </w:r>
+          </w:p>
+        </w:tc>
+        <w:tc>
+          <w:tcPr>
+            <w:tcW w:w="941" w:type="dxa"/>
+            <w:tcBorders>
+              <w:top w:val="single" w:sz="4" w:space="0" w:color="000000"/>
+              <w:left w:val="single" w:sz="4" w:space="0" w:color="000000"/>
+              <w:bottom w:val="single" w:sz="4" w:space="0" w:color="000000"/>
+              <w:right w:val="single" w:sz="4" w:space="0" w:color="000000"/>
+            </w:tcBorders>
+          </w:tcPr>
+          <w:p>
+            <w:pPr>
+              <w:rPr>
+                <w:b/>
+                <w:bCs/>
+              </w:rPr>
+            </w:pPr>
+          </w:p>
+        </w:tc>
+      </w:tr>
+      <w:tr>
+        <w:tc>
+          <w:tcPr>
+            <w:tcW w:w="704" w:type="dxa"/>
+            <w:tcBorders>
+              <w:top w:val="single" w:sz="4" w:space="0" w:color="000000"/>
+              <w:left w:val="single" w:sz="4" w:space="0" w:color="000000"/>
+              <w:bottom w:val="single" w:sz="4" w:space="0" w:color="000000"/>
+              <w:right w:val="single" w:sz="4" w:space="0" w:color="000000"/>
+            </w:tcBorders>
+          </w:tcPr>
+          <w:p>
+            <w:r>
+              <w:t>46.</w:t>
+            </w:r>
+          </w:p>
+        </w:tc>
+        <w:tc>
+          <w:tcPr>
+            <w:tcW w:w="7371" w:type="dxa"/>
+            <w:tcBorders>
+              <w:top w:val="single" w:sz="4" w:space="0" w:color="000000"/>
+              <w:left w:val="single" w:sz="4" w:space="0" w:color="000000"/>
+              <w:bottom w:val="single" w:sz="4" w:space="0" w:color="000000"/>
+              <w:right w:val="single" w:sz="4" w:space="0" w:color="000000"/>
+            </w:tcBorders>
+          </w:tcPr>
+          <w:p>
+            <w:pPr>
+              <w:rPr>
+                <w:b/>
+                <w:bCs/>
+              </w:rPr>
+            </w:pPr>
+            <w:r>
+              <w:t>4 POINT: Crawls up to 4 steps on hands and knees/Feet</w:t>
+            </w:r>
+          </w:p>
+        </w:tc>
+        <w:tc>
+          <w:tcPr>
+            <w:tcW w:w="941" w:type="dxa"/>
+            <w:tcBorders>
+              <w:top w:val="single" w:sz="4" w:space="0" w:color="000000"/>
+              <w:left w:val="single" w:sz="4" w:space="0" w:color="000000"/>
+              <w:bottom w:val="single" w:sz="4" w:space="0" w:color="000000"/>
+              <w:right w:val="single" w:sz="4" w:space="0" w:color="000000"/>
+            </w:tcBorders>
+          </w:tcPr>
+          <w:p>
+            <w:pPr>
+              <w:rPr>
+                <w:b/>
+                <w:bCs/>
+              </w:rPr>
+            </w:pPr>
+          </w:p>
+        </w:tc>
+      </w:tr>
+      <w:tr>
+        <w:tc>
+          <w:tcPr>
+            <w:tcW w:w="704" w:type="dxa"/>
+            <w:tcBorders>
+              <w:top w:val="single" w:sz="4" w:space="0" w:color="000000"/>
+              <w:left w:val="single" w:sz="4" w:space="0" w:color="000000"/>
+              <w:bottom w:val="single" w:sz="4" w:space="0" w:color="000000"/>
+              <w:right w:val="single" w:sz="4" w:space="0" w:color="000000"/>
+            </w:tcBorders>
+          </w:tcPr>
+          <w:p>
+            <w:r>
+              <w:t>47.</w:t>
+            </w:r>
+          </w:p>
+        </w:tc>
+        <w:tc>
+          <w:tcPr>
+            <w:tcW w:w="7371" w:type="dxa"/>
+            <w:tcBorders>
+              <w:top w:val="single" w:sz="4" w:space="0" w:color="000000"/>
+              <w:left w:val="single" w:sz="4" w:space="0" w:color="000000"/>
+              <w:bottom w:val="single" w:sz="4" w:space="0" w:color="000000"/>
+              <w:right w:val="single" w:sz="4" w:space="0" w:color="000000"/>
+            </w:tcBorders>
+          </w:tcPr>
+          <w:p>
+            <w:pPr>
+              <w:rPr>
+                <w:b/>
+                <w:bCs/>
+              </w:rPr>
+            </w:pPr>
+            <w:r>
+              <w:t>4 POINT: Crawls Backwards down 4 steps on hands and knees/feet</w:t>
+            </w:r>
+          </w:p>
+        </w:tc>
+        <w:tc>
+          <w:tcPr>
+            <w:tcW w:w="941" w:type="dxa"/>
+            <w:tcBorders>
+              <w:top w:val="single" w:sz="4" w:space="0" w:color="000000"/>
+              <w:left w:val="single" w:sz="4" w:space="0" w:color="000000"/>
+              <w:bottom w:val="single" w:sz="4" w:space="0" w:color="000000"/>
+              <w:right w:val="single" w:sz="4" w:space="0" w:color="000000"/>
+            </w:tcBorders>
+          </w:tcPr>
+          <w:p>
+            <w:pPr>
+              <w:rPr>
+                <w:b/>
+                <w:bCs/>
+              </w:rPr>
+            </w:pPr>
+          </w:p>
+        </w:tc>
+      </w:tr>
+      <w:tr>
+        <w:tc>
+          <w:tcPr>
+            <w:tcW w:w="704" w:type="dxa"/>
+            <w:tcBorders>
+              <w:top w:val="single" w:sz="4" w:space="0" w:color="000000"/>
+              <w:left w:val="single" w:sz="4" w:space="0" w:color="000000"/>
+              <w:bottom w:val="single" w:sz="4" w:space="0" w:color="000000"/>
+              <w:right w:val="single" w:sz="4" w:space="0" w:color="000000"/>
+            </w:tcBorders>
+          </w:tcPr>
+          <w:p>
+            <w:r>
+              <w:t>48.</w:t>
+            </w:r>
+          </w:p>
+        </w:tc>
+        <w:tc>
+          <w:tcPr>
+            <w:tcW w:w="7371" w:type="dxa"/>
+            <w:tcBorders>
+              <w:top w:val="single" w:sz="4" w:space="0" w:color="000000"/>
+              <w:left w:val="single" w:sz="4" w:space="0" w:color="000000"/>
+              <w:bottom w:val="single" w:sz="4" w:space="0" w:color="000000"/>
+              <w:right w:val="single" w:sz="4" w:space="0" w:color="000000"/>
+            </w:tcBorders>
+          </w:tcPr>
+          <w:p>
+            <w:pPr>
+              <w:rPr>
+                <w:b/>
+                <w:bCs/>
+              </w:rPr>
+            </w:pPr>
+            <w:r>
+              <w:t>SIT ON MAT: Attains High kn using arms, maintains, arms free 10 sec</w:t>
+            </w:r>
+          </w:p>
+        </w:tc>
+        <w:tc>
+          <w:tcPr>
+            <w:tcW w:w="941" w:type="dxa"/>
+            <w:tcBorders>
+              <w:top w:val="single" w:sz="4" w:space="0" w:color="000000"/>
+              <w:left w:val="single" w:sz="4" w:space="0" w:color="000000"/>
+              <w:bottom w:val="single" w:sz="4" w:space="0" w:color="000000"/>
+              <w:right w:val="single" w:sz="4" w:space="0" w:color="000000"/>
+            </w:tcBorders>
+          </w:tcPr>
+          <w:p>
+            <w:pPr>
+              <w:rPr>
+                <w:b/>
+                <w:bCs/>
+              </w:rPr>
+            </w:pPr>
+          </w:p>
+        </w:tc>
+      </w:tr>
+      <w:tr>
+        <w:tc>
+          <w:tcPr>
+            <w:tcW w:w="704" w:type="dxa"/>
+            <w:tcBorders>
+              <w:top w:val="single" w:sz="4" w:space="0" w:color="000000"/>
+              <w:left w:val="single" w:sz="4" w:space="0" w:color="000000"/>
+              <w:bottom w:val="single" w:sz="4" w:space="0" w:color="000000"/>
+              <w:right w:val="single" w:sz="4" w:space="0" w:color="000000"/>
+            </w:tcBorders>
+          </w:tcPr>
+          <w:p>
+            <w:r>
+              <w:t>49.</w:t>
+            </w:r>
+          </w:p>
+        </w:tc>
+        <w:tc>
+          <w:tcPr>
+            <w:tcW w:w="7371" w:type="dxa"/>
+            <w:tcBorders>
+              <w:top w:val="single" w:sz="4" w:space="0" w:color="000000"/>
+              <w:left w:val="single" w:sz="4" w:space="0" w:color="000000"/>
+              <w:bottom w:val="single" w:sz="4" w:space="0" w:color="000000"/>
+              <w:right w:val="single" w:sz="4" w:space="0" w:color="000000"/>
+            </w:tcBorders>
+          </w:tcPr>
+          <w:p>
+            <w:pPr>
+              <w:rPr>
+                <w:b/>
+                <w:bCs/>
+              </w:rPr>
+            </w:pPr>
+            <w:r>
+              <w:t>HIGH KN: Attains half kn on R Knee using arms, maintains arms free, 10 sec</w:t>
+            </w:r>
+          </w:p>
+        </w:tc>
+        <w:tc>
+          <w:tcPr>
+            <w:tcW w:w="941" w:type="dxa"/>
+            <w:tcBorders>
+              <w:top w:val="single" w:sz="4" w:space="0" w:color="000000"/>
+              <w:left w:val="single" w:sz="4" w:space="0" w:color="000000"/>
+              <w:bottom w:val="single" w:sz="4" w:space="0" w:color="000000"/>
+              <w:right w:val="single" w:sz="4" w:space="0" w:color="000000"/>
+            </w:tcBorders>
+          </w:tcPr>
+          <w:p>
+            <w:pPr>
+              <w:rPr>
+                <w:b/>
+                <w:bCs/>
+              </w:rPr>
+            </w:pPr>
+          </w:p>
+        </w:tc>
+      </w:tr>
+      <w:tr>
+        <w:tc>
+          <w:tcPr>
+            <w:tcW w:w="704" w:type="dxa"/>
+            <w:tcBorders>
+              <w:top w:val="single" w:sz="4" w:space="0" w:color="000000"/>
+              <w:left w:val="single" w:sz="4" w:space="0" w:color="000000"/>
+              <w:bottom w:val="single" w:sz="4" w:space="0" w:color="000000"/>
+              <w:right w:val="single" w:sz="4" w:space="0" w:color="000000"/>
+            </w:tcBorders>
+          </w:tcPr>
+          <w:p>
+            <w:r>
+              <w:t>50.</w:t>
+            </w:r>
+          </w:p>
+        </w:tc>
+        <w:tc>
+          <w:tcPr>
+            <w:tcW w:w="7371" w:type="dxa"/>
+            <w:tcBorders>
+              <w:top w:val="single" w:sz="4" w:space="0" w:color="000000"/>
+              <w:left w:val="single" w:sz="4" w:space="0" w:color="000000"/>
+              <w:bottom w:val="single" w:sz="4" w:space="0" w:color="000000"/>
+              <w:right w:val="single" w:sz="4" w:space="0" w:color="000000"/>
+            </w:tcBorders>
+          </w:tcPr>
+          <w:p>
+            <w:pPr>
+              <w:rPr>
+                <w:b/>
+                <w:bCs/>
+              </w:rPr>
+            </w:pPr>
+            <w:r>
+              <w:t>HIGH KN: Attains half kn on R Knee using arms, maintains arms free, 10 sec</w:t>
+            </w:r>
+          </w:p>
+        </w:tc>
+        <w:tc>
+          <w:tcPr>
+            <w:tcW w:w="941" w:type="dxa"/>
+            <w:tcBorders>
+              <w:top w:val="single" w:sz="4" w:space="0" w:color="000000"/>
+              <w:left w:val="single" w:sz="4" w:space="0" w:color="000000"/>
+              <w:bottom w:val="single" w:sz="4" w:space="0" w:color="000000"/>
+              <w:right w:val="single" w:sz="4" w:space="0" w:color="000000"/>
+            </w:tcBorders>
+          </w:tcPr>
+          <w:p>
+            <w:pPr>
+              <w:rPr>
+                <w:b/>
+                <w:bCs/>
+              </w:rPr>
+            </w:pPr>
+          </w:p>
+        </w:tc>
+      </w:tr>
+      <w:tr>
+        <w:tc>
+          <w:tcPr>
+            <w:tcW w:w="704" w:type="dxa"/>
+            <w:tcBorders>
+              <w:top w:val="single" w:sz="4" w:space="0" w:color="000000"/>
+              <w:left w:val="single" w:sz="4" w:space="0" w:color="000000"/>
+              <w:bottom w:val="single" w:sz="4" w:space="0" w:color="000000"/>
+              <w:right w:val="single" w:sz="4" w:space="0" w:color="000000"/>
+            </w:tcBorders>
+          </w:tcPr>
+          <w:p>
+            <w:r>
+              <w:t>51.</w:t>
+            </w:r>
+          </w:p>
+        </w:tc>
+        <w:tc>
+          <w:tcPr>
+            <w:tcW w:w="7371" w:type="dxa"/>
+            <w:tcBorders>
+              <w:top w:val="single" w:sz="4" w:space="0" w:color="000000"/>
+              <w:left w:val="single" w:sz="4" w:space="0" w:color="000000"/>
+              <w:bottom w:val="single" w:sz="4" w:space="0" w:color="000000"/>
+              <w:right w:val="single" w:sz="4" w:space="0" w:color="000000"/>
+            </w:tcBorders>
+          </w:tcPr>
+          <w:p>
+            <w:pPr>
+              <w:rPr>
+                <w:b/>
+                <w:bCs/>
+              </w:rPr>
+            </w:pPr>
+            <w:r>
+              <w:t>HIGH KN: Kn walks forward 10 steps, arms free</w:t>
+            </w:r>
+          </w:p>
+        </w:tc>
+        <w:tc>
+          <w:tcPr>
+            <w:tcW w:w="941" w:type="dxa"/>
+            <w:tcBorders>
+              <w:top w:val="single" w:sz="4" w:space="0" w:color="000000"/>
+              <w:left w:val="single" w:sz="4" w:space="0" w:color="000000"/>
+              <w:bottom w:val="single" w:sz="4" w:space="0" w:color="000000"/>
+              <w:right w:val="single" w:sz="4" w:space="0" w:color="000000"/>
+            </w:tcBorders>
+          </w:tcPr>
+          <w:p>
+            <w:pPr>
+              <w:rPr>
+                <w:b/>
+                <w:bCs/>
+              </w:rPr>
+            </w:pPr>
+          </w:p>
+        </w:tc>
+      </w:tr>
+      <w:tr>
+        <w:tc>
+          <w:tcPr>
+            <w:tcW w:w="704" w:type="dxa"/>
+            <w:tcBorders>
+              <w:top w:val="single" w:sz="4" w:space="0" w:color="000000"/>
+              <w:left w:val="single" w:sz="4" w:space="0" w:color="000000"/>
+              <w:bottom w:val="single" w:sz="4" w:space="0" w:color="000000"/>
+              <w:right w:val="single" w:sz="4" w:space="0" w:color="000000"/>
+            </w:tcBorders>
+          </w:tcPr>
+          <w:p/>
+        </w:tc>
+        <w:tc>
+          <w:tcPr>
+            <w:tcW w:w="7371" w:type="dxa"/>
+            <w:tcBorders>
+              <w:top w:val="single" w:sz="4" w:space="0" w:color="000000"/>
+              <w:left w:val="single" w:sz="4" w:space="0" w:color="000000"/>
+              <w:bottom w:val="single" w:sz="4" w:space="0" w:color="000000"/>
+              <w:right w:val="single" w:sz="4" w:space="0" w:color="000000"/>
+            </w:tcBorders>
+          </w:tcPr>
+          <w:p/>
+        </w:tc>
+        <w:tc>
+          <w:tcPr>
+            <w:tcW w:w="941" w:type="dxa"/>
+            <w:tcBorders>
+              <w:top w:val="single" w:sz="4" w:space="0" w:color="000000"/>
+              <w:left w:val="single" w:sz="4" w:space="0" w:color="000000"/>
+              <w:bottom w:val="single" w:sz="4" w:space="0" w:color="000000"/>
+              <w:right w:val="single" w:sz="4" w:space="0" w:color="000000"/>
+            </w:tcBorders>
+          </w:tcPr>
+          <w:p>
+            <w:pPr>
+              <w:rPr>
+                <w:b/>
+                <w:bCs/>
+              </w:rPr>
+            </w:pPr>
+          </w:p>
+        </w:tc>
+      </w:tr>
+      <w:tr>
+        <w:tc>
+          <w:tcPr>
+            <w:tcW w:w="704" w:type="dxa"/>
+            <w:tcBorders>
+              <w:top w:val="single" w:sz="4" w:space="0" w:color="000000"/>
+              <w:left w:val="single" w:sz="4" w:space="0" w:color="000000"/>
+              <w:bottom w:val="single" w:sz="4" w:space="0" w:color="000000"/>
+              <w:right w:val="single" w:sz="4" w:space="0" w:color="000000"/>
+            </w:tcBorders>
+          </w:tcPr>
+          <w:p>
+            <w:pPr>
+              <w:rPr>
+                <w:b/>
+                <w:bCs/>
+              </w:rPr>
+            </w:pPr>
+            <w:r>
+              <w:rPr>
+                <w:b/>
+                <w:bCs/>
+              </w:rPr>
+              <w:t>D:</w:t>
+            </w:r>
+          </w:p>
+        </w:tc>
+        <w:tc>
+          <w:tcPr>
+            <w:tcW w:w="7371" w:type="dxa"/>
+            <w:tcBorders>
+              <w:top w:val="single" w:sz="4" w:space="0" w:color="000000"/>
+              <w:left w:val="single" w:sz="4" w:space="0" w:color="000000"/>
+              <w:bottom w:val="single" w:sz="4" w:space="0" w:color="000000"/>
+              <w:right w:val="single" w:sz="4" w:space="0" w:color="000000"/>
+            </w:tcBorders>
+          </w:tcPr>
+          <w:p>
+            <w:pPr>
+              <w:rPr>
+                <w:b/>
+                <w:bCs/>
+              </w:rPr>
+            </w:pPr>
+            <w:r>
+              <w:rPr>
+                <w:b/>
+                <w:bCs/>
+              </w:rPr>
+              <w:t>Standing</w:t>
+            </w:r>
+          </w:p>
+        </w:tc>
+        <w:tc>
+          <w:tcPr>
+            <w:tcW w:w="941" w:type="dxa"/>
+            <w:tcBorders>
+              <w:top w:val="single" w:sz="4" w:space="0" w:color="000000"/>
+              <w:left w:val="single" w:sz="4" w:space="0" w:color="000000"/>
+              <w:bottom w:val="single" w:sz="4" w:space="0" w:color="000000"/>
+              <w:right w:val="single" w:sz="4" w:space="0" w:color="000000"/>
+            </w:tcBorders>
+          </w:tcPr>
+          <w:p>
+            <w:pPr>
+              <w:rPr>
+                <w:b/>
+                <w:bCs/>
+              </w:rPr>
+            </w:pPr>
+          </w:p>
+        </w:tc>
+      </w:tr>
+      <w:tr>
+        <w:tc>
+          <w:tcPr>
+            <w:tcW w:w="704" w:type="dxa"/>
+            <w:tcBorders>
+              <w:top w:val="single" w:sz="4" w:space="0" w:color="000000"/>
+              <w:left w:val="single" w:sz="4" w:space="0" w:color="000000"/>
+              <w:bottom w:val="single" w:sz="4" w:space="0" w:color="000000"/>
+              <w:right w:val="single" w:sz="4" w:space="0" w:color="000000"/>
+            </w:tcBorders>
+          </w:tcPr>
+          <w:p/>
+        </w:tc>
+        <w:tc>
+          <w:tcPr>
+            <w:tcW w:w="7371" w:type="dxa"/>
+            <w:tcBorders>
+              <w:top w:val="single" w:sz="4" w:space="0" w:color="000000"/>
+              <w:left w:val="single" w:sz="4" w:space="0" w:color="000000"/>
+              <w:bottom w:val="single" w:sz="4" w:space="0" w:color="000000"/>
+              <w:right w:val="single" w:sz="4" w:space="0" w:color="000000"/>
+            </w:tcBorders>
+          </w:tcPr>
+          <w:p/>
+        </w:tc>
+        <w:tc>
+          <w:tcPr>
+            <w:tcW w:w="941" w:type="dxa"/>
+            <w:tcBorders>
+              <w:top w:val="single" w:sz="4" w:space="0" w:color="000000"/>
+              <w:left w:val="single" w:sz="4" w:space="0" w:color="000000"/>
+              <w:bottom w:val="single" w:sz="4" w:space="0" w:color="000000"/>
+              <w:right w:val="single" w:sz="4" w:space="0" w:color="000000"/>
+            </w:tcBorders>
+          </w:tcPr>
+          <w:p>
+            <w:pPr>
+              <w:rPr>
+                <w:b/>
+                <w:bCs/>
+              </w:rPr>
+            </w:pPr>
+          </w:p>
+        </w:tc>
+      </w:tr>
+      <w:tr>
+        <w:tc>
+          <w:tcPr>
+            <w:tcW w:w="704" w:type="dxa"/>
+            <w:tcBorders>
+              <w:top w:val="single" w:sz="4" w:space="0" w:color="000000"/>
+              <w:left w:val="single" w:sz="4" w:space="0" w:color="000000"/>
+              <w:bottom w:val="single" w:sz="4" w:space="0" w:color="000000"/>
+              <w:right w:val="single" w:sz="4" w:space="0" w:color="000000"/>
+            </w:tcBorders>
+          </w:tcPr>
+          <w:p>
+            <w:r>
+              <w:t>52.</w:t>
+            </w:r>
+          </w:p>
+        </w:tc>
+        <w:tc>
+          <w:tcPr>
+            <w:tcW w:w="7371" w:type="dxa"/>
+            <w:tcBorders>
+              <w:top w:val="single" w:sz="4" w:space="0" w:color="000000"/>
+              <w:left w:val="single" w:sz="4" w:space="0" w:color="000000"/>
+              <w:bottom w:val="single" w:sz="4" w:space="0" w:color="000000"/>
+              <w:right w:val="single" w:sz="4" w:space="0" w:color="000000"/>
+            </w:tcBorders>
+          </w:tcPr>
+          <w:p>
+            <w:pPr>
+              <w:rPr>
+                <w:b/>
+                <w:bCs/>
+              </w:rPr>
+            </w:pPr>
+            <w:r>
+              <w:t>ON THE FLOOR: Pulls to std at large bench</w:t>
+            </w:r>
+          </w:p>
+        </w:tc>
+        <w:tc>
+          <w:tcPr>
+            <w:tcW w:w="941" w:type="dxa"/>
+            <w:tcBorders>
+              <w:top w:val="single" w:sz="4" w:space="0" w:color="000000"/>
+              <w:left w:val="single" w:sz="4" w:space="0" w:color="000000"/>
+              <w:bottom w:val="single" w:sz="4" w:space="0" w:color="000000"/>
+              <w:right w:val="single" w:sz="4" w:space="0" w:color="000000"/>
+            </w:tcBorders>
+          </w:tcPr>
+          <w:p>
+            <w:pPr>
+              <w:rPr>
+                <w:b/>
+                <w:bCs/>
+              </w:rPr>
+            </w:pPr>
+          </w:p>
+        </w:tc>
+      </w:tr>
+      <w:tr>
+        <w:tc>
+          <w:tcPr>
+            <w:tcW w:w="704" w:type="dxa"/>
+            <w:tcBorders>
+              <w:top w:val="single" w:sz="4" w:space="0" w:color="000000"/>
+              <w:left w:val="single" w:sz="4" w:space="0" w:color="000000"/>
+              <w:bottom w:val="single" w:sz="4" w:space="0" w:color="000000"/>
+              <w:right w:val="single" w:sz="4" w:space="0" w:color="000000"/>
+            </w:tcBorders>
+          </w:tcPr>
+          <w:p>
+            <w:r>
+              <w:t>53.</w:t>
+            </w:r>
+          </w:p>
+        </w:tc>
+        <w:tc>
+          <w:tcPr>
+            <w:tcW w:w="7371" w:type="dxa"/>
+            <w:tcBorders>
+              <w:top w:val="single" w:sz="4" w:space="0" w:color="000000"/>
+              <w:left w:val="single" w:sz="4" w:space="0" w:color="000000"/>
+              <w:bottom w:val="single" w:sz="4" w:space="0" w:color="000000"/>
+              <w:right w:val="single" w:sz="4" w:space="0" w:color="000000"/>
+            </w:tcBorders>
+          </w:tcPr>
+          <w:p>
+            <w:pPr>
+              <w:rPr>
+                <w:b/>
+                <w:bCs/>
+              </w:rPr>
+            </w:pPr>
+            <w:r>
+              <w:t>STD: Maintains, arms free, 3 seconds</w:t>
+            </w:r>
+          </w:p>
+        </w:tc>
+        <w:tc>
+          <w:tcPr>
+            <w:tcW w:w="941" w:type="dxa"/>
+            <w:tcBorders>
+              <w:top w:val="single" w:sz="4" w:space="0" w:color="000000"/>
+              <w:left w:val="single" w:sz="4" w:space="0" w:color="000000"/>
+              <w:bottom w:val="single" w:sz="4" w:space="0" w:color="000000"/>
+              <w:right w:val="single" w:sz="4" w:space="0" w:color="000000"/>
+            </w:tcBorders>
+          </w:tcPr>
+          <w:p>
+            <w:pPr>
+              <w:rPr>
+                <w:b/>
+                <w:bCs/>
+              </w:rPr>
+            </w:pPr>
+          </w:p>
+        </w:tc>
+      </w:tr>
+      <w:tr>
+        <w:tc>
+          <w:tcPr>
+            <w:tcW w:w="704" w:type="dxa"/>
+            <w:tcBorders>
+              <w:top w:val="single" w:sz="4" w:space="0" w:color="000000"/>
+              <w:left w:val="single" w:sz="4" w:space="0" w:color="000000"/>
+              <w:bottom w:val="single" w:sz="4" w:space="0" w:color="000000"/>
+              <w:right w:val="single" w:sz="4" w:space="0" w:color="000000"/>
+            </w:tcBorders>
+          </w:tcPr>
+          <w:p>
+            <w:r>
+              <w:t>54.</w:t>
+            </w:r>
+          </w:p>
+        </w:tc>
+        <w:tc>
+          <w:tcPr>
+            <w:tcW w:w="7371" w:type="dxa"/>
+            <w:tcBorders>
+              <w:top w:val="single" w:sz="4" w:space="0" w:color="000000"/>
+              <w:left w:val="single" w:sz="4" w:space="0" w:color="000000"/>
+              <w:bottom w:val="single" w:sz="4" w:space="0" w:color="000000"/>
+              <w:right w:val="single" w:sz="4" w:space="0" w:color="000000"/>
+            </w:tcBorders>
+          </w:tcPr>
+          <w:p>
+            <w:pPr>
+              <w:rPr>
+                <w:b/>
+                <w:bCs/>
+              </w:rPr>
+            </w:pPr>
+            <w:r>
+              <w:t>STD: holding on to Large Bench with one hand, lifts R foot, 3 sec</w:t>
+            </w:r>
+          </w:p>
+        </w:tc>
+        <w:tc>
+          <w:tcPr>
+            <w:tcW w:w="941" w:type="dxa"/>
+            <w:tcBorders>
+              <w:top w:val="single" w:sz="4" w:space="0" w:color="000000"/>
+              <w:left w:val="single" w:sz="4" w:space="0" w:color="000000"/>
+              <w:bottom w:val="single" w:sz="4" w:space="0" w:color="000000"/>
+              <w:right w:val="single" w:sz="4" w:space="0" w:color="000000"/>
+            </w:tcBorders>
+          </w:tcPr>
+          <w:p>
+            <w:pPr>
+              <w:rPr>
+                <w:b/>
+                <w:bCs/>
+              </w:rPr>
+            </w:pPr>
+          </w:p>
+        </w:tc>
+      </w:tr>
+      <w:tr>
+        <w:tc>
+          <w:tcPr>
+            <w:tcW w:w="704" w:type="dxa"/>
+            <w:tcBorders>
+              <w:top w:val="single" w:sz="4" w:space="0" w:color="000000"/>
+              <w:left w:val="single" w:sz="4" w:space="0" w:color="000000"/>
+              <w:bottom w:val="single" w:sz="4" w:space="0" w:color="000000"/>
+              <w:right w:val="single" w:sz="4" w:space="0" w:color="000000"/>
+            </w:tcBorders>
+          </w:tcPr>
+          <w:p>
+            <w:r>
+              <w:t>55.</w:t>
+            </w:r>
+          </w:p>
+        </w:tc>
+        <w:tc>
+          <w:tcPr>
+            <w:tcW w:w="7371" w:type="dxa"/>
+            <w:tcBorders>
+              <w:top w:val="single" w:sz="4" w:space="0" w:color="000000"/>
+              <w:left w:val="single" w:sz="4" w:space="0" w:color="000000"/>
+              <w:bottom w:val="single" w:sz="4" w:space="0" w:color="000000"/>
+              <w:right w:val="single" w:sz="4" w:space="0" w:color="000000"/>
+            </w:tcBorders>
+          </w:tcPr>
+          <w:p>
+            <w:pPr>
+              <w:rPr>
+                <w:b/>
+                <w:bCs/>
+              </w:rPr>
+            </w:pPr>
+            <w:r>
+              <w:t>STD: holding on to Large Bench with one hand, lifts L foot, 3 sec</w:t>
+            </w:r>
+          </w:p>
+        </w:tc>
+        <w:tc>
+          <w:tcPr>
+            <w:tcW w:w="941" w:type="dxa"/>
+            <w:tcBorders>
+              <w:top w:val="single" w:sz="4" w:space="0" w:color="000000"/>
+              <w:left w:val="single" w:sz="4" w:space="0" w:color="000000"/>
+              <w:bottom w:val="single" w:sz="4" w:space="0" w:color="000000"/>
+              <w:right w:val="single" w:sz="4" w:space="0" w:color="000000"/>
+            </w:tcBorders>
+          </w:tcPr>
+          <w:p>
+            <w:pPr>
+              <w:rPr>
+                <w:b/>
+                <w:bCs/>
+              </w:rPr>
+            </w:pPr>
+          </w:p>
+        </w:tc>
+      </w:tr>
+      <w:tr>
+        <w:tc>
+          <w:tcPr>
+            <w:tcW w:w="704" w:type="dxa"/>
+            <w:tcBorders>
+              <w:top w:val="single" w:sz="4" w:space="0" w:color="000000"/>
+              <w:left w:val="single" w:sz="4" w:space="0" w:color="000000"/>
+              <w:bottom w:val="single" w:sz="4" w:space="0" w:color="000000"/>
+              <w:right w:val="single" w:sz="4" w:space="0" w:color="000000"/>
+            </w:tcBorders>
+          </w:tcPr>
+          <w:p>
+            <w:r>
+              <w:t>56.</w:t>
+            </w:r>
+          </w:p>
+        </w:tc>
+        <w:tc>
+          <w:tcPr>
+            <w:tcW w:w="7371" w:type="dxa"/>
+            <w:tcBorders>
+              <w:top w:val="single" w:sz="4" w:space="0" w:color="000000"/>
+              <w:left w:val="single" w:sz="4" w:space="0" w:color="000000"/>
+              <w:bottom w:val="single" w:sz="4" w:space="0" w:color="000000"/>
+              <w:right w:val="single" w:sz="4" w:space="0" w:color="000000"/>
+            </w:tcBorders>
+          </w:tcPr>
+          <w:p>
+            <w:pPr>
+              <w:rPr>
+                <w:b/>
+                <w:bCs/>
+              </w:rPr>
+            </w:pPr>
+            <w:r>
+              <w:t>STD: maintains, Arms free, 20 sec</w:t>
+            </w:r>
+          </w:p>
+        </w:tc>
+        <w:tc>
+          <w:tcPr>
+            <w:tcW w:w="941" w:type="dxa"/>
+            <w:tcBorders>
+              <w:top w:val="single" w:sz="4" w:space="0" w:color="000000"/>
+              <w:left w:val="single" w:sz="4" w:space="0" w:color="000000"/>
+              <w:bottom w:val="single" w:sz="4" w:space="0" w:color="000000"/>
+              <w:right w:val="single" w:sz="4" w:space="0" w:color="000000"/>
+            </w:tcBorders>
+          </w:tcPr>
+          <w:p>
+            <w:pPr>
+              <w:rPr>
+                <w:b/>
+                <w:bCs/>
+              </w:rPr>
+            </w:pPr>
+          </w:p>
+        </w:tc>
+      </w:tr>
+      <w:tr>
+        <w:tc>
+          <w:tcPr>
+            <w:tcW w:w="704" w:type="dxa"/>
+            <w:tcBorders>
+              <w:top w:val="single" w:sz="4" w:space="0" w:color="000000"/>
+              <w:left w:val="single" w:sz="4" w:space="0" w:color="000000"/>
+              <w:bottom w:val="single" w:sz="4" w:space="0" w:color="000000"/>
+              <w:right w:val="single" w:sz="4" w:space="0" w:color="000000"/>
+            </w:tcBorders>
+          </w:tcPr>
+          <w:p>
+            <w:r>
+              <w:t>57.</w:t>
+            </w:r>
+          </w:p>
+        </w:tc>
+        <w:tc>
+          <w:tcPr>
+            <w:tcW w:w="7371" w:type="dxa"/>
+            <w:tcBorders>
+              <w:top w:val="single" w:sz="4" w:space="0" w:color="000000"/>
+              <w:left w:val="single" w:sz="4" w:space="0" w:color="000000"/>
+              <w:bottom w:val="single" w:sz="4" w:space="0" w:color="000000"/>
+              <w:right w:val="single" w:sz="4" w:space="0" w:color="000000"/>
+            </w:tcBorders>
+          </w:tcPr>
+          <w:p>
+            <w:pPr>
+              <w:rPr>
+                <w:b/>
+                <w:bCs/>
+              </w:rPr>
+            </w:pPr>
+            <w:r>
+              <w:t>STD: Lifts L Foot, Arms free, 10 sec</w:t>
+            </w:r>
+          </w:p>
+        </w:tc>
+        <w:tc>
+          <w:tcPr>
+            <w:tcW w:w="941" w:type="dxa"/>
+            <w:tcBorders>
+              <w:top w:val="single" w:sz="4" w:space="0" w:color="000000"/>
+              <w:left w:val="single" w:sz="4" w:space="0" w:color="000000"/>
+              <w:bottom w:val="single" w:sz="4" w:space="0" w:color="000000"/>
+              <w:right w:val="single" w:sz="4" w:space="0" w:color="000000"/>
+            </w:tcBorders>
+          </w:tcPr>
+          <w:p>
+            <w:pPr>
+              <w:rPr>
+                <w:b/>
+                <w:bCs/>
+              </w:rPr>
+            </w:pPr>
+          </w:p>
+        </w:tc>
+      </w:tr>
+      <w:tr>
+        <w:tc>
+          <w:tcPr>
+            <w:tcW w:w="704" w:type="dxa"/>
+            <w:tcBorders>
+              <w:top w:val="single" w:sz="4" w:space="0" w:color="000000"/>
+              <w:left w:val="single" w:sz="4" w:space="0" w:color="000000"/>
+              <w:bottom w:val="single" w:sz="4" w:space="0" w:color="000000"/>
+              <w:right w:val="single" w:sz="4" w:space="0" w:color="000000"/>
+            </w:tcBorders>
+          </w:tcPr>
+          <w:p>
+            <w:r>
+              <w:t>58.</w:t>
+            </w:r>
+          </w:p>
+        </w:tc>
+        <w:tc>
+          <w:tcPr>
+            <w:tcW w:w="7371" w:type="dxa"/>
+            <w:tcBorders>
+              <w:top w:val="single" w:sz="4" w:space="0" w:color="000000"/>
+              <w:left w:val="single" w:sz="4" w:space="0" w:color="000000"/>
+              <w:bottom w:val="single" w:sz="4" w:space="0" w:color="000000"/>
+              <w:right w:val="single" w:sz="4" w:space="0" w:color="000000"/>
+            </w:tcBorders>
+          </w:tcPr>
+          <w:p>
+            <w:pPr>
+              <w:rPr>
+                <w:b/>
+                <w:bCs/>
+              </w:rPr>
+            </w:pPr>
+            <w:r>
+              <w:t>STD: Lifts R Foot, Arms free, 10 sec</w:t>
+            </w:r>
+          </w:p>
+        </w:tc>
+        <w:tc>
+          <w:tcPr>
+            <w:tcW w:w="941" w:type="dxa"/>
+            <w:tcBorders>
+              <w:top w:val="single" w:sz="4" w:space="0" w:color="000000"/>
+              <w:left w:val="single" w:sz="4" w:space="0" w:color="000000"/>
+              <w:bottom w:val="single" w:sz="4" w:space="0" w:color="000000"/>
+              <w:right w:val="single" w:sz="4" w:space="0" w:color="000000"/>
+            </w:tcBorders>
+          </w:tcPr>
+          <w:p>
+            <w:pPr>
+              <w:rPr>
+                <w:b/>
+                <w:bCs/>
+              </w:rPr>
+            </w:pPr>
+          </w:p>
+        </w:tc>
+      </w:tr>
+      <w:tr>
+        <w:tc>
+          <w:tcPr>
+            <w:tcW w:w="704" w:type="dxa"/>
+            <w:tcBorders>
+              <w:top w:val="single" w:sz="4" w:space="0" w:color="000000"/>
+              <w:left w:val="single" w:sz="4" w:space="0" w:color="000000"/>
+              <w:bottom w:val="single" w:sz="4" w:space="0" w:color="000000"/>
+              <w:right w:val="single" w:sz="4" w:space="0" w:color="000000"/>
+            </w:tcBorders>
+          </w:tcPr>
+          <w:p>
+            <w:r>
+              <w:t>59.</w:t>
+            </w:r>
+          </w:p>
+        </w:tc>
+        <w:tc>
+          <w:tcPr>
+            <w:tcW w:w="7371" w:type="dxa"/>
+            <w:tcBorders>
+              <w:top w:val="single" w:sz="4" w:space="0" w:color="000000"/>
+              <w:left w:val="single" w:sz="4" w:space="0" w:color="000000"/>
+              <w:bottom w:val="single" w:sz="4" w:space="0" w:color="000000"/>
+              <w:right w:val="single" w:sz="4" w:space="0" w:color="000000"/>
+            </w:tcBorders>
+          </w:tcPr>
+          <w:p>
+            <w:pPr>
+              <w:rPr>
+                <w:b/>
+                <w:bCs/>
+              </w:rPr>
+            </w:pPr>
+            <w:r>
+              <w:t>SIT ON SMALL BEANCH: Attains STD without using arms</w:t>
+            </w:r>
+          </w:p>
+        </w:tc>
+        <w:tc>
+          <w:tcPr>
+            <w:tcW w:w="941" w:type="dxa"/>
+            <w:tcBorders>
+              <w:top w:val="single" w:sz="4" w:space="0" w:color="000000"/>
+              <w:left w:val="single" w:sz="4" w:space="0" w:color="000000"/>
+              <w:bottom w:val="single" w:sz="4" w:space="0" w:color="000000"/>
+              <w:right w:val="single" w:sz="4" w:space="0" w:color="000000"/>
+            </w:tcBorders>
+          </w:tcPr>
+          <w:p>
+            <w:pPr>
+              <w:rPr>
+                <w:b/>
+                <w:bCs/>
+              </w:rPr>
+            </w:pPr>
+          </w:p>
+        </w:tc>
+      </w:tr>
+      <w:tr>
+        <w:tc>
+          <w:tcPr>
+            <w:tcW w:w="704" w:type="dxa"/>
+            <w:tcBorders>
+              <w:top w:val="single" w:sz="4" w:space="0" w:color="000000"/>
+              <w:left w:val="single" w:sz="4" w:space="0" w:color="000000"/>
+              <w:bottom w:val="single" w:sz="4" w:space="0" w:color="000000"/>
+              <w:right w:val="single" w:sz="4" w:space="0" w:color="000000"/>
+            </w:tcBorders>
+          </w:tcPr>
+          <w:p>
+            <w:r>
+              <w:t>60.</w:t>
+            </w:r>
+          </w:p>
+        </w:tc>
+        <w:tc>
+          <w:tcPr>
+            <w:tcW w:w="7371" w:type="dxa"/>
+            <w:tcBorders>
+              <w:top w:val="single" w:sz="4" w:space="0" w:color="000000"/>
+              <w:left w:val="single" w:sz="4" w:space="0" w:color="000000"/>
+              <w:bottom w:val="single" w:sz="4" w:space="0" w:color="000000"/>
+              <w:right w:val="single" w:sz="4" w:space="0" w:color="000000"/>
+            </w:tcBorders>
+          </w:tcPr>
+          <w:p>
+            <w:pPr>
+              <w:rPr>
+                <w:b/>
+                <w:bCs/>
+              </w:rPr>
+            </w:pPr>
+            <w:r>
+              <w:t>HIGH KN: Attains STD through half kn R knee, without using arms</w:t>
+            </w:r>
+          </w:p>
+        </w:tc>
+        <w:tc>
+          <w:tcPr>
+            <w:tcW w:w="941" w:type="dxa"/>
+            <w:tcBorders>
+              <w:top w:val="single" w:sz="4" w:space="0" w:color="000000"/>
+              <w:left w:val="single" w:sz="4" w:space="0" w:color="000000"/>
+              <w:bottom w:val="single" w:sz="4" w:space="0" w:color="000000"/>
+              <w:right w:val="single" w:sz="4" w:space="0" w:color="000000"/>
+            </w:tcBorders>
+          </w:tcPr>
+          <w:p>
+            <w:pPr>
+              <w:rPr>
+                <w:b/>
+                <w:bCs/>
+              </w:rPr>
+            </w:pPr>
+          </w:p>
+        </w:tc>
+      </w:tr>
+      <w:tr>
+        <w:tc>
+          <w:tcPr>
+            <w:tcW w:w="704" w:type="dxa"/>
+            <w:tcBorders>
+              <w:top w:val="single" w:sz="4" w:space="0" w:color="000000"/>
+              <w:left w:val="single" w:sz="4" w:space="0" w:color="000000"/>
+              <w:bottom w:val="single" w:sz="4" w:space="0" w:color="000000"/>
+              <w:right w:val="single" w:sz="4" w:space="0" w:color="000000"/>
+            </w:tcBorders>
+          </w:tcPr>
+          <w:p>
+            <w:r>
+              <w:t>61.</w:t>
+            </w:r>
+          </w:p>
+        </w:tc>
+        <w:tc>
+          <w:tcPr>
+            <w:tcW w:w="7371" w:type="dxa"/>
+            <w:tcBorders>
+              <w:top w:val="single" w:sz="4" w:space="0" w:color="000000"/>
+              <w:left w:val="single" w:sz="4" w:space="0" w:color="000000"/>
+              <w:bottom w:val="single" w:sz="4" w:space="0" w:color="000000"/>
+              <w:right w:val="single" w:sz="4" w:space="0" w:color="000000"/>
+            </w:tcBorders>
+          </w:tcPr>
+          <w:p>
+            <w:pPr>
+              <w:rPr>
+                <w:b/>
+                <w:bCs/>
+              </w:rPr>
+            </w:pPr>
+            <w:r>
+              <w:t>HIGH KN: Attains STD through half kn l knee, without using arms</w:t>
+            </w:r>
+          </w:p>
+        </w:tc>
+        <w:tc>
+          <w:tcPr>
+            <w:tcW w:w="941" w:type="dxa"/>
+            <w:tcBorders>
+              <w:top w:val="single" w:sz="4" w:space="0" w:color="000000"/>
+              <w:left w:val="single" w:sz="4" w:space="0" w:color="000000"/>
+              <w:bottom w:val="single" w:sz="4" w:space="0" w:color="000000"/>
+              <w:right w:val="single" w:sz="4" w:space="0" w:color="000000"/>
+            </w:tcBorders>
+          </w:tcPr>
+          <w:p>
+            <w:pPr>
+              <w:rPr>
+                <w:b/>
+                <w:bCs/>
+              </w:rPr>
+            </w:pPr>
+          </w:p>
+        </w:tc>
+      </w:tr>
+      <w:tr>
+        <w:tc>
+          <w:tcPr>
+            <w:tcW w:w="704" w:type="dxa"/>
+            <w:tcBorders>
+              <w:top w:val="single" w:sz="4" w:space="0" w:color="000000"/>
+              <w:left w:val="single" w:sz="4" w:space="0" w:color="000000"/>
+              <w:bottom w:val="single" w:sz="4" w:space="0" w:color="000000"/>
+              <w:right w:val="single" w:sz="4" w:space="0" w:color="000000"/>
+            </w:tcBorders>
+          </w:tcPr>
+          <w:p>
+            <w:r>
+              <w:t>62.</w:t>
+            </w:r>
+          </w:p>
+        </w:tc>
+        <w:tc>
+          <w:tcPr>
+            <w:tcW w:w="7371" w:type="dxa"/>
+            <w:tcBorders>
+              <w:top w:val="single" w:sz="4" w:space="0" w:color="000000"/>
+              <w:left w:val="single" w:sz="4" w:space="0" w:color="000000"/>
+              <w:bottom w:val="single" w:sz="4" w:space="0" w:color="000000"/>
+              <w:right w:val="single" w:sz="4" w:space="0" w:color="000000"/>
+            </w:tcBorders>
+          </w:tcPr>
+          <w:p>
+            <w:pPr>
+              <w:rPr>
+                <w:b/>
+                <w:bCs/>
+              </w:rPr>
+            </w:pPr>
+            <w:r>
+              <w:t>STD: Lowers to sit on floor with control, Arms free</w:t>
+            </w:r>
+          </w:p>
+        </w:tc>
+        <w:tc>
+          <w:tcPr>
+            <w:tcW w:w="941" w:type="dxa"/>
+            <w:tcBorders>
+              <w:top w:val="single" w:sz="4" w:space="0" w:color="000000"/>
+              <w:left w:val="single" w:sz="4" w:space="0" w:color="000000"/>
+              <w:bottom w:val="single" w:sz="4" w:space="0" w:color="000000"/>
+              <w:right w:val="single" w:sz="4" w:space="0" w:color="000000"/>
+            </w:tcBorders>
+          </w:tcPr>
+          <w:p>
+            <w:pPr>
+              <w:rPr>
+                <w:b/>
+                <w:bCs/>
+              </w:rPr>
+            </w:pPr>
+          </w:p>
+        </w:tc>
+      </w:tr>
+      <w:tr>
+        <w:tc>
+          <w:tcPr>
+            <w:tcW w:w="704" w:type="dxa"/>
+            <w:tcBorders>
+              <w:top w:val="single" w:sz="4" w:space="0" w:color="000000"/>
+              <w:left w:val="single" w:sz="4" w:space="0" w:color="000000"/>
+              <w:bottom w:val="single" w:sz="4" w:space="0" w:color="000000"/>
+              <w:right w:val="single" w:sz="4" w:space="0" w:color="000000"/>
+            </w:tcBorders>
+          </w:tcPr>
+          <w:p>
+            <w:r>
+              <w:t>63.</w:t>
+            </w:r>
+          </w:p>
+        </w:tc>
+        <w:tc>
+          <w:tcPr>
+            <w:tcW w:w="7371" w:type="dxa"/>
+            <w:tcBorders>
+              <w:top w:val="single" w:sz="4" w:space="0" w:color="000000"/>
+              <w:left w:val="single" w:sz="4" w:space="0" w:color="000000"/>
+              <w:bottom w:val="single" w:sz="4" w:space="0" w:color="000000"/>
+              <w:right w:val="single" w:sz="4" w:space="0" w:color="000000"/>
+            </w:tcBorders>
+          </w:tcPr>
+          <w:p>
+            <w:pPr>
+              <w:rPr>
+                <w:b/>
+                <w:bCs/>
+              </w:rPr>
+            </w:pPr>
+            <w:r>
+              <w:t>STD: Attains squats, Arms free</w:t>
+            </w:r>
+          </w:p>
+        </w:tc>
+        <w:tc>
+          <w:tcPr>
+            <w:tcW w:w="941" w:type="dxa"/>
+            <w:tcBorders>
+              <w:top w:val="single" w:sz="4" w:space="0" w:color="000000"/>
+              <w:left w:val="single" w:sz="4" w:space="0" w:color="000000"/>
+              <w:bottom w:val="single" w:sz="4" w:space="0" w:color="000000"/>
+              <w:right w:val="single" w:sz="4" w:space="0" w:color="000000"/>
+            </w:tcBorders>
+          </w:tcPr>
+          <w:p>
+            <w:pPr>
+              <w:rPr>
+                <w:b/>
+                <w:bCs/>
+              </w:rPr>
+            </w:pPr>
+          </w:p>
+        </w:tc>
+      </w:tr>
+      <w:tr>
+        <w:tc>
+          <w:tcPr>
+            <w:tcW w:w="704" w:type="dxa"/>
+            <w:tcBorders>
+              <w:top w:val="single" w:sz="4" w:space="0" w:color="000000"/>
+              <w:left w:val="single" w:sz="4" w:space="0" w:color="000000"/>
+              <w:bottom w:val="single" w:sz="4" w:space="0" w:color="000000"/>
+              <w:right w:val="single" w:sz="4" w:space="0" w:color="000000"/>
+            </w:tcBorders>
+          </w:tcPr>
+          <w:p>
+            <w:r>
+              <w:t>64.</w:t>
+            </w:r>
+          </w:p>
+        </w:tc>
+        <w:tc>
+          <w:tcPr>
+            <w:tcW w:w="7371" w:type="dxa"/>
+            <w:tcBorders>
+              <w:top w:val="single" w:sz="4" w:space="0" w:color="000000"/>
+              <w:left w:val="single" w:sz="4" w:space="0" w:color="000000"/>
+              <w:bottom w:val="single" w:sz="4" w:space="0" w:color="000000"/>
+              <w:right w:val="single" w:sz="4" w:space="0" w:color="000000"/>
+            </w:tcBorders>
+          </w:tcPr>
+          <w:p>
+            <w:pPr>
+              <w:rPr>
+                <w:b/>
+                <w:bCs/>
+              </w:rPr>
+            </w:pPr>
+            <w:r>
+              <w:t>STD: Picks up objects from floor, arms free, Returns to stand</w:t>
+            </w:r>
+          </w:p>
+        </w:tc>
+        <w:tc>
+          <w:tcPr>
+            <w:tcW w:w="941" w:type="dxa"/>
+            <w:tcBorders>
+              <w:top w:val="single" w:sz="4" w:space="0" w:color="000000"/>
+              <w:left w:val="single" w:sz="4" w:space="0" w:color="000000"/>
+              <w:bottom w:val="single" w:sz="4" w:space="0" w:color="000000"/>
+              <w:right w:val="single" w:sz="4" w:space="0" w:color="000000"/>
+            </w:tcBorders>
+          </w:tcPr>
+          <w:p>
+            <w:pPr>
+              <w:rPr>
+                <w:b/>
+                <w:bCs/>
+              </w:rPr>
+            </w:pPr>
+          </w:p>
+        </w:tc>
+      </w:tr>
+      <w:tr>
+        <w:tc>
+          <w:tcPr>
+            <w:tcW w:w="704" w:type="dxa"/>
+            <w:tcBorders>
+              <w:top w:val="single" w:sz="4" w:space="0" w:color="000000"/>
+              <w:left w:val="single" w:sz="4" w:space="0" w:color="000000"/>
+              <w:bottom w:val="single" w:sz="4" w:space="0" w:color="000000"/>
+              <w:right w:val="single" w:sz="4" w:space="0" w:color="000000"/>
+            </w:tcBorders>
+          </w:tcPr>
+          <w:p/>
+        </w:tc>
+        <w:tc>
+          <w:tcPr>
+            <w:tcW w:w="7371" w:type="dxa"/>
+            <w:tcBorders>
+              <w:top w:val="single" w:sz="4" w:space="0" w:color="000000"/>
+              <w:left w:val="single" w:sz="4" w:space="0" w:color="000000"/>
+              <w:bottom w:val="single" w:sz="4" w:space="0" w:color="000000"/>
+              <w:right w:val="single" w:sz="4" w:space="0" w:color="000000"/>
+            </w:tcBorders>
+          </w:tcPr>
+          <w:p/>
+        </w:tc>
+        <w:tc>
+          <w:tcPr>
+            <w:tcW w:w="941" w:type="dxa"/>
+            <w:tcBorders>
+              <w:top w:val="single" w:sz="4" w:space="0" w:color="000000"/>
+              <w:left w:val="single" w:sz="4" w:space="0" w:color="000000"/>
+              <w:bottom w:val="single" w:sz="4" w:space="0" w:color="000000"/>
+              <w:right w:val="single" w:sz="4" w:space="0" w:color="000000"/>
+            </w:tcBorders>
+          </w:tcPr>
+          <w:p>
+            <w:pPr>
+              <w:rPr>
+                <w:b/>
+                <w:bCs/>
+              </w:rPr>
+            </w:pPr>
+          </w:p>
+        </w:tc>
+      </w:tr>
+      <w:tr>
+        <w:tc>
+          <w:tcPr>
+            <w:tcW w:w="704" w:type="dxa"/>
+            <w:tcBorders>
+              <w:top w:val="single" w:sz="4" w:space="0" w:color="000000"/>
+              <w:left w:val="single" w:sz="4" w:space="0" w:color="000000"/>
+              <w:bottom w:val="single" w:sz="4" w:space="0" w:color="000000"/>
+              <w:right w:val="single" w:sz="4" w:space="0" w:color="000000"/>
+            </w:tcBorders>
+          </w:tcPr>
+          <w:p/>
+        </w:tc>
+        <w:tc>
+          <w:tcPr>
+            <w:tcW w:w="7371" w:type="dxa"/>
+            <w:tcBorders>
+              <w:top w:val="single" w:sz="4" w:space="0" w:color="000000"/>
+              <w:left w:val="single" w:sz="4" w:space="0" w:color="000000"/>
+              <w:bottom w:val="single" w:sz="4" w:space="0" w:color="000000"/>
+              <w:right w:val="single" w:sz="4" w:space="0" w:color="000000"/>
+            </w:tcBorders>
+          </w:tcPr>
+          <w:p/>
+        </w:tc>
+        <w:tc>
+          <w:tcPr>
+            <w:tcW w:w="941" w:type="dxa"/>
+            <w:tcBorders>
+              <w:top w:val="single" w:sz="4" w:space="0" w:color="000000"/>
+              <w:left w:val="single" w:sz="4" w:space="0" w:color="000000"/>
+              <w:bottom w:val="single" w:sz="4" w:space="0" w:color="000000"/>
+              <w:right w:val="single" w:sz="4" w:space="0" w:color="000000"/>
+            </w:tcBorders>
+          </w:tcPr>
+          <w:p>
+            <w:pPr>
+              <w:rPr>
+                <w:b/>
+                <w:bCs/>
+              </w:rPr>
+            </w:pPr>
+          </w:p>
+        </w:tc>
+      </w:tr>
+      <w:tr>
+        <w:tc>
+          <w:tcPr>
+            <w:tcW w:w="704" w:type="dxa"/>
+            <w:tcBorders>
+              <w:top w:val="single" w:sz="4" w:space="0" w:color="000000"/>
+              <w:left w:val="single" w:sz="4" w:space="0" w:color="000000"/>
+              <w:bottom w:val="single" w:sz="4" w:space="0" w:color="000000"/>
+              <w:right w:val="single" w:sz="4" w:space="0" w:color="000000"/>
+            </w:tcBorders>
+          </w:tcPr>
+          <w:p/>
+        </w:tc>
+        <w:tc>
+          <w:tcPr>
+            <w:tcW w:w="7371" w:type="dxa"/>
+            <w:tcBorders>
+              <w:top w:val="single" w:sz="4" w:space="0" w:color="000000"/>
+              <w:left w:val="single" w:sz="4" w:space="0" w:color="000000"/>
+              <w:bottom w:val="single" w:sz="4" w:space="0" w:color="000000"/>
+              <w:right w:val="single" w:sz="4" w:space="0" w:color="000000"/>
+            </w:tcBorders>
+          </w:tcPr>
+          <w:p/>
+        </w:tc>
+        <w:tc>
+          <w:tcPr>
+            <w:tcW w:w="941" w:type="dxa"/>
+            <w:tcBorders>
+              <w:top w:val="single" w:sz="4" w:space="0" w:color="000000"/>
+              <w:left w:val="single" w:sz="4" w:space="0" w:color="000000"/>
+              <w:bottom w:val="single" w:sz="4" w:space="0" w:color="000000"/>
+              <w:right w:val="single" w:sz="4" w:space="0" w:color="000000"/>
+            </w:tcBorders>
+          </w:tcPr>
+          <w:p>
+            <w:pPr>
+              <w:rPr>
+                <w:b/>
+                <w:bCs/>
+              </w:rPr>
+            </w:pPr>
+          </w:p>
+        </w:tc>
+      </w:tr>
+      <w:tr>
+        <w:tc>
+          <w:tcPr>
+            <w:tcW w:w="704" w:type="dxa"/>
+            <w:tcBorders>
+              <w:top w:val="single" w:sz="4" w:space="0" w:color="000000"/>
+              <w:left w:val="single" w:sz="4" w:space="0" w:color="000000"/>
+              <w:bottom w:val="single" w:sz="4" w:space="0" w:color="000000"/>
+              <w:right w:val="single" w:sz="4" w:space="0" w:color="000000"/>
+            </w:tcBorders>
+          </w:tcPr>
+          <w:p>
+            <w:pPr>
+              <w:rPr>
+                <w:b/>
+                <w:bCs/>
+              </w:rPr>
+            </w:pPr>
+            <w:r>
+              <w:rPr>
+                <w:b/>
+                <w:bCs/>
+              </w:rPr>
+              <w:t>E</w:t>
+            </w:r>
+          </w:p>
+        </w:tc>
+        <w:tc>
+          <w:tcPr>
+            <w:tcW w:w="7371" w:type="dxa"/>
+            <w:tcBorders>
+              <w:top w:val="single" w:sz="4" w:space="0" w:color="000000"/>
+              <w:left w:val="single" w:sz="4" w:space="0" w:color="000000"/>
+              <w:bottom w:val="single" w:sz="4" w:space="0" w:color="000000"/>
+              <w:right w:val="single" w:sz="4" w:space="0" w:color="000000"/>
+            </w:tcBorders>
+          </w:tcPr>
+          <w:p>
+            <w:pPr>
+              <w:rPr>
+                <w:b/>
+                <w:bCs/>
+              </w:rPr>
+            </w:pPr>
+            <w:r>
+              <w:rPr>
+                <w:b/>
+                <w:bCs/>
+              </w:rPr>
+              <w:t>Walking and Running</w:t>
+            </w:r>
+          </w:p>
+        </w:tc>
+        <w:tc>
+          <w:tcPr>
+            <w:tcW w:w="941" w:type="dxa"/>
+            <w:tcBorders>
+              <w:top w:val="single" w:sz="4" w:space="0" w:color="000000"/>
+              <w:left w:val="single" w:sz="4" w:space="0" w:color="000000"/>
+              <w:bottom w:val="single" w:sz="4" w:space="0" w:color="000000"/>
+              <w:right w:val="single" w:sz="4" w:space="0" w:color="000000"/>
+            </w:tcBorders>
+          </w:tcPr>
+          <w:p>
+            <w:pPr>
+              <w:rPr>
+                <w:b/>
+                <w:bCs/>
+              </w:rPr>
+            </w:pPr>
+          </w:p>
+        </w:tc>
+      </w:tr>
+      <w:tr>
+        <w:tc>
+          <w:tcPr>
+            <w:tcW w:w="704" w:type="dxa"/>
+            <w:tcBorders>
+              <w:top w:val="single" w:sz="4" w:space="0" w:color="000000"/>
+              <w:left w:val="single" w:sz="4" w:space="0" w:color="000000"/>
+              <w:bottom w:val="single" w:sz="4" w:space="0" w:color="000000"/>
+              <w:right w:val="single" w:sz="4" w:space="0" w:color="000000"/>
+            </w:tcBorders>
+          </w:tcPr>
+          <w:p>
+            <w:r>
+              <w:t>65.</w:t>
+            </w:r>
+          </w:p>
+        </w:tc>
+        <w:tc>
+          <w:tcPr>
+            <w:tcW w:w="7371" w:type="dxa"/>
+            <w:tcBorders>
+              <w:top w:val="single" w:sz="4" w:space="0" w:color="000000"/>
+              <w:left w:val="single" w:sz="4" w:space="0" w:color="000000"/>
+              <w:bottom w:val="single" w:sz="4" w:space="0" w:color="000000"/>
+              <w:right w:val="single" w:sz="4" w:space="0" w:color="000000"/>
+            </w:tcBorders>
+          </w:tcPr>
+          <w:p>
+            <w:pPr>
+              <w:rPr>
+                <w:b/>
+                <w:bCs/>
+              </w:rPr>
+            </w:pPr>
+            <w:r>
+              <w:t>STD, 2 HANDS ON LARGE BENCH: Cruises 5 steps to R</w:t>
+            </w:r>
+          </w:p>
+        </w:tc>
+        <w:tc>
+          <w:tcPr>
+            <w:tcW w:w="941" w:type="dxa"/>
+            <w:tcBorders>
+              <w:top w:val="single" w:sz="4" w:space="0" w:color="000000"/>
+              <w:left w:val="single" w:sz="4" w:space="0" w:color="000000"/>
+              <w:bottom w:val="single" w:sz="4" w:space="0" w:color="000000"/>
+              <w:right w:val="single" w:sz="4" w:space="0" w:color="000000"/>
+            </w:tcBorders>
+          </w:tcPr>
+          <w:p>
+            <w:pPr>
+              <w:rPr>
+                <w:b/>
+                <w:bCs/>
+              </w:rPr>
+            </w:pPr>
+          </w:p>
+        </w:tc>
+      </w:tr>
+      <w:tr>
+        <w:tc>
+          <w:tcPr>
+            <w:tcW w:w="704" w:type="dxa"/>
+            <w:tcBorders>
+              <w:top w:val="single" w:sz="4" w:space="0" w:color="000000"/>
+              <w:left w:val="single" w:sz="4" w:space="0" w:color="000000"/>
+              <w:bottom w:val="single" w:sz="4" w:space="0" w:color="000000"/>
+              <w:right w:val="single" w:sz="4" w:space="0" w:color="000000"/>
+            </w:tcBorders>
+          </w:tcPr>
+          <w:p>
+            <w:r>
+              <w:t>66.</w:t>
+            </w:r>
+          </w:p>
+        </w:tc>
+        <w:tc>
+          <w:tcPr>
+            <w:tcW w:w="7371" w:type="dxa"/>
+            <w:tcBorders>
+              <w:top w:val="single" w:sz="4" w:space="0" w:color="000000"/>
+              <w:left w:val="single" w:sz="4" w:space="0" w:color="000000"/>
+              <w:bottom w:val="single" w:sz="4" w:space="0" w:color="000000"/>
+              <w:right w:val="single" w:sz="4" w:space="0" w:color="000000"/>
+            </w:tcBorders>
+          </w:tcPr>
+          <w:p>
+            <w:pPr>
+              <w:rPr>
+                <w:b/>
+                <w:bCs/>
+              </w:rPr>
+            </w:pPr>
+            <w:r>
+              <w:t>STD, 2 HANDS ON LARGE BENCH: Cruises 5 steps to R</w:t>
+            </w:r>
+          </w:p>
+        </w:tc>
+        <w:tc>
+          <w:tcPr>
+            <w:tcW w:w="941" w:type="dxa"/>
+            <w:tcBorders>
+              <w:top w:val="single" w:sz="4" w:space="0" w:color="000000"/>
+              <w:left w:val="single" w:sz="4" w:space="0" w:color="000000"/>
+              <w:bottom w:val="single" w:sz="4" w:space="0" w:color="000000"/>
+              <w:right w:val="single" w:sz="4" w:space="0" w:color="000000"/>
+            </w:tcBorders>
+          </w:tcPr>
+          <w:p>
+            <w:pPr>
+              <w:rPr>
+                <w:b/>
+                <w:bCs/>
+              </w:rPr>
+            </w:pPr>
+          </w:p>
+        </w:tc>
+      </w:tr>
+      <w:tr>
+        <w:tc>
+          <w:tcPr>
+            <w:tcW w:w="704" w:type="dxa"/>
+            <w:tcBorders>
+              <w:top w:val="single" w:sz="4" w:space="0" w:color="000000"/>
+              <w:left w:val="single" w:sz="4" w:space="0" w:color="000000"/>
+              <w:bottom w:val="single" w:sz="4" w:space="0" w:color="000000"/>
+              <w:right w:val="single" w:sz="4" w:space="0" w:color="000000"/>
+            </w:tcBorders>
+          </w:tcPr>
+          <w:p>
+            <w:r>
+              <w:lastRenderedPageBreak/>
+              <w:t>67.</w:t>
+            </w:r>
+          </w:p>
+        </w:tc>
+        <w:tc>
+          <w:tcPr>
+            <w:tcW w:w="7371" w:type="dxa"/>
+            <w:tcBorders>
+              <w:top w:val="single" w:sz="4" w:space="0" w:color="000000"/>
+              <w:left w:val="single" w:sz="4" w:space="0" w:color="000000"/>
+              <w:bottom w:val="single" w:sz="4" w:space="0" w:color="000000"/>
+              <w:right w:val="single" w:sz="4" w:space="0" w:color="000000"/>
+            </w:tcBorders>
+          </w:tcPr>
+          <w:p>
+            <w:pPr>
+              <w:rPr>
+                <w:b/>
+                <w:bCs/>
+              </w:rPr>
+            </w:pPr>
+            <w:r>
+              <w:t>STD, 2 HANDS HELD: Walks Forward 10 steps</w:t>
+            </w:r>
+          </w:p>
+        </w:tc>
+        <w:tc>
+          <w:tcPr>
+            <w:tcW w:w="941" w:type="dxa"/>
+            <w:tcBorders>
+              <w:top w:val="single" w:sz="4" w:space="0" w:color="000000"/>
+              <w:left w:val="single" w:sz="4" w:space="0" w:color="000000"/>
+              <w:bottom w:val="single" w:sz="4" w:space="0" w:color="000000"/>
+              <w:right w:val="single" w:sz="4" w:space="0" w:color="000000"/>
+            </w:tcBorders>
+          </w:tcPr>
+          <w:p>
+            <w:pPr>
+              <w:rPr>
+                <w:b/>
+                <w:bCs/>
+              </w:rPr>
+            </w:pPr>
+          </w:p>
+        </w:tc>
+      </w:tr>
+      <w:tr>
+        <w:tc>
+          <w:tcPr>
+            <w:tcW w:w="704" w:type="dxa"/>
+            <w:tcBorders>
+              <w:top w:val="single" w:sz="4" w:space="0" w:color="000000"/>
+              <w:left w:val="single" w:sz="4" w:space="0" w:color="000000"/>
+              <w:bottom w:val="single" w:sz="4" w:space="0" w:color="000000"/>
+              <w:right w:val="single" w:sz="4" w:space="0" w:color="000000"/>
+            </w:tcBorders>
+          </w:tcPr>
+          <w:p>
+            <w:r>
+              <w:t>68.</w:t>
+            </w:r>
+          </w:p>
+        </w:tc>
+        <w:tc>
+          <w:tcPr>
+            <w:tcW w:w="7371" w:type="dxa"/>
+            <w:tcBorders>
+              <w:top w:val="single" w:sz="4" w:space="0" w:color="000000"/>
+              <w:left w:val="single" w:sz="4" w:space="0" w:color="000000"/>
+              <w:bottom w:val="single" w:sz="4" w:space="0" w:color="000000"/>
+              <w:right w:val="single" w:sz="4" w:space="0" w:color="000000"/>
+            </w:tcBorders>
+          </w:tcPr>
+          <w:p>
+            <w:pPr>
+              <w:rPr>
+                <w:b/>
+                <w:bCs/>
+              </w:rPr>
+            </w:pPr>
+            <w:r>
+              <w:t>STD, 1 HAND HELD: Walks Forward 10 steps</w:t>
+            </w:r>
+          </w:p>
+        </w:tc>
+        <w:tc>
+          <w:tcPr>
+            <w:tcW w:w="941" w:type="dxa"/>
+            <w:tcBorders>
+              <w:top w:val="single" w:sz="4" w:space="0" w:color="000000"/>
+              <w:left w:val="single" w:sz="4" w:space="0" w:color="000000"/>
+              <w:bottom w:val="single" w:sz="4" w:space="0" w:color="000000"/>
+              <w:right w:val="single" w:sz="4" w:space="0" w:color="000000"/>
+            </w:tcBorders>
+          </w:tcPr>
+          <w:p>
+            <w:pPr>
+              <w:rPr>
+                <w:b/>
+                <w:bCs/>
+              </w:rPr>
+            </w:pPr>
+          </w:p>
+        </w:tc>
+      </w:tr>
+      <w:tr>
+        <w:tc>
+          <w:tcPr>
+            <w:tcW w:w="704" w:type="dxa"/>
+            <w:tcBorders>
+              <w:top w:val="single" w:sz="4" w:space="0" w:color="000000"/>
+              <w:left w:val="single" w:sz="4" w:space="0" w:color="000000"/>
+              <w:bottom w:val="single" w:sz="4" w:space="0" w:color="000000"/>
+              <w:right w:val="single" w:sz="4" w:space="0" w:color="000000"/>
+            </w:tcBorders>
+          </w:tcPr>
+          <w:p>
+            <w:r>
+              <w:t>69.</w:t>
+            </w:r>
+          </w:p>
+        </w:tc>
+        <w:tc>
+          <w:tcPr>
+            <w:tcW w:w="7371" w:type="dxa"/>
+            <w:tcBorders>
+              <w:top w:val="single" w:sz="4" w:space="0" w:color="000000"/>
+              <w:left w:val="single" w:sz="4" w:space="0" w:color="000000"/>
+              <w:bottom w:val="single" w:sz="4" w:space="0" w:color="000000"/>
+              <w:right w:val="single" w:sz="4" w:space="0" w:color="000000"/>
+            </w:tcBorders>
+          </w:tcPr>
+          <w:p>
+            <w:pPr>
+              <w:rPr>
+                <w:b/>
+                <w:bCs/>
+              </w:rPr>
+            </w:pPr>
+            <w:r>
+              <w:t>STD: Walks Forward 10 steps</w:t>
+            </w:r>
+          </w:p>
+        </w:tc>
+        <w:tc>
+          <w:tcPr>
+            <w:tcW w:w="941" w:type="dxa"/>
+            <w:tcBorders>
+              <w:top w:val="single" w:sz="4" w:space="0" w:color="000000"/>
+              <w:left w:val="single" w:sz="4" w:space="0" w:color="000000"/>
+              <w:bottom w:val="single" w:sz="4" w:space="0" w:color="000000"/>
+              <w:right w:val="single" w:sz="4" w:space="0" w:color="000000"/>
+            </w:tcBorders>
+          </w:tcPr>
+          <w:p>
+            <w:pPr>
+              <w:rPr>
+                <w:b/>
+                <w:bCs/>
+              </w:rPr>
+            </w:pPr>
+          </w:p>
+        </w:tc>
+      </w:tr>
+      <w:tr>
+        <w:tc>
+          <w:tcPr>
+            <w:tcW w:w="704" w:type="dxa"/>
+            <w:tcBorders>
+              <w:top w:val="single" w:sz="4" w:space="0" w:color="000000"/>
+              <w:left w:val="single" w:sz="4" w:space="0" w:color="000000"/>
+              <w:bottom w:val="single" w:sz="4" w:space="0" w:color="000000"/>
+              <w:right w:val="single" w:sz="4" w:space="0" w:color="000000"/>
+            </w:tcBorders>
+          </w:tcPr>
+          <w:p>
+            <w:r>
+              <w:t>70.</w:t>
+            </w:r>
+          </w:p>
+        </w:tc>
+        <w:tc>
+          <w:tcPr>
+            <w:tcW w:w="7371" w:type="dxa"/>
+            <w:tcBorders>
+              <w:top w:val="single" w:sz="4" w:space="0" w:color="000000"/>
+              <w:left w:val="single" w:sz="4" w:space="0" w:color="000000"/>
+              <w:bottom w:val="single" w:sz="4" w:space="0" w:color="000000"/>
+              <w:right w:val="single" w:sz="4" w:space="0" w:color="000000"/>
+            </w:tcBorders>
+          </w:tcPr>
+          <w:p>
+            <w:pPr>
+              <w:rPr>
+                <w:b/>
+                <w:bCs/>
+              </w:rPr>
+            </w:pPr>
+            <w:r>
+              <w:t>STD: Walks Forward 10 steps. Stops, Turns 180, returns</w:t>
+            </w:r>
+          </w:p>
+        </w:tc>
+        <w:tc>
+          <w:tcPr>
+            <w:tcW w:w="941" w:type="dxa"/>
+            <w:tcBorders>
+              <w:top w:val="single" w:sz="4" w:space="0" w:color="000000"/>
+              <w:left w:val="single" w:sz="4" w:space="0" w:color="000000"/>
+              <w:bottom w:val="single" w:sz="4" w:space="0" w:color="000000"/>
+              <w:right w:val="single" w:sz="4" w:space="0" w:color="000000"/>
+            </w:tcBorders>
+          </w:tcPr>
+          <w:p>
+            <w:pPr>
+              <w:rPr>
+                <w:b/>
+                <w:bCs/>
+              </w:rPr>
+            </w:pPr>
+          </w:p>
+        </w:tc>
+      </w:tr>
+      <w:tr>
+        <w:tc>
+          <w:tcPr>
+            <w:tcW w:w="704" w:type="dxa"/>
+            <w:tcBorders>
+              <w:top w:val="single" w:sz="4" w:space="0" w:color="000000"/>
+              <w:left w:val="single" w:sz="4" w:space="0" w:color="000000"/>
+              <w:bottom w:val="single" w:sz="4" w:space="0" w:color="000000"/>
+              <w:right w:val="single" w:sz="4" w:space="0" w:color="000000"/>
+            </w:tcBorders>
+          </w:tcPr>
+          <w:p>
+            <w:r>
+              <w:t>71.</w:t>
+            </w:r>
+          </w:p>
+        </w:tc>
+        <w:tc>
+          <w:tcPr>
+            <w:tcW w:w="7371" w:type="dxa"/>
+            <w:tcBorders>
+              <w:top w:val="single" w:sz="4" w:space="0" w:color="000000"/>
+              <w:left w:val="single" w:sz="4" w:space="0" w:color="000000"/>
+              <w:bottom w:val="single" w:sz="4" w:space="0" w:color="000000"/>
+              <w:right w:val="single" w:sz="4" w:space="0" w:color="000000"/>
+            </w:tcBorders>
+          </w:tcPr>
+          <w:p>
+            <w:pPr>
+              <w:rPr>
+                <w:b/>
+                <w:bCs/>
+              </w:rPr>
+            </w:pPr>
+            <w:r>
+              <w:t>STD: Walks Backwards 10 steps</w:t>
+            </w:r>
+          </w:p>
+        </w:tc>
+        <w:tc>
+          <w:tcPr>
+            <w:tcW w:w="941" w:type="dxa"/>
+            <w:tcBorders>
+              <w:top w:val="single" w:sz="4" w:space="0" w:color="000000"/>
+              <w:left w:val="single" w:sz="4" w:space="0" w:color="000000"/>
+              <w:bottom w:val="single" w:sz="4" w:space="0" w:color="000000"/>
+              <w:right w:val="single" w:sz="4" w:space="0" w:color="000000"/>
+            </w:tcBorders>
+          </w:tcPr>
+          <w:p>
+            <w:pPr>
+              <w:rPr>
+                <w:b/>
+                <w:bCs/>
+              </w:rPr>
+            </w:pPr>
+          </w:p>
+        </w:tc>
+      </w:tr>
+      <w:tr>
+        <w:tc>
+          <w:tcPr>
+            <w:tcW w:w="704" w:type="dxa"/>
+            <w:tcBorders>
+              <w:top w:val="single" w:sz="4" w:space="0" w:color="000000"/>
+              <w:left w:val="single" w:sz="4" w:space="0" w:color="000000"/>
+              <w:bottom w:val="single" w:sz="4" w:space="0" w:color="000000"/>
+              <w:right w:val="single" w:sz="4" w:space="0" w:color="000000"/>
+            </w:tcBorders>
+          </w:tcPr>
+          <w:p>
+            <w:r>
+              <w:t>72.</w:t>
+            </w:r>
+          </w:p>
+        </w:tc>
+        <w:tc>
+          <w:tcPr>
+            <w:tcW w:w="7371" w:type="dxa"/>
+            <w:tcBorders>
+              <w:top w:val="single" w:sz="4" w:space="0" w:color="000000"/>
+              <w:left w:val="single" w:sz="4" w:space="0" w:color="000000"/>
+              <w:bottom w:val="single" w:sz="4" w:space="0" w:color="000000"/>
+              <w:right w:val="single" w:sz="4" w:space="0" w:color="000000"/>
+            </w:tcBorders>
+          </w:tcPr>
+          <w:p>
+            <w:pPr>
+              <w:rPr>
+                <w:b/>
+                <w:bCs/>
+              </w:rPr>
+            </w:pPr>
+            <w:r>
+              <w:t>STD: Walks Forward 10 steps, carrying a large object with 2 hands</w:t>
+            </w:r>
+          </w:p>
+        </w:tc>
+        <w:tc>
+          <w:tcPr>
+            <w:tcW w:w="941" w:type="dxa"/>
+            <w:tcBorders>
+              <w:top w:val="single" w:sz="4" w:space="0" w:color="000000"/>
+              <w:left w:val="single" w:sz="4" w:space="0" w:color="000000"/>
+              <w:bottom w:val="single" w:sz="4" w:space="0" w:color="000000"/>
+              <w:right w:val="single" w:sz="4" w:space="0" w:color="000000"/>
+            </w:tcBorders>
+          </w:tcPr>
+          <w:p>
+            <w:pPr>
+              <w:rPr>
+                <w:b/>
+                <w:bCs/>
+              </w:rPr>
+            </w:pPr>
+          </w:p>
+        </w:tc>
+      </w:tr>
+      <w:tr>
+        <w:tc>
+          <w:tcPr>
+            <w:tcW w:w="704" w:type="dxa"/>
+            <w:tcBorders>
+              <w:top w:val="single" w:sz="4" w:space="0" w:color="000000"/>
+              <w:left w:val="single" w:sz="4" w:space="0" w:color="000000"/>
+              <w:bottom w:val="single" w:sz="4" w:space="0" w:color="000000"/>
+              <w:right w:val="single" w:sz="4" w:space="0" w:color="000000"/>
+            </w:tcBorders>
+          </w:tcPr>
+          <w:p>
+            <w:r>
+              <w:t>73.</w:t>
+            </w:r>
+          </w:p>
+        </w:tc>
+        <w:tc>
+          <w:tcPr>
+            <w:tcW w:w="7371" w:type="dxa"/>
+            <w:tcBorders>
+              <w:top w:val="single" w:sz="4" w:space="0" w:color="000000"/>
+              <w:left w:val="single" w:sz="4" w:space="0" w:color="000000"/>
+              <w:bottom w:val="single" w:sz="4" w:space="0" w:color="000000"/>
+              <w:right w:val="single" w:sz="4" w:space="0" w:color="000000"/>
+            </w:tcBorders>
+          </w:tcPr>
+          <w:p>
+            <w:pPr>
+              <w:rPr>
+                <w:b/>
+                <w:bCs/>
+              </w:rPr>
+            </w:pPr>
+            <w:r>
+              <w:t>STD: Walks Forward 10 consecutive steps between parallel lines 20cm apart</w:t>
+            </w:r>
+          </w:p>
+        </w:tc>
+        <w:tc>
+          <w:tcPr>
+            <w:tcW w:w="941" w:type="dxa"/>
+            <w:tcBorders>
+              <w:top w:val="single" w:sz="4" w:space="0" w:color="000000"/>
+              <w:left w:val="single" w:sz="4" w:space="0" w:color="000000"/>
+              <w:bottom w:val="single" w:sz="4" w:space="0" w:color="000000"/>
+              <w:right w:val="single" w:sz="4" w:space="0" w:color="000000"/>
+            </w:tcBorders>
+          </w:tcPr>
+          <w:p>
+            <w:pPr>
+              <w:rPr>
+                <w:b/>
+                <w:bCs/>
+              </w:rPr>
+            </w:pPr>
+          </w:p>
+        </w:tc>
+      </w:tr>
+      <w:tr>
+        <w:tc>
+          <w:tcPr>
+            <w:tcW w:w="704" w:type="dxa"/>
+            <w:tcBorders>
+              <w:top w:val="single" w:sz="4" w:space="0" w:color="000000"/>
+              <w:left w:val="single" w:sz="4" w:space="0" w:color="000000"/>
+              <w:bottom w:val="single" w:sz="4" w:space="0" w:color="000000"/>
+              <w:right w:val="single" w:sz="4" w:space="0" w:color="000000"/>
+            </w:tcBorders>
+          </w:tcPr>
+          <w:p>
+            <w:r>
+              <w:t>74.</w:t>
+            </w:r>
+          </w:p>
+        </w:tc>
+        <w:tc>
+          <w:tcPr>
+            <w:tcW w:w="7371" w:type="dxa"/>
+            <w:tcBorders>
+              <w:top w:val="single" w:sz="4" w:space="0" w:color="000000"/>
+              <w:left w:val="single" w:sz="4" w:space="0" w:color="000000"/>
+              <w:bottom w:val="single" w:sz="4" w:space="0" w:color="000000"/>
+              <w:right w:val="single" w:sz="4" w:space="0" w:color="000000"/>
+            </w:tcBorders>
+          </w:tcPr>
+          <w:p>
+            <w:pPr>
+              <w:rPr>
+                <w:b/>
+                <w:bCs/>
+              </w:rPr>
+            </w:pPr>
+            <w:r>
+              <w:t>STD: Walks Forward 10 consecutive steps between parallel lines 2cm wide</w:t>
+            </w:r>
+          </w:p>
+        </w:tc>
+        <w:tc>
+          <w:tcPr>
+            <w:tcW w:w="941" w:type="dxa"/>
+            <w:tcBorders>
+              <w:top w:val="single" w:sz="4" w:space="0" w:color="000000"/>
+              <w:left w:val="single" w:sz="4" w:space="0" w:color="000000"/>
+              <w:bottom w:val="single" w:sz="4" w:space="0" w:color="000000"/>
+              <w:right w:val="single" w:sz="4" w:space="0" w:color="000000"/>
+            </w:tcBorders>
+          </w:tcPr>
+          <w:p>
+            <w:pPr>
+              <w:rPr>
+                <w:b/>
+                <w:bCs/>
+              </w:rPr>
+            </w:pPr>
+          </w:p>
+        </w:tc>
+      </w:tr>
+      <w:tr>
+        <w:tc>
+          <w:tcPr>
+            <w:tcW w:w="704" w:type="dxa"/>
+            <w:tcBorders>
+              <w:top w:val="single" w:sz="4" w:space="0" w:color="000000"/>
+              <w:left w:val="single" w:sz="4" w:space="0" w:color="000000"/>
+              <w:bottom w:val="single" w:sz="4" w:space="0" w:color="000000"/>
+              <w:right w:val="single" w:sz="4" w:space="0" w:color="000000"/>
+            </w:tcBorders>
+          </w:tcPr>
+          <w:p>
+            <w:r>
+              <w:t>75.</w:t>
+            </w:r>
+          </w:p>
+        </w:tc>
+        <w:tc>
+          <w:tcPr>
+            <w:tcW w:w="7371" w:type="dxa"/>
+            <w:tcBorders>
+              <w:top w:val="single" w:sz="4" w:space="0" w:color="000000"/>
+              <w:left w:val="single" w:sz="4" w:space="0" w:color="000000"/>
+              <w:bottom w:val="single" w:sz="4" w:space="0" w:color="000000"/>
+              <w:right w:val="single" w:sz="4" w:space="0" w:color="000000"/>
+            </w:tcBorders>
+          </w:tcPr>
+          <w:p>
+            <w:pPr>
+              <w:rPr>
+                <w:b/>
+                <w:bCs/>
+              </w:rPr>
+            </w:pPr>
+            <w:r>
+              <w:t>STD: Steps over stick at knee level, R Foot leading</w:t>
+            </w:r>
+          </w:p>
+        </w:tc>
+        <w:tc>
+          <w:tcPr>
+            <w:tcW w:w="941" w:type="dxa"/>
+            <w:tcBorders>
+              <w:top w:val="single" w:sz="4" w:space="0" w:color="000000"/>
+              <w:left w:val="single" w:sz="4" w:space="0" w:color="000000"/>
+              <w:bottom w:val="single" w:sz="4" w:space="0" w:color="000000"/>
+              <w:right w:val="single" w:sz="4" w:space="0" w:color="000000"/>
+            </w:tcBorders>
+          </w:tcPr>
+          <w:p>
+            <w:pPr>
+              <w:rPr>
+                <w:b/>
+                <w:bCs/>
+              </w:rPr>
+            </w:pPr>
+          </w:p>
+        </w:tc>
+      </w:tr>
+      <w:tr>
+        <w:tc>
+          <w:tcPr>
+            <w:tcW w:w="704" w:type="dxa"/>
+            <w:tcBorders>
+              <w:top w:val="single" w:sz="4" w:space="0" w:color="000000"/>
+              <w:left w:val="single" w:sz="4" w:space="0" w:color="000000"/>
+              <w:bottom w:val="single" w:sz="4" w:space="0" w:color="000000"/>
+              <w:right w:val="single" w:sz="4" w:space="0" w:color="000000"/>
+            </w:tcBorders>
+          </w:tcPr>
+          <w:p>
+            <w:r>
+              <w:t>76.</w:t>
+            </w:r>
+          </w:p>
+        </w:tc>
+        <w:tc>
+          <w:tcPr>
+            <w:tcW w:w="7371" w:type="dxa"/>
+            <w:tcBorders>
+              <w:top w:val="single" w:sz="4" w:space="0" w:color="000000"/>
+              <w:left w:val="single" w:sz="4" w:space="0" w:color="000000"/>
+              <w:bottom w:val="single" w:sz="4" w:space="0" w:color="000000"/>
+              <w:right w:val="single" w:sz="4" w:space="0" w:color="000000"/>
+            </w:tcBorders>
+          </w:tcPr>
+          <w:p>
+            <w:pPr>
+              <w:rPr>
+                <w:b/>
+                <w:bCs/>
+              </w:rPr>
+            </w:pPr>
+            <w:r>
+              <w:t>STD: Steps over stick at knee level, L Foot leading</w:t>
+            </w:r>
+          </w:p>
+        </w:tc>
+        <w:tc>
+          <w:tcPr>
+            <w:tcW w:w="941" w:type="dxa"/>
+            <w:tcBorders>
+              <w:top w:val="single" w:sz="4" w:space="0" w:color="000000"/>
+              <w:left w:val="single" w:sz="4" w:space="0" w:color="000000"/>
+              <w:bottom w:val="single" w:sz="4" w:space="0" w:color="000000"/>
+              <w:right w:val="single" w:sz="4" w:space="0" w:color="000000"/>
+            </w:tcBorders>
+          </w:tcPr>
+          <w:p>
+            <w:pPr>
+              <w:rPr>
+                <w:b/>
+                <w:bCs/>
+              </w:rPr>
+            </w:pPr>
+          </w:p>
+        </w:tc>
+      </w:tr>
+      <w:tr>
+        <w:tc>
+          <w:tcPr>
+            <w:tcW w:w="704" w:type="dxa"/>
+            <w:tcBorders>
+              <w:top w:val="single" w:sz="4" w:space="0" w:color="000000"/>
+              <w:left w:val="single" w:sz="4" w:space="0" w:color="000000"/>
+              <w:bottom w:val="single" w:sz="4" w:space="0" w:color="000000"/>
+              <w:right w:val="single" w:sz="4" w:space="0" w:color="000000"/>
+            </w:tcBorders>
+          </w:tcPr>
+          <w:p>
+            <w:r>
+              <w:t>77.</w:t>
+            </w:r>
+          </w:p>
+        </w:tc>
+        <w:tc>
+          <w:tcPr>
+            <w:tcW w:w="7371" w:type="dxa"/>
+            <w:tcBorders>
+              <w:top w:val="single" w:sz="4" w:space="0" w:color="000000"/>
+              <w:left w:val="single" w:sz="4" w:space="0" w:color="000000"/>
+              <w:bottom w:val="single" w:sz="4" w:space="0" w:color="000000"/>
+              <w:right w:val="single" w:sz="4" w:space="0" w:color="000000"/>
+            </w:tcBorders>
+          </w:tcPr>
+          <w:p>
+            <w:pPr>
+              <w:rPr>
+                <w:b/>
+                <w:bCs/>
+              </w:rPr>
+            </w:pPr>
+            <w:r>
+              <w:t>STD: Runs 4.5cm, stops and returns</w:t>
+            </w:r>
+          </w:p>
+        </w:tc>
+        <w:tc>
+          <w:tcPr>
+            <w:tcW w:w="941" w:type="dxa"/>
+            <w:tcBorders>
+              <w:top w:val="single" w:sz="4" w:space="0" w:color="000000"/>
+              <w:left w:val="single" w:sz="4" w:space="0" w:color="000000"/>
+              <w:bottom w:val="single" w:sz="4" w:space="0" w:color="000000"/>
+              <w:right w:val="single" w:sz="4" w:space="0" w:color="000000"/>
+            </w:tcBorders>
+          </w:tcPr>
+          <w:p>
+            <w:pPr>
+              <w:rPr>
+                <w:b/>
+                <w:bCs/>
+              </w:rPr>
+            </w:pPr>
+          </w:p>
+        </w:tc>
+      </w:tr>
+      <w:tr>
+        <w:tc>
+          <w:tcPr>
+            <w:tcW w:w="704" w:type="dxa"/>
+            <w:tcBorders>
+              <w:top w:val="single" w:sz="4" w:space="0" w:color="000000"/>
+              <w:left w:val="single" w:sz="4" w:space="0" w:color="000000"/>
+              <w:bottom w:val="single" w:sz="4" w:space="0" w:color="000000"/>
+              <w:right w:val="single" w:sz="4" w:space="0" w:color="000000"/>
+            </w:tcBorders>
+          </w:tcPr>
+          <w:p>
+            <w:r>
+              <w:t>78.</w:t>
+            </w:r>
+          </w:p>
+        </w:tc>
+        <w:tc>
+          <w:tcPr>
+            <w:tcW w:w="7371" w:type="dxa"/>
+            <w:tcBorders>
+              <w:top w:val="single" w:sz="4" w:space="0" w:color="000000"/>
+              <w:left w:val="single" w:sz="4" w:space="0" w:color="000000"/>
+              <w:bottom w:val="single" w:sz="4" w:space="0" w:color="000000"/>
+              <w:right w:val="single" w:sz="4" w:space="0" w:color="000000"/>
+            </w:tcBorders>
+          </w:tcPr>
+          <w:p>
+            <w:pPr>
+              <w:rPr>
+                <w:b/>
+                <w:bCs/>
+              </w:rPr>
+            </w:pPr>
+            <w:r>
+              <w:t>STD: Kicks ball with R Foot</w:t>
+            </w:r>
+          </w:p>
+        </w:tc>
+        <w:tc>
+          <w:tcPr>
+            <w:tcW w:w="941" w:type="dxa"/>
+            <w:tcBorders>
+              <w:top w:val="single" w:sz="4" w:space="0" w:color="000000"/>
+              <w:left w:val="single" w:sz="4" w:space="0" w:color="000000"/>
+              <w:bottom w:val="single" w:sz="4" w:space="0" w:color="000000"/>
+              <w:right w:val="single" w:sz="4" w:space="0" w:color="000000"/>
+            </w:tcBorders>
+          </w:tcPr>
+          <w:p>
+            <w:pPr>
+              <w:rPr>
+                <w:b/>
+                <w:bCs/>
+              </w:rPr>
+            </w:pPr>
+          </w:p>
+        </w:tc>
+      </w:tr>
+      <w:tr>
+        <w:tc>
+          <w:tcPr>
+            <w:tcW w:w="704" w:type="dxa"/>
+            <w:tcBorders>
+              <w:top w:val="single" w:sz="4" w:space="0" w:color="000000"/>
+              <w:left w:val="single" w:sz="4" w:space="0" w:color="000000"/>
+              <w:bottom w:val="single" w:sz="4" w:space="0" w:color="000000"/>
+              <w:right w:val="single" w:sz="4" w:space="0" w:color="000000"/>
+            </w:tcBorders>
+          </w:tcPr>
+          <w:p>
+            <w:r>
+              <w:t>79.</w:t>
+            </w:r>
+          </w:p>
+        </w:tc>
+        <w:tc>
+          <w:tcPr>
+            <w:tcW w:w="7371" w:type="dxa"/>
+            <w:tcBorders>
+              <w:top w:val="single" w:sz="4" w:space="0" w:color="000000"/>
+              <w:left w:val="single" w:sz="4" w:space="0" w:color="000000"/>
+              <w:bottom w:val="single" w:sz="4" w:space="0" w:color="000000"/>
+              <w:right w:val="single" w:sz="4" w:space="0" w:color="000000"/>
+            </w:tcBorders>
+          </w:tcPr>
+          <w:p>
+            <w:pPr>
+              <w:rPr>
+                <w:b/>
+                <w:bCs/>
+              </w:rPr>
+            </w:pPr>
+            <w:r>
+              <w:t>STD: Kicks ball with L Foot</w:t>
+            </w:r>
+          </w:p>
+        </w:tc>
+        <w:tc>
+          <w:tcPr>
+            <w:tcW w:w="941" w:type="dxa"/>
+            <w:tcBorders>
+              <w:top w:val="single" w:sz="4" w:space="0" w:color="000000"/>
+              <w:left w:val="single" w:sz="4" w:space="0" w:color="000000"/>
+              <w:bottom w:val="single" w:sz="4" w:space="0" w:color="000000"/>
+              <w:right w:val="single" w:sz="4" w:space="0" w:color="000000"/>
+            </w:tcBorders>
+          </w:tcPr>
+          <w:p>
+            <w:pPr>
+              <w:rPr>
+                <w:b/>
+                <w:bCs/>
+              </w:rPr>
+            </w:pPr>
+          </w:p>
+        </w:tc>
+      </w:tr>
+      <w:tr>
+        <w:tc>
+          <w:tcPr>
+            <w:tcW w:w="704" w:type="dxa"/>
+            <w:tcBorders>
+              <w:top w:val="single" w:sz="4" w:space="0" w:color="000000"/>
+              <w:left w:val="single" w:sz="4" w:space="0" w:color="000000"/>
+              <w:bottom w:val="single" w:sz="4" w:space="0" w:color="000000"/>
+              <w:right w:val="single" w:sz="4" w:space="0" w:color="000000"/>
+            </w:tcBorders>
+          </w:tcPr>
+          <w:p>
+            <w:r>
+              <w:t>80.</w:t>
+            </w:r>
+          </w:p>
+        </w:tc>
+        <w:tc>
+          <w:tcPr>
+            <w:tcW w:w="7371" w:type="dxa"/>
+            <w:tcBorders>
+              <w:top w:val="single" w:sz="4" w:space="0" w:color="000000"/>
+              <w:left w:val="single" w:sz="4" w:space="0" w:color="000000"/>
+              <w:bottom w:val="single" w:sz="4" w:space="0" w:color="000000"/>
+              <w:right w:val="single" w:sz="4" w:space="0" w:color="000000"/>
+            </w:tcBorders>
+          </w:tcPr>
+          <w:p>
+            <w:pPr>
+              <w:rPr>
+                <w:b/>
+                <w:bCs/>
+              </w:rPr>
+            </w:pPr>
+            <w:r>
+              <w:t>STD: Jump 30cm high both feet simultaneously</w:t>
+            </w:r>
+          </w:p>
+        </w:tc>
+        <w:tc>
+          <w:tcPr>
+            <w:tcW w:w="941" w:type="dxa"/>
+            <w:tcBorders>
+              <w:top w:val="single" w:sz="4" w:space="0" w:color="000000"/>
+              <w:left w:val="single" w:sz="4" w:space="0" w:color="000000"/>
+              <w:bottom w:val="single" w:sz="4" w:space="0" w:color="000000"/>
+              <w:right w:val="single" w:sz="4" w:space="0" w:color="000000"/>
+            </w:tcBorders>
+          </w:tcPr>
+          <w:p>
+            <w:pPr>
+              <w:rPr>
+                <w:b/>
+                <w:bCs/>
+              </w:rPr>
+            </w:pPr>
+          </w:p>
+        </w:tc>
+      </w:tr>
+      <w:tr>
+        <w:tc>
+          <w:tcPr>
+            <w:tcW w:w="704" w:type="dxa"/>
+            <w:tcBorders>
+              <w:top w:val="single" w:sz="4" w:space="0" w:color="000000"/>
+              <w:left w:val="single" w:sz="4" w:space="0" w:color="000000"/>
+              <w:bottom w:val="single" w:sz="4" w:space="0" w:color="000000"/>
+              <w:right w:val="single" w:sz="4" w:space="0" w:color="000000"/>
+            </w:tcBorders>
+          </w:tcPr>
+          <w:p>
+            <w:r>
+              <w:t>81</w:t>
+            </w:r>
+          </w:p>
+        </w:tc>
+        <w:tc>
+          <w:tcPr>
+            <w:tcW w:w="7371" w:type="dxa"/>
+            <w:tcBorders>
+              <w:top w:val="single" w:sz="4" w:space="0" w:color="000000"/>
+              <w:left w:val="single" w:sz="4" w:space="0" w:color="000000"/>
+              <w:bottom w:val="single" w:sz="4" w:space="0" w:color="000000"/>
+              <w:right w:val="single" w:sz="4" w:space="0" w:color="000000"/>
+            </w:tcBorders>
+          </w:tcPr>
+          <w:p>
+            <w:pPr>
+              <w:rPr>
+                <w:b/>
+                <w:bCs/>
+              </w:rPr>
+            </w:pPr>
+            <w:r>
+              <w:t>STD: Jumps forward 30 cm, both feet simultaneously</w:t>
+            </w:r>
+          </w:p>
+        </w:tc>
+        <w:tc>
+          <w:tcPr>
+            <w:tcW w:w="941" w:type="dxa"/>
+            <w:tcBorders>
+              <w:top w:val="single" w:sz="4" w:space="0" w:color="000000"/>
+              <w:left w:val="single" w:sz="4" w:space="0" w:color="000000"/>
+              <w:bottom w:val="single" w:sz="4" w:space="0" w:color="000000"/>
+              <w:right w:val="single" w:sz="4" w:space="0" w:color="000000"/>
+            </w:tcBorders>
+          </w:tcPr>
+          <w:p>
+            <w:pPr>
+              <w:rPr>
+                <w:b/>
+                <w:bCs/>
+              </w:rPr>
+            </w:pPr>
+          </w:p>
+        </w:tc>
+      </w:tr>
+      <w:tr>
+        <w:tc>
+          <w:tcPr>
+            <w:tcW w:w="704" w:type="dxa"/>
+            <w:tcBorders>
+              <w:top w:val="single" w:sz="4" w:space="0" w:color="000000"/>
+              <w:left w:val="single" w:sz="4" w:space="0" w:color="000000"/>
+              <w:bottom w:val="single" w:sz="4" w:space="0" w:color="000000"/>
+              <w:right w:val="single" w:sz="4" w:space="0" w:color="000000"/>
+            </w:tcBorders>
+          </w:tcPr>
+          <w:p>
+            <w:r>
+              <w:t>82.</w:t>
+            </w:r>
+          </w:p>
+        </w:tc>
+        <w:tc>
+          <w:tcPr>
+            <w:tcW w:w="7371" w:type="dxa"/>
+            <w:tcBorders>
+              <w:top w:val="single" w:sz="4" w:space="0" w:color="000000"/>
+              <w:left w:val="single" w:sz="4" w:space="0" w:color="000000"/>
+              <w:bottom w:val="single" w:sz="4" w:space="0" w:color="000000"/>
+              <w:right w:val="single" w:sz="4" w:space="0" w:color="000000"/>
+            </w:tcBorders>
+          </w:tcPr>
+          <w:p>
+            <w:pPr>
+              <w:rPr>
+                <w:b/>
+                <w:bCs/>
+              </w:rPr>
+            </w:pPr>
+            <w:r>
+              <w:t>STD ON R FOOT: Hops on R foot 10 times within a 60 cm circle</w:t>
+            </w:r>
+          </w:p>
+        </w:tc>
+        <w:tc>
+          <w:tcPr>
+            <w:tcW w:w="941" w:type="dxa"/>
+            <w:tcBorders>
+              <w:top w:val="single" w:sz="4" w:space="0" w:color="000000"/>
+              <w:left w:val="single" w:sz="4" w:space="0" w:color="000000"/>
+              <w:bottom w:val="single" w:sz="4" w:space="0" w:color="000000"/>
+              <w:right w:val="single" w:sz="4" w:space="0" w:color="000000"/>
+            </w:tcBorders>
+          </w:tcPr>
+          <w:p>
+            <w:pPr>
+              <w:rPr>
+                <w:b/>
+                <w:bCs/>
+              </w:rPr>
+            </w:pPr>
+          </w:p>
+        </w:tc>
+      </w:tr>
+      <w:tr>
+        <w:tc>
+          <w:tcPr>
+            <w:tcW w:w="704" w:type="dxa"/>
+            <w:tcBorders>
+              <w:top w:val="single" w:sz="4" w:space="0" w:color="000000"/>
+              <w:left w:val="single" w:sz="4" w:space="0" w:color="000000"/>
+              <w:bottom w:val="single" w:sz="4" w:space="0" w:color="000000"/>
+              <w:right w:val="single" w:sz="4" w:space="0" w:color="000000"/>
+            </w:tcBorders>
+          </w:tcPr>
+          <w:p>
+            <w:r>
+              <w:t>83.</w:t>
+            </w:r>
+          </w:p>
+        </w:tc>
+        <w:tc>
+          <w:tcPr>
+            <w:tcW w:w="7371" w:type="dxa"/>
+            <w:tcBorders>
+              <w:top w:val="single" w:sz="4" w:space="0" w:color="000000"/>
+              <w:left w:val="single" w:sz="4" w:space="0" w:color="000000"/>
+              <w:bottom w:val="single" w:sz="4" w:space="0" w:color="000000"/>
+              <w:right w:val="single" w:sz="4" w:space="0" w:color="000000"/>
+            </w:tcBorders>
+          </w:tcPr>
+          <w:p>
+            <w:pPr>
+              <w:rPr>
+                <w:b/>
+                <w:bCs/>
+              </w:rPr>
+            </w:pPr>
+            <w:r>
+              <w:t>STD ON L FOOT: Hops on L foot 10 times within a 60 cm circle</w:t>
+            </w:r>
+          </w:p>
+        </w:tc>
+        <w:tc>
+          <w:tcPr>
+            <w:tcW w:w="941" w:type="dxa"/>
+            <w:tcBorders>
+              <w:top w:val="single" w:sz="4" w:space="0" w:color="000000"/>
+              <w:left w:val="single" w:sz="4" w:space="0" w:color="000000"/>
+              <w:bottom w:val="single" w:sz="4" w:space="0" w:color="000000"/>
+              <w:right w:val="single" w:sz="4" w:space="0" w:color="000000"/>
+            </w:tcBorders>
+          </w:tcPr>
+          <w:p>
+            <w:pPr>
+              <w:rPr>
+                <w:b/>
+                <w:bCs/>
+              </w:rPr>
+            </w:pPr>
+          </w:p>
+        </w:tc>
+      </w:tr>
+      <w:tr>
+        <w:tc>
+          <w:tcPr>
+            <w:tcW w:w="704" w:type="dxa"/>
+            <w:tcBorders>
+              <w:top w:val="single" w:sz="4" w:space="0" w:color="000000"/>
+              <w:left w:val="single" w:sz="4" w:space="0" w:color="000000"/>
+              <w:bottom w:val="single" w:sz="4" w:space="0" w:color="000000"/>
+              <w:right w:val="single" w:sz="4" w:space="0" w:color="000000"/>
+            </w:tcBorders>
+          </w:tcPr>
+          <w:p>
+            <w:r>
+              <w:t>84.</w:t>
+            </w:r>
+          </w:p>
+        </w:tc>
+        <w:tc>
+          <w:tcPr>
+            <w:tcW w:w="7371" w:type="dxa"/>
+            <w:tcBorders>
+              <w:top w:val="single" w:sz="4" w:space="0" w:color="000000"/>
+              <w:left w:val="single" w:sz="4" w:space="0" w:color="000000"/>
+              <w:bottom w:val="single" w:sz="4" w:space="0" w:color="000000"/>
+              <w:right w:val="single" w:sz="4" w:space="0" w:color="000000"/>
+            </w:tcBorders>
+          </w:tcPr>
+          <w:p>
+            <w:pPr>
+              <w:rPr>
+                <w:b/>
+                <w:bCs/>
+              </w:rPr>
+            </w:pPr>
+            <w:r>
+              <w:t>STD, Holding 1 RAIL: Walks up 4 steps, holding 1 rail, alternate feet</w:t>
+            </w:r>
+          </w:p>
+        </w:tc>
+        <w:tc>
+          <w:tcPr>
+            <w:tcW w:w="941" w:type="dxa"/>
+            <w:tcBorders>
+              <w:top w:val="single" w:sz="4" w:space="0" w:color="000000"/>
+              <w:left w:val="single" w:sz="4" w:space="0" w:color="000000"/>
+              <w:bottom w:val="single" w:sz="4" w:space="0" w:color="000000"/>
+              <w:right w:val="single" w:sz="4" w:space="0" w:color="000000"/>
+            </w:tcBorders>
+          </w:tcPr>
+          <w:p>
+            <w:pPr>
+              <w:rPr>
+                <w:b/>
+                <w:bCs/>
+              </w:rPr>
+            </w:pPr>
+          </w:p>
+        </w:tc>
+      </w:tr>
+      <w:tr>
+        <w:tc>
+          <w:tcPr>
+            <w:tcW w:w="704" w:type="dxa"/>
+            <w:tcBorders>
+              <w:top w:val="single" w:sz="4" w:space="0" w:color="000000"/>
+              <w:left w:val="single" w:sz="4" w:space="0" w:color="000000"/>
+              <w:bottom w:val="single" w:sz="4" w:space="0" w:color="000000"/>
+              <w:right w:val="single" w:sz="4" w:space="0" w:color="000000"/>
+            </w:tcBorders>
+          </w:tcPr>
+          <w:p>
+            <w:r>
+              <w:t>85</w:t>
+            </w:r>
+          </w:p>
+        </w:tc>
+        <w:tc>
+          <w:tcPr>
+            <w:tcW w:w="7371" w:type="dxa"/>
+            <w:tcBorders>
+              <w:top w:val="single" w:sz="4" w:space="0" w:color="000000"/>
+              <w:left w:val="single" w:sz="4" w:space="0" w:color="000000"/>
+              <w:bottom w:val="single" w:sz="4" w:space="0" w:color="000000"/>
+              <w:right w:val="single" w:sz="4" w:space="0" w:color="000000"/>
+            </w:tcBorders>
+          </w:tcPr>
+          <w:p>
+            <w:pPr>
+              <w:rPr>
+                <w:b/>
+                <w:bCs/>
+              </w:rPr>
+            </w:pPr>
+            <w:r>
+              <w:t>STD, HOLDING 1 RAIL: Walks down 4 steps, holding 1 rail, alternate feet</w:t>
+            </w:r>
+          </w:p>
+        </w:tc>
+        <w:tc>
+          <w:tcPr>
+            <w:tcW w:w="941" w:type="dxa"/>
+            <w:tcBorders>
+              <w:top w:val="single" w:sz="4" w:space="0" w:color="000000"/>
+              <w:left w:val="single" w:sz="4" w:space="0" w:color="000000"/>
+              <w:bottom w:val="single" w:sz="4" w:space="0" w:color="000000"/>
+              <w:right w:val="single" w:sz="4" w:space="0" w:color="000000"/>
+            </w:tcBorders>
+          </w:tcPr>
+          <w:p>
+            <w:pPr>
+              <w:rPr>
+                <w:b/>
+                <w:bCs/>
+              </w:rPr>
+            </w:pPr>
+          </w:p>
+        </w:tc>
+      </w:tr>
+      <w:tr>
+        <w:tc>
+          <w:tcPr>
+            <w:tcW w:w="704" w:type="dxa"/>
+            <w:tcBorders>
+              <w:top w:val="single" w:sz="4" w:space="0" w:color="000000"/>
+              <w:left w:val="single" w:sz="4" w:space="0" w:color="000000"/>
+              <w:bottom w:val="single" w:sz="4" w:space="0" w:color="000000"/>
+              <w:right w:val="single" w:sz="4" w:space="0" w:color="000000"/>
+            </w:tcBorders>
+          </w:tcPr>
+          <w:p>
+            <w:r>
+              <w:t>86.</w:t>
+            </w:r>
+          </w:p>
+        </w:tc>
+        <w:tc>
+          <w:tcPr>
+            <w:tcW w:w="7371" w:type="dxa"/>
+            <w:tcBorders>
+              <w:top w:val="single" w:sz="4" w:space="0" w:color="000000"/>
+              <w:left w:val="single" w:sz="4" w:space="0" w:color="000000"/>
+              <w:bottom w:val="single" w:sz="4" w:space="0" w:color="000000"/>
+              <w:right w:val="single" w:sz="4" w:space="0" w:color="000000"/>
+            </w:tcBorders>
+          </w:tcPr>
+          <w:p>
+            <w:pPr>
+              <w:rPr>
+                <w:b/>
+                <w:bCs/>
+              </w:rPr>
+            </w:pPr>
+            <w:r>
+              <w:t>STD: Walks up 4 steps, alternate feet</w:t>
+            </w:r>
+          </w:p>
+        </w:tc>
+        <w:tc>
+          <w:tcPr>
+            <w:tcW w:w="941" w:type="dxa"/>
+            <w:tcBorders>
+              <w:top w:val="single" w:sz="4" w:space="0" w:color="000000"/>
+              <w:left w:val="single" w:sz="4" w:space="0" w:color="000000"/>
+              <w:bottom w:val="single" w:sz="4" w:space="0" w:color="000000"/>
+              <w:right w:val="single" w:sz="4" w:space="0" w:color="000000"/>
+            </w:tcBorders>
+          </w:tcPr>
+          <w:p>
+            <w:pPr>
+              <w:rPr>
+                <w:b/>
+                <w:bCs/>
+              </w:rPr>
+            </w:pPr>
+          </w:p>
+        </w:tc>
+      </w:tr>
+      <w:tr>
+        <w:tc>
+          <w:tcPr>
+            <w:tcW w:w="704" w:type="dxa"/>
+            <w:tcBorders>
+              <w:top w:val="single" w:sz="4" w:space="0" w:color="000000"/>
+              <w:left w:val="single" w:sz="4" w:space="0" w:color="000000"/>
+              <w:bottom w:val="single" w:sz="4" w:space="0" w:color="000000"/>
+              <w:right w:val="single" w:sz="4" w:space="0" w:color="000000"/>
+            </w:tcBorders>
+          </w:tcPr>
+          <w:p>
+            <w:r>
+              <w:t>87.</w:t>
+            </w:r>
+          </w:p>
+        </w:tc>
+        <w:tc>
+          <w:tcPr>
+            <w:tcW w:w="7371" w:type="dxa"/>
+            <w:tcBorders>
+              <w:top w:val="single" w:sz="4" w:space="0" w:color="000000"/>
+              <w:left w:val="single" w:sz="4" w:space="0" w:color="000000"/>
+              <w:bottom w:val="single" w:sz="4" w:space="0" w:color="000000"/>
+              <w:right w:val="single" w:sz="4" w:space="0" w:color="000000"/>
+            </w:tcBorders>
+          </w:tcPr>
+          <w:p>
+            <w:pPr>
+              <w:rPr>
+                <w:b/>
+                <w:bCs/>
+              </w:rPr>
+            </w:pPr>
+            <w:r>
+              <w:t>STD: Walks down 4 steps, alternating feet</w:t>
+            </w:r>
+          </w:p>
+        </w:tc>
+        <w:tc>
+          <w:tcPr>
+            <w:tcW w:w="941" w:type="dxa"/>
+            <w:tcBorders>
+              <w:top w:val="single" w:sz="4" w:space="0" w:color="000000"/>
+              <w:left w:val="single" w:sz="4" w:space="0" w:color="000000"/>
+              <w:bottom w:val="single" w:sz="4" w:space="0" w:color="000000"/>
+              <w:right w:val="single" w:sz="4" w:space="0" w:color="000000"/>
+            </w:tcBorders>
+          </w:tcPr>
+          <w:p>
+            <w:pPr>
+              <w:rPr>
+                <w:b/>
+                <w:bCs/>
+              </w:rPr>
+            </w:pPr>
+          </w:p>
+        </w:tc>
+      </w:tr>
+      <w:tr>
+        <w:tc>
+          <w:tcPr>
+            <w:tcW w:w="704" w:type="dxa"/>
+            <w:tcBorders>
+              <w:top w:val="single" w:sz="4" w:space="0" w:color="000000"/>
+              <w:left w:val="single" w:sz="4" w:space="0" w:color="000000"/>
+              <w:bottom w:val="single" w:sz="4" w:space="0" w:color="000000"/>
+              <w:right w:val="single" w:sz="4" w:space="0" w:color="000000"/>
+            </w:tcBorders>
+          </w:tcPr>
+          <w:p>
+            <w:r>
+              <w:t>88.</w:t>
+            </w:r>
+          </w:p>
+        </w:tc>
+        <w:tc>
+          <w:tcPr>
+            <w:tcW w:w="7371" w:type="dxa"/>
+            <w:tcBorders>
+              <w:top w:val="single" w:sz="4" w:space="0" w:color="000000"/>
+              <w:left w:val="single" w:sz="4" w:space="0" w:color="000000"/>
+              <w:bottom w:val="single" w:sz="4" w:space="0" w:color="000000"/>
+              <w:right w:val="single" w:sz="4" w:space="0" w:color="000000"/>
+            </w:tcBorders>
+          </w:tcPr>
+          <w:p>
+            <w:pPr>
+              <w:rPr>
+                <w:b/>
+                <w:bCs/>
+              </w:rPr>
+            </w:pPr>
+            <w:r>
+              <w:t xml:space="preserve">STD ON 15CM STEP: Jumps off, Both feet simultaneously </w:t>
+            </w:r>
+          </w:p>
+        </w:tc>
+        <w:tc>
+          <w:tcPr>
+            <w:tcW w:w="941" w:type="dxa"/>
+            <w:tcBorders>
+              <w:top w:val="single" w:sz="4" w:space="0" w:color="000000"/>
+              <w:left w:val="single" w:sz="4" w:space="0" w:color="000000"/>
+              <w:bottom w:val="single" w:sz="4" w:space="0" w:color="000000"/>
+              <w:right w:val="single" w:sz="4" w:space="0" w:color="000000"/>
+            </w:tcBorders>
+          </w:tcPr>
+          <w:p>
+            <w:pPr>
+              <w:rPr>
+                <w:b/>
+                <w:bCs/>
+              </w:rPr>
+            </w:pPr>
+          </w:p>
+        </w:tc>
+      </w:tr>
+    </w:tbl>
+    <w:p/>
     <w:p/>
     <w:sectPr>
       <w:pgSz w:w="11906" w:h="16838"/>

--- a/GMFCS.docx
+++ b/GMFCS.docx
@@ -1,6 +1,6 @@
 
 <file path=word/document.xml><?xml version="1.0" encoding="utf-8"?>
-<w:document xmlns:wpc="http://schemas.microsoft.com/office/word/2010/wordprocessingCanvas" xmlns:cx="http://schemas.microsoft.com/office/drawing/2014/chartex" xmlns:cx1="http://schemas.microsoft.com/office/drawing/2015/9/8/chartex" xmlns:cx2="http://schemas.microsoft.com/office/drawing/2015/10/21/chartex" xmlns:cx3="http://schemas.microsoft.com/office/drawing/2016/5/9/chartex" xmlns:cx4="http://schemas.microsoft.com/office/drawing/2016/5/10/chartex" xmlns:cx5="http://schemas.microsoft.com/office/drawing/2016/5/11/chartex" xmlns:cx6="http://schemas.microsoft.com/office/drawing/2016/5/12/chartex" xmlns:cx7="http://schemas.microsoft.com/office/drawing/2016/5/13/chartex" xmlns:cx8="http://schemas.microsoft.com/office/drawing/2016/5/14/chartex" xmlns:mc="http://schemas.openxmlformats.org/markup-compatibility/2006" xmlns:aink="http://schemas.microsoft.com/office/drawing/2016/ink" xmlns:am3d="http://schemas.microsoft.com/office/drawing/2017/model3d" xmlns:o="urn:schemas-microsoft-com:office:office" xmlns:oel="http://schemas.microsoft.com/office/2019/extlst" xmlns:r="http://schemas.openxmlformats.org/officeDocument/2006/relationships" xmlns:m="http://schemas.openxmlformats.org/officeDocument/2006/math" xmlns:v="urn:schemas-microsoft-com:vml" xmlns:wp14="http://schemas.microsoft.com/office/word/2010/wordprocessingDrawing" xmlns:wp="http://schemas.openxmlformats.org/drawingml/2006/wordprocessingDrawing" xmlns:w10="urn:schemas-microsoft-com:office:word" xmlns:w="http://schemas.openxmlformats.org/wordprocessingml/2006/main" xmlns:w14="http://schemas.microsoft.com/office/word/2010/wordml" xmlns:w15="http://schemas.microsoft.com/office/word/2012/wordml" xmlns:w16cex="http://schemas.microsoft.com/office/word/2018/wordml/cex" xmlns:w16cid="http://schemas.microsoft.com/office/word/2016/wordml/cid" xmlns:w16="http://schemas.microsoft.com/office/word/2018/wordml" xmlns:w16du="http://schemas.microsoft.com/office/word/2023/wordml/word16du" xmlns:w16sdtdh="http://schemas.microsoft.com/office/word/2020/wordml/sdtdatahash" xmlns:w16sdtfl="http://schemas.microsoft.com/office/word/2024/wordml/sdtformatlock" xmlns:w16se="http://schemas.microsoft.com/office/word/2015/wordml/symex" xmlns:wpg="http://schemas.microsoft.com/office/word/2010/wordprocessingGroup" xmlns:wpi="http://schemas.microsoft.com/office/word/2010/wordprocessingInk" xmlns:wne="http://schemas.microsoft.com/office/word/2006/wordml" xmlns:wps="http://schemas.microsoft.com/office/word/2010/wordprocessingShape" mc:Ignorable="w14 w15 w16se w16cid w16 w16cex w16sdtdh w16sdtfl w16du wp14">
+<w:document xmlns:wpc="http://schemas.microsoft.com/office/word/2010/wordprocessingCanvas" xmlns:cx="http://schemas.microsoft.com/office/drawing/2014/chartex" xmlns:cx1="http://schemas.microsoft.com/office/drawing/2015/9/8/chartex" xmlns:cx2="http://schemas.microsoft.com/office/drawing/2015/10/21/chartex" xmlns:cx3="http://schemas.microsoft.com/office/drawing/2016/5/9/chartex" xmlns:cx4="http://schemas.microsoft.com/office/drawing/2016/5/10/chartex" xmlns:cx5="http://schemas.microsoft.com/office/drawing/2016/5/11/chartex" xmlns:cx6="http://schemas.microsoft.com/office/drawing/2016/5/12/chartex" xmlns:cx7="http://schemas.microsoft.com/office/drawing/2016/5/13/chartex" xmlns:cx8="http://schemas.microsoft.com/office/drawing/2016/5/14/chartex" xmlns:mc="http://schemas.openxmlformats.org/markup-compatibility/2006" xmlns:aink="http://schemas.microsoft.com/office/drawing/2016/ink" xmlns:am3d="http://schemas.microsoft.com/office/drawing/2017/model3d" xmlns:o="urn:schemas-microsoft-com:office:office" xmlns:oel="http://schemas.microsoft.com/office/2019/extlst" xmlns:r="http://schemas.openxmlformats.org/officeDocument/2006/relationships" xmlns:m="http://schemas.openxmlformats.org/officeDocument/2006/math" xmlns:v="urn:schemas-microsoft-com:vml" xmlns:wp14="http://schemas.microsoft.com/office/word/2010/wordprocessingDrawing" xmlns:wp="http://schemas.openxmlformats.org/drawingml/2006/wordprocessingDrawing" xmlns:w10="urn:schemas-microsoft-com:office:word" xmlns:w="http://schemas.openxmlformats.org/wordprocessingml/2006/main" xmlns:w14="http://schemas.microsoft.com/office/word/2010/wordml" xmlns:w15="http://schemas.microsoft.com/office/word/2012/wordml" xmlns:w16cei="http://schemas.microsoft.com/office/word/2026/wordml/cei" xmlns:w16cex="http://schemas.microsoft.com/office/word/2018/wordml/cex" xmlns:w16cid="http://schemas.microsoft.com/office/word/2016/wordml/cid" xmlns:w16="http://schemas.microsoft.com/office/word/2018/wordml" xmlns:w16du="http://schemas.microsoft.com/office/word/2023/wordml/word16du" xmlns:w16sdtdh="http://schemas.microsoft.com/office/word/2020/wordml/sdtdatahash" xmlns:w16sdtfl="http://schemas.microsoft.com/office/word/2024/wordml/sdtformatlock" xmlns:w16se="http://schemas.microsoft.com/office/word/2015/wordml/symex" xmlns:wpg="http://schemas.microsoft.com/office/word/2010/wordprocessingGroup" xmlns:wpi="http://schemas.microsoft.com/office/word/2010/wordprocessingInk" xmlns:wne="http://schemas.microsoft.com/office/word/2006/wordml" xmlns:wps="http://schemas.microsoft.com/office/word/2010/wordprocessingShape" mc:Ignorable="w14 w15 w16se w16cid w16 w16cex w16sdtdh w16sdtfl w16du wp14">
   <w:body>
     <w:p>
       <w:pPr>
@@ -46,13 +46,15 @@
         </w:rPr>
         <w:t xml:space="preserve"> </w:t>
       </w:r>
+      <w:proofErr w:type="spellStart"/>
       <w:r>
         <w:rPr>
           <w:b/>
           <w:bCs/>
         </w:rPr>
-        <w:t>Sussy Baka</w:t>
+        <w:t>xyzz</w:t>
       </w:r>
+      <w:proofErr w:type="spellEnd"/>
     </w:p>
     <w:p>
       <w:pPr>
@@ -102,8 +104,17 @@
           <w:b/>
           <w:bCs/>
         </w:rPr>
-        <w:t xml:space="preserve"> Xyz</w:t>
+        <w:t xml:space="preserve"> </w:t>
       </w:r>
+      <w:proofErr w:type="spellStart"/>
+      <w:r>
+        <w:rPr>
+          <w:b/>
+          <w:bCs/>
+        </w:rPr>
+        <w:t>abc</w:t>
+      </w:r>
+      <w:proofErr w:type="spellEnd"/>
     </w:p>
     <w:p>
       <w:pPr>
@@ -1951,7 +1962,15 @@
               </w:rPr>
             </w:pPr>
             <w:r>
-              <w:t>SIT ON MAT: Touches toy palced 45 behind child’s R side returns to start</w:t>
+              <w:t xml:space="preserve">SIT ON MAT: Touches toy </w:t>
+            </w:r>
+            <w:proofErr w:type="spellStart"/>
+            <w:r>
+              <w:t>palced</w:t>
+            </w:r>
+            <w:proofErr w:type="spellEnd"/>
+            <w:r>
+              <w:t xml:space="preserve"> 45 behind child’s R side returns to start</w:t>
             </w:r>
           </w:p>
         </w:tc>
@@ -2705,7 +2724,15 @@
               </w:rPr>
             </w:pPr>
             <w:r>
-              <w:t>PR: Creeps Forward 1.8 m(6 inches)</w:t>
+              <w:t xml:space="preserve">PR: Creeps Forward 1.8 </w:t>
+            </w:r>
+            <w:proofErr w:type="gramStart"/>
+            <w:r>
+              <w:t>m(</w:t>
+            </w:r>
+            <w:proofErr w:type="gramEnd"/>
+            <w:r>
+              <w:t>6 inches)</w:t>
             </w:r>
           </w:p>
         </w:tc>
@@ -2764,7 +2791,15 @@
               </w:rPr>
             </w:pPr>
             <w:r>
-              <w:t>4 POINT: Maintains, Weight on Hands and knees, 10 sec</w:t>
+              <w:t xml:space="preserve">4 </w:t>
+            </w:r>
+            <w:proofErr w:type="gramStart"/>
+            <w:r>
+              <w:t>POINT</w:t>
+            </w:r>
+            <w:proofErr w:type="gramEnd"/>
+            <w:r>
+              <w:t>: Maintains, Weight on Hands and knees, 10 sec</w:t>
             </w:r>
           </w:p>
         </w:tc>
@@ -2823,7 +2858,15 @@
               </w:rPr>
             </w:pPr>
             <w:r>
-              <w:t>4 POINT: Attains sit arms free</w:t>
+              <w:t xml:space="preserve">4 </w:t>
+            </w:r>
+            <w:proofErr w:type="gramStart"/>
+            <w:r>
+              <w:t>POINT</w:t>
+            </w:r>
+            <w:proofErr w:type="gramEnd"/>
+            <w:r>
+              <w:t>: Attains sit arms free</w:t>
             </w:r>
           </w:p>
         </w:tc>
@@ -2882,7 +2925,15 @@
               </w:rPr>
             </w:pPr>
             <w:r>
-              <w:t>PR: Attains 4 point, weight on hands and knees</w:t>
+              <w:t xml:space="preserve">PR: Attains </w:t>
+            </w:r>
+            <w:proofErr w:type="gramStart"/>
+            <w:r>
+              <w:t>4 point</w:t>
+            </w:r>
+            <w:proofErr w:type="gramEnd"/>
+            <w:r>
+              <w:t>, weight on hands and knees</w:t>
             </w:r>
           </w:p>
         </w:tc>
@@ -2941,7 +2992,15 @@
               </w:rPr>
             </w:pPr>
             <w:r>
-              <w:t>4 POINT: Reaches Forward with R Arm, Hand above shoulder level</w:t>
+              <w:t xml:space="preserve">4 </w:t>
+            </w:r>
+            <w:proofErr w:type="gramStart"/>
+            <w:r>
+              <w:t>POINT</w:t>
+            </w:r>
+            <w:proofErr w:type="gramEnd"/>
+            <w:r>
+              <w:t>: Reaches Forward with R Arm, Hand above shoulder level</w:t>
             </w:r>
           </w:p>
         </w:tc>
@@ -3000,7 +3059,15 @@
               </w:rPr>
             </w:pPr>
             <w:r>
-              <w:t>4 POINT: Reaches Forward with L Arm, Hand above shoulder level</w:t>
+              <w:t xml:space="preserve">4 </w:t>
+            </w:r>
+            <w:proofErr w:type="gramStart"/>
+            <w:r>
+              <w:t>POINT</w:t>
+            </w:r>
+            <w:proofErr w:type="gramEnd"/>
+            <w:r>
+              <w:t>: Reaches Forward with L Arm, Hand above shoulder level</w:t>
             </w:r>
           </w:p>
         </w:tc>
@@ -3059,7 +3126,15 @@
               </w:rPr>
             </w:pPr>
             <w:r>
-              <w:t>4 POINT: Crawls or Hitches Forward 1.8 m (6 inches)</w:t>
+              <w:t xml:space="preserve">4 </w:t>
+            </w:r>
+            <w:proofErr w:type="gramStart"/>
+            <w:r>
+              <w:t>POINT</w:t>
+            </w:r>
+            <w:proofErr w:type="gramEnd"/>
+            <w:r>
+              <w:t>: Crawls or Hitches Forward 1.8 m (6 inches)</w:t>
             </w:r>
           </w:p>
         </w:tc>
@@ -3118,7 +3193,15 @@
               </w:rPr>
             </w:pPr>
             <w:r>
-              <w:t>4 POINT: Crawls Reciprocally Forward 1.8m(6 inches)</w:t>
+              <w:t xml:space="preserve">4 </w:t>
+            </w:r>
+            <w:proofErr w:type="gramStart"/>
+            <w:r>
+              <w:t>POINT</w:t>
+            </w:r>
+            <w:proofErr w:type="gramEnd"/>
+            <w:r>
+              <w:t>: Crawls Reciprocally Forward 1.8m(6 inches)</w:t>
             </w:r>
           </w:p>
         </w:tc>
@@ -3177,7 +3260,15 @@
               </w:rPr>
             </w:pPr>
             <w:r>
-              <w:t>4 POINT: Crawls up to 4 steps on hands and knees/Feet</w:t>
+              <w:t xml:space="preserve">4 </w:t>
+            </w:r>
+            <w:proofErr w:type="gramStart"/>
+            <w:r>
+              <w:t>POINT</w:t>
+            </w:r>
+            <w:proofErr w:type="gramEnd"/>
+            <w:r>
+              <w:t>: Crawls up to 4 steps on hands and knees/Feet</w:t>
             </w:r>
           </w:p>
         </w:tc>
@@ -3236,7 +3327,15 @@
               </w:rPr>
             </w:pPr>
             <w:r>
-              <w:t>4 POINT: Crawls Backwards down 4 steps on hands and knees/feet</w:t>
+              <w:t xml:space="preserve">4 </w:t>
+            </w:r>
+            <w:proofErr w:type="gramStart"/>
+            <w:r>
+              <w:t>POINT</w:t>
+            </w:r>
+            <w:proofErr w:type="gramEnd"/>
+            <w:r>
+              <w:t>: Crawls Backwards down 4 steps on hands and knees/feet</w:t>
             </w:r>
           </w:p>
         </w:tc>
@@ -3295,7 +3394,15 @@
               </w:rPr>
             </w:pPr>
             <w:r>
-              <w:t>SIT ON MAT: Attains High kn using arms, maintains, arms free 10 sec</w:t>
+              <w:t xml:space="preserve">SIT ON MAT: Attains High </w:t>
+            </w:r>
+            <w:proofErr w:type="spellStart"/>
+            <w:r>
+              <w:t>kn</w:t>
+            </w:r>
+            <w:proofErr w:type="spellEnd"/>
+            <w:r>
+              <w:t xml:space="preserve"> using arms, maintains, arms free 10 sec</w:t>
             </w:r>
           </w:p>
         </w:tc>
@@ -3354,7 +3461,15 @@
               </w:rPr>
             </w:pPr>
             <w:r>
-              <w:t>HIGH KN: Attains half kn on R Knee using arms, maintains arms free, 10 sec</w:t>
+              <w:t xml:space="preserve">HIGH KN: Attains half </w:t>
+            </w:r>
+            <w:proofErr w:type="spellStart"/>
+            <w:r>
+              <w:t>kn</w:t>
+            </w:r>
+            <w:proofErr w:type="spellEnd"/>
+            <w:r>
+              <w:t xml:space="preserve"> on R Knee using arms, maintains arms free, 10 sec</w:t>
             </w:r>
           </w:p>
         </w:tc>
@@ -3413,7 +3528,15 @@
               </w:rPr>
             </w:pPr>
             <w:r>
-              <w:t>HIGH KN: Attains half kn on R Knee using arms, maintains arms free, 10 sec</w:t>
+              <w:t xml:space="preserve">HIGH KN: Attains half </w:t>
+            </w:r>
+            <w:proofErr w:type="spellStart"/>
+            <w:r>
+              <w:t>kn</w:t>
+            </w:r>
+            <w:proofErr w:type="spellEnd"/>
+            <w:r>
+              <w:t xml:space="preserve"> on R Knee using arms, maintains arms free, 10 sec</w:t>
             </w:r>
           </w:p>
         </w:tc>
@@ -3472,7 +3595,15 @@
               </w:rPr>
             </w:pPr>
             <w:r>
-              <w:t>HIGH KN: Kn walks forward 10 steps, arms free</w:t>
+              <w:t xml:space="preserve">HIGH KN: </w:t>
+            </w:r>
+            <w:proofErr w:type="spellStart"/>
+            <w:r>
+              <w:t>Kn</w:t>
+            </w:r>
+            <w:proofErr w:type="spellEnd"/>
+            <w:r>
+              <w:t xml:space="preserve"> walks forward 10 steps, arms free</w:t>
             </w:r>
           </w:p>
         </w:tc>
@@ -4166,7 +4297,15 @@
               </w:rPr>
             </w:pPr>
             <w:r>
-              <w:t>HIGH KN: Attains STD through half kn R knee, without using arms</w:t>
+              <w:t xml:space="preserve">HIGH KN: Attains STD through half </w:t>
+            </w:r>
+            <w:proofErr w:type="spellStart"/>
+            <w:r>
+              <w:t>kn</w:t>
+            </w:r>
+            <w:proofErr w:type="spellEnd"/>
+            <w:r>
+              <w:t xml:space="preserve"> R knee, without using arms</w:t>
             </w:r>
           </w:p>
         </w:tc>
@@ -4225,7 +4364,15 @@
               </w:rPr>
             </w:pPr>
             <w:r>
-              <w:t>HIGH KN: Attains STD through half kn l knee, without using arms</w:t>
+              <w:t xml:space="preserve">HIGH KN: Attains STD through half </w:t>
+            </w:r>
+            <w:proofErr w:type="spellStart"/>
+            <w:r>
+              <w:t>kn</w:t>
+            </w:r>
+            <w:proofErr w:type="spellEnd"/>
+            <w:r>
+              <w:t xml:space="preserve"> l knee, without using arms</w:t>
             </w:r>
           </w:p>
         </w:tc>
@@ -4610,8 +4757,17 @@
                 <w:b/>
                 <w:bCs/>
               </w:rPr>
-              <w:t>Walking and Running</w:t>
-            </w:r>
+              <w:t xml:space="preserve">Walking and </w:t>
+            </w:r>
+            <w:proofErr w:type="gramStart"/>
+            <w:r>
+              <w:rPr>
+                <w:b/>
+                <w:bCs/>
+              </w:rPr>
+              <w:t>Running</w:t>
+            </w:r>
+            <w:proofErr w:type="gramEnd"/>
           </w:p>
         </w:tc>
         <w:tc>
@@ -4965,7 +5121,15 @@
               </w:rPr>
             </w:pPr>
             <w:r>
-              <w:t>STD: Walks Forward 10 steps. Stops, Turns 180, returns</w:t>
+              <w:t xml:space="preserve">STD: Walks Forward 10 steps. Stops, </w:t>
+            </w:r>
+            <w:proofErr w:type="gramStart"/>
+            <w:r>
+              <w:t>Turns</w:t>
+            </w:r>
+            <w:proofErr w:type="gramEnd"/>
+            <w:r>
+              <w:t xml:space="preserve"> 180, returns</w:t>
             </w:r>
           </w:p>
         </w:tc>
@@ -5791,7 +5955,15 @@
               </w:rPr>
             </w:pPr>
             <w:r>
-              <w:t>STD, Holding 1 RAIL: Walks up 4 steps, holding 1 rail, alternate feet</w:t>
+              <w:t xml:space="preserve">STD, </w:t>
+            </w:r>
+            <w:proofErr w:type="gramStart"/>
+            <w:r>
+              <w:t>Holding</w:t>
+            </w:r>
+            <w:proofErr w:type="gramEnd"/>
+            <w:r>
+              <w:t xml:space="preserve"> 1 RAIL: Walks up 4 steps, holding 1 rail, alternate feet</w:t>
             </w:r>
           </w:p>
         </w:tc>
@@ -6094,7 +6266,38 @@
           <w:b/>
           <w:bCs/>
         </w:rPr>
-        <w:t>Name: Sussy Baka</w:t>
+        <w:t>Name:</w:t>
+      </w:r>
+      <w:r>
+        <w:rPr>
+          <w:b/>
+          <w:bCs/>
+        </w:rPr>
+        <w:t xml:space="preserve"> </w:t>
+      </w:r>
+      <w:proofErr w:type="spellStart"/>
+      <w:r>
+        <w:rPr>
+          <w:b/>
+          <w:bCs/>
+        </w:rPr>
+        <w:t>xyzz</w:t>
+      </w:r>
+      <w:proofErr w:type="spellEnd"/>
+    </w:p>
+    <w:p>
+      <w:pPr>
+        <w:rPr>
+          <w:b/>
+          <w:bCs/>
+        </w:rPr>
+      </w:pPr>
+      <w:r>
+        <w:rPr>
+          <w:b/>
+          <w:bCs/>
+        </w:rPr>
+        <w:t>Assessment Date; 26 December 2024</w:t>
       </w:r>
     </w:p>
     <w:p>
@@ -6109,51 +6312,17 @@
           <w:b/>
           <w:bCs/>
         </w:rPr>
-        <w:t>Assessment Date; 2</w:t>
+        <w:t xml:space="preserve">Evaluator’s name: </w:t>
       </w:r>
+      <w:proofErr w:type="spellStart"/>
       <w:r>
         <w:rPr>
           <w:b/>
           <w:bCs/>
         </w:rPr>
-        <w:t>6</w:t>
+        <w:t>abc</w:t>
       </w:r>
-      <w:r>
-        <w:rPr>
-          <w:b/>
-          <w:bCs/>
-        </w:rPr>
-        <w:t xml:space="preserve"> </w:t>
-      </w:r>
-      <w:r>
-        <w:rPr>
-          <w:b/>
-          <w:bCs/>
-        </w:rPr>
-        <w:t xml:space="preserve">December </w:t>
-      </w:r>
-      <w:r>
-        <w:rPr>
-          <w:b/>
-          <w:bCs/>
-        </w:rPr>
-        <w:t>2024</w:t>
-      </w:r>
-    </w:p>
-    <w:p>
-      <w:pPr>
-        <w:rPr>
-          <w:b/>
-          <w:bCs/>
-        </w:rPr>
-      </w:pPr>
-      <w:r>
-        <w:rPr>
-          <w:b/>
-          <w:bCs/>
-        </w:rPr>
-        <w:t>Evaluator’s name: Xyz</w:t>
-      </w:r>
+      <w:proofErr w:type="spellEnd"/>
     </w:p>
     <w:p>
       <w:pPr>
@@ -7998,7 +8167,15 @@
               </w:rPr>
             </w:pPr>
             <w:r>
-              <w:t>SIT ON MAT: Touches toy palced 45 behind child’s R side returns to start</w:t>
+              <w:t xml:space="preserve">SIT ON MAT: Touches toy </w:t>
+            </w:r>
+            <w:proofErr w:type="spellStart"/>
+            <w:r>
+              <w:t>palced</w:t>
+            </w:r>
+            <w:proofErr w:type="spellEnd"/>
+            <w:r>
+              <w:t xml:space="preserve"> 45 behind child’s R side returns to start</w:t>
             </w:r>
           </w:p>
         </w:tc>
@@ -8749,7 +8926,15 @@
               </w:rPr>
             </w:pPr>
             <w:r>
-              <w:t>PR: Creeps Forward 1.8 m(6 inches)</w:t>
+              <w:t xml:space="preserve">PR: Creeps Forward 1.8 </w:t>
+            </w:r>
+            <w:proofErr w:type="gramStart"/>
+            <w:r>
+              <w:t>m(</w:t>
+            </w:r>
+            <w:proofErr w:type="gramEnd"/>
+            <w:r>
+              <w:t>6 inches)</w:t>
             </w:r>
           </w:p>
         </w:tc>
@@ -8808,7 +8993,15 @@
               </w:rPr>
             </w:pPr>
             <w:r>
-              <w:t>4 POINT: Maintains, Weight on Hands and knees, 10 sec</w:t>
+              <w:t xml:space="preserve">4 </w:t>
+            </w:r>
+            <w:proofErr w:type="gramStart"/>
+            <w:r>
+              <w:t>POINT</w:t>
+            </w:r>
+            <w:proofErr w:type="gramEnd"/>
+            <w:r>
+              <w:t>: Maintains, Weight on Hands and knees, 10 sec</w:t>
             </w:r>
           </w:p>
         </w:tc>
@@ -8867,7 +9060,15 @@
               </w:rPr>
             </w:pPr>
             <w:r>
-              <w:t>4 POINT: Attains sit arms free</w:t>
+              <w:t xml:space="preserve">4 </w:t>
+            </w:r>
+            <w:proofErr w:type="gramStart"/>
+            <w:r>
+              <w:t>POINT</w:t>
+            </w:r>
+            <w:proofErr w:type="gramEnd"/>
+            <w:r>
+              <w:t>: Attains sit arms free</w:t>
             </w:r>
           </w:p>
         </w:tc>
@@ -8926,7 +9127,15 @@
               </w:rPr>
             </w:pPr>
             <w:r>
-              <w:t>PR: Attains 4 point, weight on hands and knees</w:t>
+              <w:t xml:space="preserve">PR: Attains </w:t>
+            </w:r>
+            <w:proofErr w:type="gramStart"/>
+            <w:r>
+              <w:t>4 point</w:t>
+            </w:r>
+            <w:proofErr w:type="gramEnd"/>
+            <w:r>
+              <w:t>, weight on hands and knees</w:t>
             </w:r>
           </w:p>
         </w:tc>
@@ -8985,7 +9194,15 @@
               </w:rPr>
             </w:pPr>
             <w:r>
-              <w:t>4 POINT: Reaches Forward with R Arm, Hand above shoulder level</w:t>
+              <w:t xml:space="preserve">4 </w:t>
+            </w:r>
+            <w:proofErr w:type="gramStart"/>
+            <w:r>
+              <w:t>POINT</w:t>
+            </w:r>
+            <w:proofErr w:type="gramEnd"/>
+            <w:r>
+              <w:t>: Reaches Forward with R Arm, Hand above shoulder level</w:t>
             </w:r>
           </w:p>
         </w:tc>
@@ -9044,7 +9261,15 @@
               </w:rPr>
             </w:pPr>
             <w:r>
-              <w:t>4 POINT: Reaches Forward with L Arm, Hand above shoulder level</w:t>
+              <w:t xml:space="preserve">4 </w:t>
+            </w:r>
+            <w:proofErr w:type="gramStart"/>
+            <w:r>
+              <w:t>POINT</w:t>
+            </w:r>
+            <w:proofErr w:type="gramEnd"/>
+            <w:r>
+              <w:t>: Reaches Forward with L Arm, Hand above shoulder level</w:t>
             </w:r>
           </w:p>
         </w:tc>
@@ -9104,7 +9329,15 @@
               </w:rPr>
             </w:pPr>
             <w:r>
-              <w:t>4 POINT: Crawls or Hitches Forward 1.8 m (6 inches)</w:t>
+              <w:t xml:space="preserve">4 </w:t>
+            </w:r>
+            <w:proofErr w:type="gramStart"/>
+            <w:r>
+              <w:t>POINT</w:t>
+            </w:r>
+            <w:proofErr w:type="gramEnd"/>
+            <w:r>
+              <w:t>: Crawls or Hitches Forward 1.8 m (6 inches)</w:t>
             </w:r>
           </w:p>
         </w:tc>
@@ -9163,7 +9396,15 @@
               </w:rPr>
             </w:pPr>
             <w:r>
-              <w:t>4 POINT: Crawls Reciprocally Forward 1.8m(6 inches)</w:t>
+              <w:t xml:space="preserve">4 </w:t>
+            </w:r>
+            <w:proofErr w:type="gramStart"/>
+            <w:r>
+              <w:t>POINT</w:t>
+            </w:r>
+            <w:proofErr w:type="gramEnd"/>
+            <w:r>
+              <w:t>: Crawls Reciprocally Forward 1.8m(6 inches)</w:t>
             </w:r>
           </w:p>
         </w:tc>
@@ -9222,7 +9463,15 @@
               </w:rPr>
             </w:pPr>
             <w:r>
-              <w:t>4 POINT: Crawls up to 4 steps on hands and knees/Feet</w:t>
+              <w:t xml:space="preserve">4 </w:t>
+            </w:r>
+            <w:proofErr w:type="gramStart"/>
+            <w:r>
+              <w:t>POINT</w:t>
+            </w:r>
+            <w:proofErr w:type="gramEnd"/>
+            <w:r>
+              <w:t>: Crawls up to 4 steps on hands and knees/Feet</w:t>
             </w:r>
           </w:p>
         </w:tc>
@@ -9281,7 +9530,15 @@
               </w:rPr>
             </w:pPr>
             <w:r>
-              <w:t>4 POINT: Crawls Backwards down 4 steps on hands and knees/feet</w:t>
+              <w:t xml:space="preserve">4 </w:t>
+            </w:r>
+            <w:proofErr w:type="gramStart"/>
+            <w:r>
+              <w:t>POINT</w:t>
+            </w:r>
+            <w:proofErr w:type="gramEnd"/>
+            <w:r>
+              <w:t>: Crawls Backwards down 4 steps on hands and knees/feet</w:t>
             </w:r>
           </w:p>
         </w:tc>
@@ -9340,7 +9597,15 @@
               </w:rPr>
             </w:pPr>
             <w:r>
-              <w:t>SIT ON MAT: Attains High kn using arms, maintains, arms free 10 sec</w:t>
+              <w:t xml:space="preserve">SIT ON MAT: Attains High </w:t>
+            </w:r>
+            <w:proofErr w:type="spellStart"/>
+            <w:r>
+              <w:t>kn</w:t>
+            </w:r>
+            <w:proofErr w:type="spellEnd"/>
+            <w:r>
+              <w:t xml:space="preserve"> using arms, maintains, arms free 10 sec</w:t>
             </w:r>
           </w:p>
         </w:tc>
@@ -9399,7 +9664,15 @@
               </w:rPr>
             </w:pPr>
             <w:r>
-              <w:t>HIGH KN: Attains half kn on R Knee using arms, maintains arms free, 10 sec</w:t>
+              <w:t xml:space="preserve">HIGH KN: Attains half </w:t>
+            </w:r>
+            <w:proofErr w:type="spellStart"/>
+            <w:r>
+              <w:t>kn</w:t>
+            </w:r>
+            <w:proofErr w:type="spellEnd"/>
+            <w:r>
+              <w:t xml:space="preserve"> on R Knee using arms, maintains arms free, 10 sec</w:t>
             </w:r>
           </w:p>
         </w:tc>
@@ -9458,7 +9731,15 @@
               </w:rPr>
             </w:pPr>
             <w:r>
-              <w:t>HIGH KN: Attains half kn on R Knee using arms, maintains arms free, 10 sec</w:t>
+              <w:t xml:space="preserve">HIGH KN: Attains half </w:t>
+            </w:r>
+            <w:proofErr w:type="spellStart"/>
+            <w:r>
+              <w:t>kn</w:t>
+            </w:r>
+            <w:proofErr w:type="spellEnd"/>
+            <w:r>
+              <w:t xml:space="preserve"> on R Knee using arms, maintains arms free, 10 sec</w:t>
             </w:r>
           </w:p>
         </w:tc>
@@ -9517,7 +9798,15 @@
               </w:rPr>
             </w:pPr>
             <w:r>
-              <w:t>HIGH KN: Kn walks forward 10 steps, arms free</w:t>
+              <w:t xml:space="preserve">HIGH KN: </w:t>
+            </w:r>
+            <w:proofErr w:type="spellStart"/>
+            <w:r>
+              <w:t>Kn</w:t>
+            </w:r>
+            <w:proofErr w:type="spellEnd"/>
+            <w:r>
+              <w:t xml:space="preserve"> walks forward 10 steps, arms free</w:t>
             </w:r>
           </w:p>
         </w:tc>
@@ -10211,7 +10500,15 @@
               </w:rPr>
             </w:pPr>
             <w:r>
-              <w:t>HIGH KN: Attains STD through half kn R knee, without using arms</w:t>
+              <w:t xml:space="preserve">HIGH KN: Attains STD through half </w:t>
+            </w:r>
+            <w:proofErr w:type="spellStart"/>
+            <w:r>
+              <w:t>kn</w:t>
+            </w:r>
+            <w:proofErr w:type="spellEnd"/>
+            <w:r>
+              <w:t xml:space="preserve"> R knee, without using arms</w:t>
             </w:r>
           </w:p>
         </w:tc>
@@ -10270,7 +10567,15 @@
               </w:rPr>
             </w:pPr>
             <w:r>
-              <w:t>HIGH KN: Attains STD through half kn l knee, without using arms</w:t>
+              <w:t xml:space="preserve">HIGH KN: Attains STD through half </w:t>
+            </w:r>
+            <w:proofErr w:type="spellStart"/>
+            <w:r>
+              <w:t>kn</w:t>
+            </w:r>
+            <w:proofErr w:type="spellEnd"/>
+            <w:r>
+              <w:t xml:space="preserve"> l knee, without using arms</w:t>
             </w:r>
           </w:p>
         </w:tc>
@@ -10655,8 +10960,17 @@
                 <w:b/>
                 <w:bCs/>
               </w:rPr>
-              <w:t>Walking and Running</w:t>
-            </w:r>
+              <w:t xml:space="preserve">Walking and </w:t>
+            </w:r>
+            <w:proofErr w:type="gramStart"/>
+            <w:r>
+              <w:rPr>
+                <w:b/>
+                <w:bCs/>
+              </w:rPr>
+              <w:t>Running</w:t>
+            </w:r>
+            <w:proofErr w:type="gramEnd"/>
           </w:p>
         </w:tc>
         <w:tc>
@@ -11010,7 +11324,15 @@
               </w:rPr>
             </w:pPr>
             <w:r>
-              <w:t>STD: Walks Forward 10 steps. Stops, Turns 180, returns</w:t>
+              <w:t xml:space="preserve">STD: Walks Forward 10 steps. Stops, </w:t>
+            </w:r>
+            <w:proofErr w:type="gramStart"/>
+            <w:r>
+              <w:t>Turns</w:t>
+            </w:r>
+            <w:proofErr w:type="gramEnd"/>
+            <w:r>
+              <w:t xml:space="preserve"> 180, returns</w:t>
             </w:r>
           </w:p>
         </w:tc>
@@ -11836,7 +12158,15 @@
               </w:rPr>
             </w:pPr>
             <w:r>
-              <w:t>STD, Holding 1 RAIL: Walks up 4 steps, holding 1 rail, alternate feet</w:t>
+              <w:t xml:space="preserve">STD, </w:t>
+            </w:r>
+            <w:proofErr w:type="gramStart"/>
+            <w:r>
+              <w:t>Holding</w:t>
+            </w:r>
+            <w:proofErr w:type="gramEnd"/>
+            <w:r>
+              <w:t xml:space="preserve"> 1 RAIL: Walks up 4 steps, holding 1 rail, alternate feet</w:t>
             </w:r>
           </w:p>
         </w:tc>
@@ -12110,7 +12440,7 @@
 </file>
 
 <file path=word/endnotes.xml><?xml version="1.0" encoding="utf-8"?>
-<w:endnotes xmlns:wpc="http://schemas.microsoft.com/office/word/2010/wordprocessingCanvas" xmlns:cx="http://schemas.microsoft.com/office/drawing/2014/chartex" xmlns:cx1="http://schemas.microsoft.com/office/drawing/2015/9/8/chartex" xmlns:cx2="http://schemas.microsoft.com/office/drawing/2015/10/21/chartex" xmlns:cx3="http://schemas.microsoft.com/office/drawing/2016/5/9/chartex" xmlns:cx4="http://schemas.microsoft.com/office/drawing/2016/5/10/chartex" xmlns:cx5="http://schemas.microsoft.com/office/drawing/2016/5/11/chartex" xmlns:cx6="http://schemas.microsoft.com/office/drawing/2016/5/12/chartex" xmlns:cx7="http://schemas.microsoft.com/office/drawing/2016/5/13/chartex" xmlns:cx8="http://schemas.microsoft.com/office/drawing/2016/5/14/chartex" xmlns:mc="http://schemas.openxmlformats.org/markup-compatibility/2006" xmlns:aink="http://schemas.microsoft.com/office/drawing/2016/ink" xmlns:am3d="http://schemas.microsoft.com/office/drawing/2017/model3d" xmlns:o="urn:schemas-microsoft-com:office:office" xmlns:oel="http://schemas.microsoft.com/office/2019/extlst" xmlns:r="http://schemas.openxmlformats.org/officeDocument/2006/relationships" xmlns:m="http://schemas.openxmlformats.org/officeDocument/2006/math" xmlns:v="urn:schemas-microsoft-com:vml" xmlns:wp14="http://schemas.microsoft.com/office/word/2010/wordprocessingDrawing" xmlns:wp="http://schemas.openxmlformats.org/drawingml/2006/wordprocessingDrawing" xmlns:w10="urn:schemas-microsoft-com:office:word" xmlns:w="http://schemas.openxmlformats.org/wordprocessingml/2006/main" xmlns:w14="http://schemas.microsoft.com/office/word/2010/wordml" xmlns:w15="http://schemas.microsoft.com/office/word/2012/wordml" xmlns:w16cex="http://schemas.microsoft.com/office/word/2018/wordml/cex" xmlns:w16cid="http://schemas.microsoft.com/office/word/2016/wordml/cid" xmlns:w16="http://schemas.microsoft.com/office/word/2018/wordml" xmlns:w16du="http://schemas.microsoft.com/office/word/2023/wordml/word16du" xmlns:w16sdtdh="http://schemas.microsoft.com/office/word/2020/wordml/sdtdatahash" xmlns:w16sdtfl="http://schemas.microsoft.com/office/word/2024/wordml/sdtformatlock" xmlns:w16se="http://schemas.microsoft.com/office/word/2015/wordml/symex" xmlns:wpg="http://schemas.microsoft.com/office/word/2010/wordprocessingGroup" xmlns:wpi="http://schemas.microsoft.com/office/word/2010/wordprocessingInk" xmlns:wne="http://schemas.microsoft.com/office/word/2006/wordml" xmlns:wps="http://schemas.microsoft.com/office/word/2010/wordprocessingShape" mc:Ignorable="w14 w15 w16se w16cid w16 w16cex w16sdtdh w16sdtfl w16du wp14">
+<w:endnotes xmlns:wpc="http://schemas.microsoft.com/office/word/2010/wordprocessingCanvas" xmlns:cx="http://schemas.microsoft.com/office/drawing/2014/chartex" xmlns:cx1="http://schemas.microsoft.com/office/drawing/2015/9/8/chartex" xmlns:cx2="http://schemas.microsoft.com/office/drawing/2015/10/21/chartex" xmlns:cx3="http://schemas.microsoft.com/office/drawing/2016/5/9/chartex" xmlns:cx4="http://schemas.microsoft.com/office/drawing/2016/5/10/chartex" xmlns:cx5="http://schemas.microsoft.com/office/drawing/2016/5/11/chartex" xmlns:cx6="http://schemas.microsoft.com/office/drawing/2016/5/12/chartex" xmlns:cx7="http://schemas.microsoft.com/office/drawing/2016/5/13/chartex" xmlns:cx8="http://schemas.microsoft.com/office/drawing/2016/5/14/chartex" xmlns:mc="http://schemas.openxmlformats.org/markup-compatibility/2006" xmlns:aink="http://schemas.microsoft.com/office/drawing/2016/ink" xmlns:am3d="http://schemas.microsoft.com/office/drawing/2017/model3d" xmlns:o="urn:schemas-microsoft-com:office:office" xmlns:oel="http://schemas.microsoft.com/office/2019/extlst" xmlns:r="http://schemas.openxmlformats.org/officeDocument/2006/relationships" xmlns:m="http://schemas.openxmlformats.org/officeDocument/2006/math" xmlns:v="urn:schemas-microsoft-com:vml" xmlns:wp14="http://schemas.microsoft.com/office/word/2010/wordprocessingDrawing" xmlns:wp="http://schemas.openxmlformats.org/drawingml/2006/wordprocessingDrawing" xmlns:w10="urn:schemas-microsoft-com:office:word" xmlns:w="http://schemas.openxmlformats.org/wordprocessingml/2006/main" xmlns:w14="http://schemas.microsoft.com/office/word/2010/wordml" xmlns:w15="http://schemas.microsoft.com/office/word/2012/wordml" xmlns:w16cei="http://schemas.microsoft.com/office/word/2026/wordml/cei" xmlns:w16cex="http://schemas.microsoft.com/office/word/2018/wordml/cex" xmlns:w16cid="http://schemas.microsoft.com/office/word/2016/wordml/cid" xmlns:w16="http://schemas.microsoft.com/office/word/2018/wordml" xmlns:w16du="http://schemas.microsoft.com/office/word/2023/wordml/word16du" xmlns:w16sdtdh="http://schemas.microsoft.com/office/word/2020/wordml/sdtdatahash" xmlns:w16sdtfl="http://schemas.microsoft.com/office/word/2024/wordml/sdtformatlock" xmlns:w16se="http://schemas.microsoft.com/office/word/2015/wordml/symex" xmlns:wpg="http://schemas.microsoft.com/office/word/2010/wordprocessingGroup" xmlns:wpi="http://schemas.microsoft.com/office/word/2010/wordprocessingInk" xmlns:wne="http://schemas.microsoft.com/office/word/2006/wordml" xmlns:wps="http://schemas.microsoft.com/office/word/2010/wordprocessingShape" mc:Ignorable="w14 w15 w16se w16cid w16 w16cex w16sdtdh w16sdtfl w16du wp14">
   <w:endnote w:type="separator" w:id="-1">
     <w:p>
       <w:pPr>
@@ -12135,7 +12465,7 @@
 </file>
 
 <file path=word/footnotes.xml><?xml version="1.0" encoding="utf-8"?>
-<w:footnotes xmlns:wpc="http://schemas.microsoft.com/office/word/2010/wordprocessingCanvas" xmlns:cx="http://schemas.microsoft.com/office/drawing/2014/chartex" xmlns:cx1="http://schemas.microsoft.com/office/drawing/2015/9/8/chartex" xmlns:cx2="http://schemas.microsoft.com/office/drawing/2015/10/21/chartex" xmlns:cx3="http://schemas.microsoft.com/office/drawing/2016/5/9/chartex" xmlns:cx4="http://schemas.microsoft.com/office/drawing/2016/5/10/chartex" xmlns:cx5="http://schemas.microsoft.com/office/drawing/2016/5/11/chartex" xmlns:cx6="http://schemas.microsoft.com/office/drawing/2016/5/12/chartex" xmlns:cx7="http://schemas.microsoft.com/office/drawing/2016/5/13/chartex" xmlns:cx8="http://schemas.microsoft.com/office/drawing/2016/5/14/chartex" xmlns:mc="http://schemas.openxmlformats.org/markup-compatibility/2006" xmlns:aink="http://schemas.microsoft.com/office/drawing/2016/ink" xmlns:am3d="http://schemas.microsoft.com/office/drawing/2017/model3d" xmlns:o="urn:schemas-microsoft-com:office:office" xmlns:oel="http://schemas.microsoft.com/office/2019/extlst" xmlns:r="http://schemas.openxmlformats.org/officeDocument/2006/relationships" xmlns:m="http://schemas.openxmlformats.org/officeDocument/2006/math" xmlns:v="urn:schemas-microsoft-com:vml" xmlns:wp14="http://schemas.microsoft.com/office/word/2010/wordprocessingDrawing" xmlns:wp="http://schemas.openxmlformats.org/drawingml/2006/wordprocessingDrawing" xmlns:w10="urn:schemas-microsoft-com:office:word" xmlns:w="http://schemas.openxmlformats.org/wordprocessingml/2006/main" xmlns:w14="http://schemas.microsoft.com/office/word/2010/wordml" xmlns:w15="http://schemas.microsoft.com/office/word/2012/wordml" xmlns:w16cex="http://schemas.microsoft.com/office/word/2018/wordml/cex" xmlns:w16cid="http://schemas.microsoft.com/office/word/2016/wordml/cid" xmlns:w16="http://schemas.microsoft.com/office/word/2018/wordml" xmlns:w16du="http://schemas.microsoft.com/office/word/2023/wordml/word16du" xmlns:w16sdtdh="http://schemas.microsoft.com/office/word/2020/wordml/sdtdatahash" xmlns:w16sdtfl="http://schemas.microsoft.com/office/word/2024/wordml/sdtformatlock" xmlns:w16se="http://schemas.microsoft.com/office/word/2015/wordml/symex" xmlns:wpg="http://schemas.microsoft.com/office/word/2010/wordprocessingGroup" xmlns:wpi="http://schemas.microsoft.com/office/word/2010/wordprocessingInk" xmlns:wne="http://schemas.microsoft.com/office/word/2006/wordml" xmlns:wps="http://schemas.microsoft.com/office/word/2010/wordprocessingShape" mc:Ignorable="w14 w15 w16se w16cid w16 w16cex w16sdtdh w16sdtfl w16du wp14">
+<w:footnotes xmlns:wpc="http://schemas.microsoft.com/office/word/2010/wordprocessingCanvas" xmlns:cx="http://schemas.microsoft.com/office/drawing/2014/chartex" xmlns:cx1="http://schemas.microsoft.com/office/drawing/2015/9/8/chartex" xmlns:cx2="http://schemas.microsoft.com/office/drawing/2015/10/21/chartex" xmlns:cx3="http://schemas.microsoft.com/office/drawing/2016/5/9/chartex" xmlns:cx4="http://schemas.microsoft.com/office/drawing/2016/5/10/chartex" xmlns:cx5="http://schemas.microsoft.com/office/drawing/2016/5/11/chartex" xmlns:cx6="http://schemas.microsoft.com/office/drawing/2016/5/12/chartex" xmlns:cx7="http://schemas.microsoft.com/office/drawing/2016/5/13/chartex" xmlns:cx8="http://schemas.microsoft.com/office/drawing/2016/5/14/chartex" xmlns:mc="http://schemas.openxmlformats.org/markup-compatibility/2006" xmlns:aink="http://schemas.microsoft.com/office/drawing/2016/ink" xmlns:am3d="http://schemas.microsoft.com/office/drawing/2017/model3d" xmlns:o="urn:schemas-microsoft-com:office:office" xmlns:oel="http://schemas.microsoft.com/office/2019/extlst" xmlns:r="http://schemas.openxmlformats.org/officeDocument/2006/relationships" xmlns:m="http://schemas.openxmlformats.org/officeDocument/2006/math" xmlns:v="urn:schemas-microsoft-com:vml" xmlns:wp14="http://schemas.microsoft.com/office/word/2010/wordprocessingDrawing" xmlns:wp="http://schemas.openxmlformats.org/drawingml/2006/wordprocessingDrawing" xmlns:w10="urn:schemas-microsoft-com:office:word" xmlns:w="http://schemas.openxmlformats.org/wordprocessingml/2006/main" xmlns:w14="http://schemas.microsoft.com/office/word/2010/wordml" xmlns:w15="http://schemas.microsoft.com/office/word/2012/wordml" xmlns:w16cei="http://schemas.microsoft.com/office/word/2026/wordml/cei" xmlns:w16cex="http://schemas.microsoft.com/office/word/2018/wordml/cex" xmlns:w16cid="http://schemas.microsoft.com/office/word/2016/wordml/cid" xmlns:w16="http://schemas.microsoft.com/office/word/2018/wordml" xmlns:w16du="http://schemas.microsoft.com/office/word/2023/wordml/word16du" xmlns:w16sdtdh="http://schemas.microsoft.com/office/word/2020/wordml/sdtdatahash" xmlns:w16sdtfl="http://schemas.microsoft.com/office/word/2024/wordml/sdtformatlock" xmlns:w16se="http://schemas.microsoft.com/office/word/2015/wordml/symex" xmlns:wpg="http://schemas.microsoft.com/office/word/2010/wordprocessingGroup" xmlns:wpi="http://schemas.microsoft.com/office/word/2010/wordprocessingInk" xmlns:wne="http://schemas.microsoft.com/office/word/2006/wordml" xmlns:wps="http://schemas.microsoft.com/office/word/2010/wordprocessingShape" mc:Ignorable="w14 w15 w16se w16cid w16 w16cex w16sdtdh w16sdtfl w16du wp14">
   <w:footnote w:type="separator" w:id="-1">
     <w:p>
       <w:pPr>
